--- a/docs/INFORME TRABAJO PRACTICO INTEGRADOR_word.docx
+++ b/docs/INFORME TRABAJO PRACTICO INTEGRADOR_word.docx
@@ -11,6 +11,7 @@
           <w:lang w:val="es-ES"/>
         </w:rPr>
       </w:pPr>
+      <w:bookmarkStart w:id="0" w:name="_Toc231825726"/>
       <w:r>
         <w:rPr>
           <w:rFonts w:ascii="Calibri" w:eastAsia="Times New Roman" w:hAnsi="Calibri" w:cs="Calibri"/>
@@ -18,6 +19,7 @@
         </w:rPr>
         <w:t>Sistema de Semáforos Inteligentes</w:t>
       </w:r>
+      <w:bookmarkEnd w:id="0"/>
     </w:p>
     <w:p>
       <w:pPr>
@@ -45,7 +47,7 @@
     <w:p>
       <w:pPr>
         <w:spacing w:before="60" w:after="60"/>
-        <w:jc w:val="both"/>
+        <w:jc w:val="center"/>
         <w:divId w:val="1197817482"/>
         <w:rPr>
           <w:rFonts w:ascii="Calibri" w:hAnsi="Calibri" w:cs="Calibri"/>
@@ -70,7 +72,7 @@
     <w:p>
       <w:pPr>
         <w:spacing w:before="60" w:after="60"/>
-        <w:jc w:val="both"/>
+        <w:jc w:val="center"/>
         <w:divId w:val="1197817482"/>
         <w:rPr>
           <w:rFonts w:ascii="Calibri" w:hAnsi="Calibri" w:cs="Calibri"/>
@@ -94,7 +96,7 @@
     <w:p>
       <w:pPr>
         <w:spacing w:before="60" w:after="60"/>
-        <w:jc w:val="both"/>
+        <w:jc w:val="center"/>
         <w:divId w:val="1197817482"/>
         <w:rPr>
           <w:rFonts w:ascii="Calibri" w:hAnsi="Calibri" w:cs="Calibri"/>
@@ -118,7 +120,7 @@
     <w:p>
       <w:pPr>
         <w:spacing w:before="60" w:after="60"/>
-        <w:jc w:val="both"/>
+        <w:jc w:val="center"/>
         <w:divId w:val="1197817482"/>
         <w:rPr>
           <w:rFonts w:ascii="Calibri" w:hAnsi="Calibri" w:cs="Calibri"/>
@@ -141,44 +143,2263 @@
     </w:p>
     <w:p>
       <w:pPr>
-        <w:shd w:val="clear" w:color="auto" w:fill="F7FAFC"/>
-        <w:spacing w:after="100" w:afterAutospacing="1"/>
-        <w:outlineLvl w:val="3"/>
-        <w:divId w:val="1352873372"/>
-        <w:rPr>
-          <w:rFonts w:ascii="Calibri" w:eastAsia="Times New Roman" w:hAnsi="Calibri" w:cs="Calibri"/>
+        <w:spacing w:before="60" w:after="60"/>
+        <w:jc w:val="center"/>
+        <w:divId w:val="1197817482"/>
+        <w:rPr>
+          <w:rFonts w:ascii="Calibri" w:hAnsi="Calibri" w:cs="Calibri"/>
+          <w:color w:val="333333"/>
+          <w:sz w:val="22"/>
+          <w:szCs w:val="22"/>
+          <w:lang w:val="es-ES"/>
+        </w:rPr>
+      </w:pPr>
+      <w:r>
+        <w:rPr>
+          <w:rFonts w:ascii="Calibri" w:hAnsi="Calibri" w:cs="Calibri"/>
+          <w:color w:val="333333"/>
+          <w:sz w:val="22"/>
+          <w:szCs w:val="22"/>
+          <w:lang w:val="es-ES"/>
+        </w:rPr>
+        <w:t>Año Académico: 2026</w:t>
+      </w:r>
+    </w:p>
+    <w:p>
+      <w:pPr>
+        <w:pStyle w:val="Ttulo2"/>
+        <w:jc w:val="center"/>
+        <w:divId w:val="1995796581"/>
+        <w:rPr>
+          <w:rFonts w:ascii="Calibri" w:eastAsia="Times New Roman" w:hAnsi="Calibri" w:cs="Calibri"/>
+          <w:sz w:val="32"/>
+          <w:szCs w:val="32"/>
+          <w:u w:val="single"/>
+          <w:lang w:val="es-ES"/>
+        </w:rPr>
+      </w:pPr>
+      <w:bookmarkStart w:id="1" w:name="_Toc231825727"/>
+      <w:r>
+        <w:rPr>
+          <w:rFonts w:ascii="Calibri" w:eastAsia="Times New Roman" w:hAnsi="Calibri" w:cs="Calibri"/>
+          <w:sz w:val="32"/>
+          <w:szCs w:val="32"/>
+          <w:u w:val="single"/>
+          <w:lang w:val="es-ES"/>
+        </w:rPr>
+        <w:t xml:space="preserve">GRUPO </w:t>
+      </w:r>
+      <w:proofErr w:type="spellStart"/>
+      <w:r>
+        <w:rPr>
+          <w:rFonts w:ascii="Calibri" w:eastAsia="Times New Roman" w:hAnsi="Calibri" w:cs="Calibri"/>
+          <w:sz w:val="32"/>
+          <w:szCs w:val="32"/>
+          <w:u w:val="single"/>
+          <w:lang w:val="es-ES"/>
+        </w:rPr>
+        <w:t>N°</w:t>
+      </w:r>
+      <w:proofErr w:type="spellEnd"/>
+      <w:r>
+        <w:rPr>
+          <w:rFonts w:ascii="Calibri" w:eastAsia="Times New Roman" w:hAnsi="Calibri" w:cs="Calibri"/>
+          <w:sz w:val="32"/>
+          <w:szCs w:val="32"/>
+          <w:u w:val="single"/>
+          <w:lang w:val="es-ES"/>
+        </w:rPr>
+        <w:t xml:space="preserve"> 30</w:t>
+      </w:r>
+      <w:bookmarkEnd w:id="1"/>
+    </w:p>
+    <w:p>
+      <w:pPr>
+        <w:pStyle w:val="Ttulo2"/>
+        <w:divId w:val="1995796581"/>
+        <w:rPr>
+          <w:rFonts w:ascii="Calibri" w:eastAsia="Times New Roman" w:hAnsi="Calibri" w:cs="Calibri"/>
+          <w:sz w:val="28"/>
+          <w:szCs w:val="28"/>
+          <w:lang w:val="es-ES"/>
+        </w:rPr>
+      </w:pPr>
+      <w:bookmarkStart w:id="2" w:name="_Toc231825728"/>
+      <w:r>
+        <w:rPr>
+          <w:rFonts w:ascii="Calibri" w:eastAsia="Times New Roman" w:hAnsi="Calibri" w:cs="Calibri"/>
+          <w:sz w:val="28"/>
+          <w:szCs w:val="28"/>
+          <w:lang w:val="es-ES"/>
+        </w:rPr>
+        <w:t>INTEGRANTES:</w:t>
+      </w:r>
+      <w:bookmarkEnd w:id="2"/>
+    </w:p>
+    <w:p>
+      <w:pPr>
+        <w:pStyle w:val="Ttulo2"/>
+        <w:numPr>
+          <w:ilvl w:val="0"/>
+          <w:numId w:val="5"/>
+        </w:numPr>
+        <w:divId w:val="1995796581"/>
+        <w:rPr>
+          <w:rFonts w:ascii="Calibri" w:eastAsia="Times New Roman" w:hAnsi="Calibri" w:cs="Calibri"/>
+          <w:sz w:val="28"/>
+          <w:szCs w:val="28"/>
+          <w:lang w:val="es-ES"/>
+        </w:rPr>
+      </w:pPr>
+      <w:bookmarkStart w:id="3" w:name="_Toc231825729"/>
+      <w:r>
+        <w:rPr>
+          <w:rFonts w:ascii="Calibri" w:eastAsia="Times New Roman" w:hAnsi="Calibri" w:cs="Calibri"/>
+          <w:sz w:val="28"/>
+          <w:szCs w:val="28"/>
+          <w:lang w:val="es-ES"/>
+        </w:rPr>
+        <w:t>Zacarias Blanco, Fernando Ivan.</w:t>
+      </w:r>
+      <w:bookmarkEnd w:id="3"/>
+    </w:p>
+    <w:p>
+      <w:pPr>
+        <w:pStyle w:val="Ttulo2"/>
+        <w:numPr>
+          <w:ilvl w:val="0"/>
+          <w:numId w:val="5"/>
+        </w:numPr>
+        <w:divId w:val="1995796581"/>
+        <w:rPr>
+          <w:rFonts w:ascii="Calibri" w:eastAsia="Times New Roman" w:hAnsi="Calibri" w:cs="Calibri"/>
+          <w:sz w:val="28"/>
+          <w:szCs w:val="28"/>
+          <w:lang w:val="es-ES"/>
+        </w:rPr>
+      </w:pPr>
+      <w:bookmarkStart w:id="4" w:name="_Toc231825730"/>
+      <w:r>
+        <w:rPr>
+          <w:rFonts w:ascii="Calibri" w:eastAsia="Times New Roman" w:hAnsi="Calibri" w:cs="Calibri"/>
+          <w:sz w:val="28"/>
+          <w:szCs w:val="28"/>
+          <w:lang w:val="es-ES"/>
+        </w:rPr>
+        <w:t>XXXXX</w:t>
+      </w:r>
+      <w:bookmarkEnd w:id="4"/>
+    </w:p>
+    <w:p>
+      <w:pPr>
+        <w:pStyle w:val="Ttulo2"/>
+        <w:numPr>
+          <w:ilvl w:val="0"/>
+          <w:numId w:val="5"/>
+        </w:numPr>
+        <w:divId w:val="1995796581"/>
+        <w:rPr>
+          <w:rFonts w:ascii="Calibri" w:eastAsia="Times New Roman" w:hAnsi="Calibri" w:cs="Calibri"/>
+          <w:sz w:val="28"/>
+          <w:szCs w:val="28"/>
+          <w:lang w:val="es-ES"/>
+        </w:rPr>
+      </w:pPr>
+      <w:bookmarkStart w:id="5" w:name="_Toc231825731"/>
+      <w:r>
+        <w:rPr>
+          <w:rFonts w:ascii="Calibri" w:eastAsia="Times New Roman" w:hAnsi="Calibri" w:cs="Calibri"/>
+          <w:sz w:val="28"/>
+          <w:szCs w:val="28"/>
+          <w:lang w:val="es-ES"/>
+        </w:rPr>
+        <w:t>XXXX</w:t>
+      </w:r>
+      <w:bookmarkEnd w:id="5"/>
+    </w:p>
+    <w:p>
+      <w:pPr>
+        <w:pStyle w:val="Ttulo2"/>
+        <w:numPr>
+          <w:ilvl w:val="0"/>
+          <w:numId w:val="5"/>
+        </w:numPr>
+        <w:divId w:val="1995796581"/>
+        <w:rPr>
+          <w:rFonts w:ascii="Calibri" w:eastAsia="Times New Roman" w:hAnsi="Calibri" w:cs="Calibri"/>
+          <w:sz w:val="28"/>
+          <w:szCs w:val="28"/>
+          <w:lang w:val="es-ES"/>
+        </w:rPr>
+      </w:pPr>
+      <w:bookmarkStart w:id="6" w:name="_Toc231825732"/>
+      <w:r>
+        <w:rPr>
+          <w:rFonts w:ascii="Calibri" w:eastAsia="Times New Roman" w:hAnsi="Calibri" w:cs="Calibri"/>
+          <w:sz w:val="28"/>
+          <w:szCs w:val="28"/>
+          <w:lang w:val="es-ES"/>
+        </w:rPr>
+        <w:t>XXXX</w:t>
+      </w:r>
+      <w:bookmarkEnd w:id="6"/>
+    </w:p>
+    <w:p>
+      <w:pPr>
+        <w:pStyle w:val="Ttulo2"/>
+        <w:divId w:val="1995796581"/>
+        <w:rPr>
+          <w:rFonts w:ascii="Calibri" w:eastAsia="Times New Roman" w:hAnsi="Calibri" w:cs="Calibri"/>
+          <w:lang w:val="es-ES"/>
+        </w:rPr>
+      </w:pPr>
+    </w:p>
+    <w:p>
+      <w:pPr>
+        <w:pStyle w:val="Ttulo2"/>
+        <w:divId w:val="1995796581"/>
+        <w:rPr>
+          <w:rFonts w:ascii="Calibri" w:eastAsia="Times New Roman" w:hAnsi="Calibri" w:cs="Calibri"/>
+          <w:lang w:val="es-ES"/>
+        </w:rPr>
+      </w:pPr>
+    </w:p>
+    <w:p>
+      <w:pPr>
+        <w:pStyle w:val="Ttulo2"/>
+        <w:divId w:val="1995796581"/>
+        <w:rPr>
+          <w:rFonts w:ascii="Calibri" w:eastAsia="Times New Roman" w:hAnsi="Calibri" w:cs="Calibri"/>
+          <w:lang w:val="es-ES"/>
+        </w:rPr>
+      </w:pPr>
+    </w:p>
+    <w:p>
+      <w:pPr>
+        <w:pStyle w:val="Ttulo2"/>
+        <w:divId w:val="1995796581"/>
+        <w:rPr>
+          <w:rFonts w:ascii="Calibri" w:eastAsia="Times New Roman" w:hAnsi="Calibri" w:cs="Calibri"/>
+          <w:lang w:val="es-ES"/>
+        </w:rPr>
+      </w:pPr>
+    </w:p>
+    <w:sdt>
+      <w:sdtPr>
+        <w:rPr>
+          <w:rFonts w:ascii="Times New Roman" w:eastAsiaTheme="minorEastAsia" w:hAnsi="Times New Roman" w:cs="Times New Roman"/>
+          <w:color w:val="auto"/>
+          <w:sz w:val="24"/>
+          <w:szCs w:val="24"/>
+          <w:lang w:val="es-ES"/>
+        </w:rPr>
+        <w:id w:val="761419772"/>
+        <w:docPartObj>
+          <w:docPartGallery w:val="Table of Contents"/>
+          <w:docPartUnique/>
+        </w:docPartObj>
+      </w:sdtPr>
+      <w:sdtEndPr>
+        <w:rPr>
           <w:b/>
           <w:bCs/>
-          <w:color w:val="2B6CB0"/>
-          <w:sz w:val="28"/>
-          <w:szCs w:val="28"/>
-          <w:lang w:val="es-ES"/>
-        </w:rPr>
-      </w:pPr>
-      <w:r>
-        <w:rPr>
-          <w:rFonts w:ascii="Calibri" w:eastAsia="Times New Roman" w:hAnsi="Calibri" w:cs="Calibri"/>
+        </w:rPr>
+      </w:sdtEndPr>
+      <w:sdtContent>
+        <w:p>
+          <w:pPr>
+            <w:pStyle w:val="TtuloTDC"/>
+          </w:pPr>
+          <w:r>
+            <w:rPr>
+              <w:lang w:val="es-ES"/>
+            </w:rPr>
+            <w:t>Contenido</w:t>
+          </w:r>
+        </w:p>
+        <w:p>
+          <w:pPr>
+            <w:pStyle w:val="TDC1"/>
+            <w:tabs>
+              <w:tab w:val="right" w:leader="dot" w:pos="8494"/>
+            </w:tabs>
+            <w:rPr>
+              <w:noProof/>
+            </w:rPr>
+          </w:pPr>
+          <w:r>
+            <w:fldChar w:fldCharType="begin"/>
+          </w:r>
+          <w:r>
+            <w:instrText xml:space="preserve"> TOC \o "1-3" \h \z \u </w:instrText>
+          </w:r>
+          <w:r>
+            <w:fldChar w:fldCharType="separate"/>
+          </w:r>
+          <w:hyperlink w:anchor="_Toc231825726" w:history="1">
+            <w:r>
+              <w:rPr>
+                <w:rStyle w:val="Hipervnculo"/>
+                <w:rFonts w:ascii="Calibri" w:eastAsia="Times New Roman" w:hAnsi="Calibri" w:cs="Calibri"/>
+                <w:noProof/>
+                <w:lang w:val="es-ES"/>
+              </w:rPr>
+              <w:t>Sistema de Semáforos Inteligentes</w:t>
+            </w:r>
+            <w:r>
+              <w:rPr>
+                <w:noProof/>
+                <w:webHidden/>
+              </w:rPr>
+              <w:tab/>
+            </w:r>
+            <w:r>
+              <w:rPr>
+                <w:noProof/>
+                <w:webHidden/>
+              </w:rPr>
+              <w:fldChar w:fldCharType="begin"/>
+            </w:r>
+            <w:r>
+              <w:rPr>
+                <w:noProof/>
+                <w:webHidden/>
+              </w:rPr>
+              <w:instrText xml:space="preserve"> PAGEREF _Toc231825726 \h </w:instrText>
+            </w:r>
+            <w:r>
+              <w:rPr>
+                <w:noProof/>
+                <w:webHidden/>
+              </w:rPr>
+            </w:r>
+            <w:r>
+              <w:rPr>
+                <w:noProof/>
+                <w:webHidden/>
+              </w:rPr>
+              <w:fldChar w:fldCharType="separate"/>
+            </w:r>
+            <w:r>
+              <w:rPr>
+                <w:noProof/>
+                <w:webHidden/>
+              </w:rPr>
+              <w:t>1</w:t>
+            </w:r>
+            <w:r>
+              <w:rPr>
+                <w:noProof/>
+                <w:webHidden/>
+              </w:rPr>
+              <w:fldChar w:fldCharType="end"/>
+            </w:r>
+          </w:hyperlink>
+        </w:p>
+        <w:p>
+          <w:pPr>
+            <w:pStyle w:val="TDC2"/>
+            <w:tabs>
+              <w:tab w:val="right" w:leader="dot" w:pos="8494"/>
+            </w:tabs>
+            <w:rPr>
+              <w:noProof/>
+            </w:rPr>
+          </w:pPr>
+          <w:hyperlink w:anchor="_Toc231825727" w:history="1">
+            <w:r>
+              <w:rPr>
+                <w:rStyle w:val="Hipervnculo"/>
+                <w:rFonts w:ascii="Calibri" w:eastAsia="Times New Roman" w:hAnsi="Calibri" w:cs="Calibri"/>
+                <w:noProof/>
+                <w:lang w:val="es-ES"/>
+              </w:rPr>
+              <w:t>GRUPO N° 30.</w:t>
+            </w:r>
+            <w:r>
+              <w:rPr>
+                <w:noProof/>
+                <w:webHidden/>
+              </w:rPr>
+              <w:tab/>
+            </w:r>
+            <w:r>
+              <w:rPr>
+                <w:noProof/>
+                <w:webHidden/>
+              </w:rPr>
+              <w:fldChar w:fldCharType="begin"/>
+            </w:r>
+            <w:r>
+              <w:rPr>
+                <w:noProof/>
+                <w:webHidden/>
+              </w:rPr>
+              <w:instrText xml:space="preserve"> PAGEREF _Toc231825727 \h </w:instrText>
+            </w:r>
+            <w:r>
+              <w:rPr>
+                <w:noProof/>
+                <w:webHidden/>
+              </w:rPr>
+            </w:r>
+            <w:r>
+              <w:rPr>
+                <w:noProof/>
+                <w:webHidden/>
+              </w:rPr>
+              <w:fldChar w:fldCharType="separate"/>
+            </w:r>
+            <w:r>
+              <w:rPr>
+                <w:noProof/>
+                <w:webHidden/>
+              </w:rPr>
+              <w:t>1</w:t>
+            </w:r>
+            <w:r>
+              <w:rPr>
+                <w:noProof/>
+                <w:webHidden/>
+              </w:rPr>
+              <w:fldChar w:fldCharType="end"/>
+            </w:r>
+          </w:hyperlink>
+        </w:p>
+        <w:p>
+          <w:pPr>
+            <w:pStyle w:val="TDC2"/>
+            <w:tabs>
+              <w:tab w:val="right" w:leader="dot" w:pos="8494"/>
+            </w:tabs>
+            <w:rPr>
+              <w:noProof/>
+            </w:rPr>
+          </w:pPr>
+          <w:hyperlink w:anchor="_Toc231825728" w:history="1">
+            <w:r>
+              <w:rPr>
+                <w:rStyle w:val="Hipervnculo"/>
+                <w:rFonts w:ascii="Calibri" w:eastAsia="Times New Roman" w:hAnsi="Calibri" w:cs="Calibri"/>
+                <w:noProof/>
+                <w:lang w:val="es-ES"/>
+              </w:rPr>
+              <w:t>INTEGRANTES:</w:t>
+            </w:r>
+            <w:r>
+              <w:rPr>
+                <w:noProof/>
+                <w:webHidden/>
+              </w:rPr>
+              <w:tab/>
+            </w:r>
+            <w:r>
+              <w:rPr>
+                <w:noProof/>
+                <w:webHidden/>
+              </w:rPr>
+              <w:fldChar w:fldCharType="begin"/>
+            </w:r>
+            <w:r>
+              <w:rPr>
+                <w:noProof/>
+                <w:webHidden/>
+              </w:rPr>
+              <w:instrText xml:space="preserve"> PAGEREF _Toc231825728 \h </w:instrText>
+            </w:r>
+            <w:r>
+              <w:rPr>
+                <w:noProof/>
+                <w:webHidden/>
+              </w:rPr>
+            </w:r>
+            <w:r>
+              <w:rPr>
+                <w:noProof/>
+                <w:webHidden/>
+              </w:rPr>
+              <w:fldChar w:fldCharType="separate"/>
+            </w:r>
+            <w:r>
+              <w:rPr>
+                <w:noProof/>
+                <w:webHidden/>
+              </w:rPr>
+              <w:t>1</w:t>
+            </w:r>
+            <w:r>
+              <w:rPr>
+                <w:noProof/>
+                <w:webHidden/>
+              </w:rPr>
+              <w:fldChar w:fldCharType="end"/>
+            </w:r>
+          </w:hyperlink>
+        </w:p>
+        <w:p>
+          <w:pPr>
+            <w:pStyle w:val="TDC2"/>
+            <w:tabs>
+              <w:tab w:val="left" w:pos="660"/>
+              <w:tab w:val="right" w:leader="dot" w:pos="8494"/>
+            </w:tabs>
+            <w:rPr>
+              <w:noProof/>
+            </w:rPr>
+          </w:pPr>
+          <w:hyperlink w:anchor="_Toc231825729" w:history="1">
+            <w:r>
+              <w:rPr>
+                <w:rStyle w:val="Hipervnculo"/>
+                <w:rFonts w:ascii="Symbol" w:eastAsia="Times New Roman" w:hAnsi="Symbol" w:cs="Calibri"/>
+                <w:noProof/>
+                <w:lang w:val="es-ES"/>
+              </w:rPr>
+              <w:t></w:t>
+            </w:r>
+            <w:r>
+              <w:rPr>
+                <w:noProof/>
+              </w:rPr>
+              <w:tab/>
+            </w:r>
+            <w:r>
+              <w:rPr>
+                <w:rStyle w:val="Hipervnculo"/>
+                <w:rFonts w:ascii="Calibri" w:eastAsia="Times New Roman" w:hAnsi="Calibri" w:cs="Calibri"/>
+                <w:noProof/>
+                <w:lang w:val="es-ES"/>
+              </w:rPr>
+              <w:t>Zacarias Blanco, Fernando Ivan.</w:t>
+            </w:r>
+            <w:r>
+              <w:rPr>
+                <w:noProof/>
+                <w:webHidden/>
+              </w:rPr>
+              <w:tab/>
+            </w:r>
+            <w:r>
+              <w:rPr>
+                <w:noProof/>
+                <w:webHidden/>
+              </w:rPr>
+              <w:fldChar w:fldCharType="begin"/>
+            </w:r>
+            <w:r>
+              <w:rPr>
+                <w:noProof/>
+                <w:webHidden/>
+              </w:rPr>
+              <w:instrText xml:space="preserve"> PAGEREF _Toc231825729 \h </w:instrText>
+            </w:r>
+            <w:r>
+              <w:rPr>
+                <w:noProof/>
+                <w:webHidden/>
+              </w:rPr>
+            </w:r>
+            <w:r>
+              <w:rPr>
+                <w:noProof/>
+                <w:webHidden/>
+              </w:rPr>
+              <w:fldChar w:fldCharType="separate"/>
+            </w:r>
+            <w:r>
+              <w:rPr>
+                <w:noProof/>
+                <w:webHidden/>
+              </w:rPr>
+              <w:t>1</w:t>
+            </w:r>
+            <w:r>
+              <w:rPr>
+                <w:noProof/>
+                <w:webHidden/>
+              </w:rPr>
+              <w:fldChar w:fldCharType="end"/>
+            </w:r>
+          </w:hyperlink>
+        </w:p>
+        <w:p>
+          <w:pPr>
+            <w:pStyle w:val="TDC2"/>
+            <w:tabs>
+              <w:tab w:val="left" w:pos="660"/>
+              <w:tab w:val="right" w:leader="dot" w:pos="8494"/>
+            </w:tabs>
+            <w:rPr>
+              <w:noProof/>
+            </w:rPr>
+          </w:pPr>
+          <w:hyperlink w:anchor="_Toc231825730" w:history="1">
+            <w:r>
+              <w:rPr>
+                <w:rStyle w:val="Hipervnculo"/>
+                <w:rFonts w:ascii="Symbol" w:eastAsia="Times New Roman" w:hAnsi="Symbol" w:cs="Calibri"/>
+                <w:noProof/>
+                <w:lang w:val="es-ES"/>
+              </w:rPr>
+              <w:t></w:t>
+            </w:r>
+            <w:r>
+              <w:rPr>
+                <w:noProof/>
+              </w:rPr>
+              <w:tab/>
+            </w:r>
+            <w:r>
+              <w:rPr>
+                <w:rStyle w:val="Hipervnculo"/>
+                <w:rFonts w:ascii="Calibri" w:eastAsia="Times New Roman" w:hAnsi="Calibri" w:cs="Calibri"/>
+                <w:noProof/>
+                <w:lang w:val="es-ES"/>
+              </w:rPr>
+              <w:t>XXXXX</w:t>
+            </w:r>
+            <w:r>
+              <w:rPr>
+                <w:noProof/>
+                <w:webHidden/>
+              </w:rPr>
+              <w:tab/>
+            </w:r>
+            <w:r>
+              <w:rPr>
+                <w:noProof/>
+                <w:webHidden/>
+              </w:rPr>
+              <w:fldChar w:fldCharType="begin"/>
+            </w:r>
+            <w:r>
+              <w:rPr>
+                <w:noProof/>
+                <w:webHidden/>
+              </w:rPr>
+              <w:instrText xml:space="preserve"> PAGEREF _Toc231825730 \h </w:instrText>
+            </w:r>
+            <w:r>
+              <w:rPr>
+                <w:noProof/>
+                <w:webHidden/>
+              </w:rPr>
+            </w:r>
+            <w:r>
+              <w:rPr>
+                <w:noProof/>
+                <w:webHidden/>
+              </w:rPr>
+              <w:fldChar w:fldCharType="separate"/>
+            </w:r>
+            <w:r>
+              <w:rPr>
+                <w:noProof/>
+                <w:webHidden/>
+              </w:rPr>
+              <w:t>1</w:t>
+            </w:r>
+            <w:r>
+              <w:rPr>
+                <w:noProof/>
+                <w:webHidden/>
+              </w:rPr>
+              <w:fldChar w:fldCharType="end"/>
+            </w:r>
+          </w:hyperlink>
+        </w:p>
+        <w:p>
+          <w:pPr>
+            <w:pStyle w:val="TDC2"/>
+            <w:tabs>
+              <w:tab w:val="left" w:pos="660"/>
+              <w:tab w:val="right" w:leader="dot" w:pos="8494"/>
+            </w:tabs>
+            <w:rPr>
+              <w:noProof/>
+            </w:rPr>
+          </w:pPr>
+          <w:hyperlink w:anchor="_Toc231825731" w:history="1">
+            <w:r>
+              <w:rPr>
+                <w:rStyle w:val="Hipervnculo"/>
+                <w:rFonts w:ascii="Symbol" w:eastAsia="Times New Roman" w:hAnsi="Symbol" w:cs="Calibri"/>
+                <w:noProof/>
+                <w:lang w:val="es-ES"/>
+              </w:rPr>
+              <w:t></w:t>
+            </w:r>
+            <w:r>
+              <w:rPr>
+                <w:noProof/>
+              </w:rPr>
+              <w:tab/>
+            </w:r>
+            <w:r>
+              <w:rPr>
+                <w:rStyle w:val="Hipervnculo"/>
+                <w:rFonts w:ascii="Calibri" w:eastAsia="Times New Roman" w:hAnsi="Calibri" w:cs="Calibri"/>
+                <w:noProof/>
+                <w:lang w:val="es-ES"/>
+              </w:rPr>
+              <w:t>XXXX</w:t>
+            </w:r>
+            <w:r>
+              <w:rPr>
+                <w:noProof/>
+                <w:webHidden/>
+              </w:rPr>
+              <w:tab/>
+            </w:r>
+            <w:r>
+              <w:rPr>
+                <w:noProof/>
+                <w:webHidden/>
+              </w:rPr>
+              <w:fldChar w:fldCharType="begin"/>
+            </w:r>
+            <w:r>
+              <w:rPr>
+                <w:noProof/>
+                <w:webHidden/>
+              </w:rPr>
+              <w:instrText xml:space="preserve"> PAGEREF _Toc231825731 \h </w:instrText>
+            </w:r>
+            <w:r>
+              <w:rPr>
+                <w:noProof/>
+                <w:webHidden/>
+              </w:rPr>
+            </w:r>
+            <w:r>
+              <w:rPr>
+                <w:noProof/>
+                <w:webHidden/>
+              </w:rPr>
+              <w:fldChar w:fldCharType="separate"/>
+            </w:r>
+            <w:r>
+              <w:rPr>
+                <w:noProof/>
+                <w:webHidden/>
+              </w:rPr>
+              <w:t>1</w:t>
+            </w:r>
+            <w:r>
+              <w:rPr>
+                <w:noProof/>
+                <w:webHidden/>
+              </w:rPr>
+              <w:fldChar w:fldCharType="end"/>
+            </w:r>
+          </w:hyperlink>
+        </w:p>
+        <w:p>
+          <w:pPr>
+            <w:pStyle w:val="TDC2"/>
+            <w:tabs>
+              <w:tab w:val="left" w:pos="660"/>
+              <w:tab w:val="right" w:leader="dot" w:pos="8494"/>
+            </w:tabs>
+            <w:rPr>
+              <w:noProof/>
+            </w:rPr>
+          </w:pPr>
+          <w:hyperlink w:anchor="_Toc231825732" w:history="1">
+            <w:r>
+              <w:rPr>
+                <w:rStyle w:val="Hipervnculo"/>
+                <w:rFonts w:ascii="Symbol" w:eastAsia="Times New Roman" w:hAnsi="Symbol" w:cs="Calibri"/>
+                <w:noProof/>
+                <w:lang w:val="es-ES"/>
+              </w:rPr>
+              <w:t></w:t>
+            </w:r>
+            <w:r>
+              <w:rPr>
+                <w:noProof/>
+              </w:rPr>
+              <w:tab/>
+            </w:r>
+            <w:r>
+              <w:rPr>
+                <w:rStyle w:val="Hipervnculo"/>
+                <w:rFonts w:ascii="Calibri" w:eastAsia="Times New Roman" w:hAnsi="Calibri" w:cs="Calibri"/>
+                <w:noProof/>
+                <w:lang w:val="es-ES"/>
+              </w:rPr>
+              <w:t>XXXX</w:t>
+            </w:r>
+            <w:r>
+              <w:rPr>
+                <w:noProof/>
+                <w:webHidden/>
+              </w:rPr>
+              <w:tab/>
+            </w:r>
+            <w:r>
+              <w:rPr>
+                <w:noProof/>
+                <w:webHidden/>
+              </w:rPr>
+              <w:fldChar w:fldCharType="begin"/>
+            </w:r>
+            <w:r>
+              <w:rPr>
+                <w:noProof/>
+                <w:webHidden/>
+              </w:rPr>
+              <w:instrText xml:space="preserve"> PAGEREF _Toc231825732 \h </w:instrText>
+            </w:r>
+            <w:r>
+              <w:rPr>
+                <w:noProof/>
+                <w:webHidden/>
+              </w:rPr>
+            </w:r>
+            <w:r>
+              <w:rPr>
+                <w:noProof/>
+                <w:webHidden/>
+              </w:rPr>
+              <w:fldChar w:fldCharType="separate"/>
+            </w:r>
+            <w:r>
+              <w:rPr>
+                <w:noProof/>
+                <w:webHidden/>
+              </w:rPr>
+              <w:t>1</w:t>
+            </w:r>
+            <w:r>
+              <w:rPr>
+                <w:noProof/>
+                <w:webHidden/>
+              </w:rPr>
+              <w:fldChar w:fldCharType="end"/>
+            </w:r>
+          </w:hyperlink>
+        </w:p>
+        <w:p>
+          <w:pPr>
+            <w:pStyle w:val="TDC2"/>
+            <w:tabs>
+              <w:tab w:val="right" w:leader="dot" w:pos="8494"/>
+            </w:tabs>
+            <w:rPr>
+              <w:noProof/>
+            </w:rPr>
+          </w:pPr>
+          <w:hyperlink w:anchor="_Toc231825733" w:history="1">
+            <w:r>
+              <w:rPr>
+                <w:rStyle w:val="Hipervnculo"/>
+                <w:rFonts w:ascii="Calibri" w:eastAsia="Times New Roman" w:hAnsi="Calibri" w:cs="Calibri"/>
+                <w:noProof/>
+                <w:lang w:val="es-ES"/>
+              </w:rPr>
+              <w:t>Introducción</w:t>
+            </w:r>
+            <w:r>
+              <w:rPr>
+                <w:noProof/>
+                <w:webHidden/>
+              </w:rPr>
+              <w:tab/>
+            </w:r>
+            <w:r>
+              <w:rPr>
+                <w:noProof/>
+                <w:webHidden/>
+              </w:rPr>
+              <w:fldChar w:fldCharType="begin"/>
+            </w:r>
+            <w:r>
+              <w:rPr>
+                <w:noProof/>
+                <w:webHidden/>
+              </w:rPr>
+              <w:instrText xml:space="preserve"> PAGEREF _Toc231825733 \h </w:instrText>
+            </w:r>
+            <w:r>
+              <w:rPr>
+                <w:noProof/>
+                <w:webHidden/>
+              </w:rPr>
+            </w:r>
+            <w:r>
+              <w:rPr>
+                <w:noProof/>
+                <w:webHidden/>
+              </w:rPr>
+              <w:fldChar w:fldCharType="separate"/>
+            </w:r>
+            <w:r>
+              <w:rPr>
+                <w:noProof/>
+                <w:webHidden/>
+              </w:rPr>
+              <w:t>3</w:t>
+            </w:r>
+            <w:r>
+              <w:rPr>
+                <w:noProof/>
+                <w:webHidden/>
+              </w:rPr>
+              <w:fldChar w:fldCharType="end"/>
+            </w:r>
+          </w:hyperlink>
+        </w:p>
+        <w:p>
+          <w:pPr>
+            <w:pStyle w:val="TDC2"/>
+            <w:tabs>
+              <w:tab w:val="right" w:leader="dot" w:pos="8494"/>
+            </w:tabs>
+            <w:rPr>
+              <w:noProof/>
+            </w:rPr>
+          </w:pPr>
+          <w:hyperlink w:anchor="_Toc231825734" w:history="1">
+            <w:r>
+              <w:rPr>
+                <w:rStyle w:val="Hipervnculo"/>
+                <w:rFonts w:ascii="Calibri" w:eastAsia="Times New Roman" w:hAnsi="Calibri" w:cs="Calibri"/>
+                <w:noProof/>
+                <w:lang w:val="es-ES"/>
+              </w:rPr>
+              <w:t>Fase 1: Implementación en Common Lisp</w:t>
+            </w:r>
+            <w:r>
+              <w:rPr>
+                <w:noProof/>
+                <w:webHidden/>
+              </w:rPr>
+              <w:tab/>
+            </w:r>
+            <w:r>
+              <w:rPr>
+                <w:noProof/>
+                <w:webHidden/>
+              </w:rPr>
+              <w:fldChar w:fldCharType="begin"/>
+            </w:r>
+            <w:r>
+              <w:rPr>
+                <w:noProof/>
+                <w:webHidden/>
+              </w:rPr>
+              <w:instrText xml:space="preserve"> PAGEREF _Toc231825734 \h </w:instrText>
+            </w:r>
+            <w:r>
+              <w:rPr>
+                <w:noProof/>
+                <w:webHidden/>
+              </w:rPr>
+            </w:r>
+            <w:r>
+              <w:rPr>
+                <w:noProof/>
+                <w:webHidden/>
+              </w:rPr>
+              <w:fldChar w:fldCharType="separate"/>
+            </w:r>
+            <w:r>
+              <w:rPr>
+                <w:noProof/>
+                <w:webHidden/>
+              </w:rPr>
+              <w:t>3</w:t>
+            </w:r>
+            <w:r>
+              <w:rPr>
+                <w:noProof/>
+                <w:webHidden/>
+              </w:rPr>
+              <w:fldChar w:fldCharType="end"/>
+            </w:r>
+          </w:hyperlink>
+        </w:p>
+        <w:p>
+          <w:pPr>
+            <w:pStyle w:val="TDC3"/>
+            <w:tabs>
+              <w:tab w:val="right" w:leader="dot" w:pos="8494"/>
+            </w:tabs>
+            <w:rPr>
+              <w:noProof/>
+            </w:rPr>
+          </w:pPr>
+          <w:hyperlink w:anchor="_Toc231825735" w:history="1">
+            <w:r>
+              <w:rPr>
+                <w:rStyle w:val="Hipervnculo"/>
+                <w:rFonts w:ascii="Calibri" w:eastAsia="Times New Roman" w:hAnsi="Calibri" w:cs="Calibri"/>
+                <w:noProof/>
+                <w:lang w:val="es-ES"/>
+              </w:rPr>
+              <w:t>1. Función de Transición de Estados</w:t>
+            </w:r>
+            <w:r>
+              <w:rPr>
+                <w:noProof/>
+                <w:webHidden/>
+              </w:rPr>
+              <w:tab/>
+            </w:r>
+            <w:r>
+              <w:rPr>
+                <w:noProof/>
+                <w:webHidden/>
+              </w:rPr>
+              <w:fldChar w:fldCharType="begin"/>
+            </w:r>
+            <w:r>
+              <w:rPr>
+                <w:noProof/>
+                <w:webHidden/>
+              </w:rPr>
+              <w:instrText xml:space="preserve"> PAGEREF _Toc231825735 \h </w:instrText>
+            </w:r>
+            <w:r>
+              <w:rPr>
+                <w:noProof/>
+                <w:webHidden/>
+              </w:rPr>
+            </w:r>
+            <w:r>
+              <w:rPr>
+                <w:noProof/>
+                <w:webHidden/>
+              </w:rPr>
+              <w:fldChar w:fldCharType="separate"/>
+            </w:r>
+            <w:r>
+              <w:rPr>
+                <w:noProof/>
+                <w:webHidden/>
+              </w:rPr>
+              <w:t>3</w:t>
+            </w:r>
+            <w:r>
+              <w:rPr>
+                <w:noProof/>
+                <w:webHidden/>
+              </w:rPr>
+              <w:fldChar w:fldCharType="end"/>
+            </w:r>
+          </w:hyperlink>
+        </w:p>
+        <w:p>
+          <w:pPr>
+            <w:pStyle w:val="TDC3"/>
+            <w:tabs>
+              <w:tab w:val="right" w:leader="dot" w:pos="8494"/>
+            </w:tabs>
+            <w:rPr>
+              <w:noProof/>
+            </w:rPr>
+          </w:pPr>
+          <w:hyperlink w:anchor="_Toc231825736" w:history="1">
+            <w:r>
+              <w:rPr>
+                <w:rStyle w:val="Hipervnculo"/>
+                <w:rFonts w:ascii="Calibri" w:eastAsia="Times New Roman" w:hAnsi="Calibri" w:cs="Calibri"/>
+                <w:noProof/>
+                <w:lang w:val="es-ES"/>
+              </w:rPr>
+              <w:t>2. Función Temporizador</w:t>
+            </w:r>
+            <w:r>
+              <w:rPr>
+                <w:noProof/>
+                <w:webHidden/>
+              </w:rPr>
+              <w:tab/>
+            </w:r>
+            <w:r>
+              <w:rPr>
+                <w:noProof/>
+                <w:webHidden/>
+              </w:rPr>
+              <w:fldChar w:fldCharType="begin"/>
+            </w:r>
+            <w:r>
+              <w:rPr>
+                <w:noProof/>
+                <w:webHidden/>
+              </w:rPr>
+              <w:instrText xml:space="preserve"> PAGEREF _Toc231825736 \h </w:instrText>
+            </w:r>
+            <w:r>
+              <w:rPr>
+                <w:noProof/>
+                <w:webHidden/>
+              </w:rPr>
+            </w:r>
+            <w:r>
+              <w:rPr>
+                <w:noProof/>
+                <w:webHidden/>
+              </w:rPr>
+              <w:fldChar w:fldCharType="separate"/>
+            </w:r>
+            <w:r>
+              <w:rPr>
+                <w:noProof/>
+                <w:webHidden/>
+              </w:rPr>
+              <w:t>4</w:t>
+            </w:r>
+            <w:r>
+              <w:rPr>
+                <w:noProof/>
+                <w:webHidden/>
+              </w:rPr>
+              <w:fldChar w:fldCharType="end"/>
+            </w:r>
+          </w:hyperlink>
+        </w:p>
+        <w:p>
+          <w:pPr>
+            <w:pStyle w:val="TDC3"/>
+            <w:tabs>
+              <w:tab w:val="right" w:leader="dot" w:pos="8494"/>
+            </w:tabs>
+            <w:rPr>
+              <w:noProof/>
+            </w:rPr>
+          </w:pPr>
+          <w:hyperlink w:anchor="_Toc231825737" w:history="1">
+            <w:r>
+              <w:rPr>
+                <w:rStyle w:val="Hipervnculo"/>
+                <w:rFonts w:ascii="Calibri" w:eastAsia="Times New Roman" w:hAnsi="Calibri" w:cs="Calibri"/>
+                <w:noProof/>
+                <w:lang w:val="es-ES"/>
+              </w:rPr>
+              <w:t>3. Función de Registro de Eventos</w:t>
+            </w:r>
+            <w:r>
+              <w:rPr>
+                <w:noProof/>
+                <w:webHidden/>
+              </w:rPr>
+              <w:tab/>
+            </w:r>
+            <w:r>
+              <w:rPr>
+                <w:noProof/>
+                <w:webHidden/>
+              </w:rPr>
+              <w:fldChar w:fldCharType="begin"/>
+            </w:r>
+            <w:r>
+              <w:rPr>
+                <w:noProof/>
+                <w:webHidden/>
+              </w:rPr>
+              <w:instrText xml:space="preserve"> PAGEREF _Toc231825737 \h </w:instrText>
+            </w:r>
+            <w:r>
+              <w:rPr>
+                <w:noProof/>
+                <w:webHidden/>
+              </w:rPr>
+            </w:r>
+            <w:r>
+              <w:rPr>
+                <w:noProof/>
+                <w:webHidden/>
+              </w:rPr>
+              <w:fldChar w:fldCharType="separate"/>
+            </w:r>
+            <w:r>
+              <w:rPr>
+                <w:noProof/>
+                <w:webHidden/>
+              </w:rPr>
+              <w:t>4</w:t>
+            </w:r>
+            <w:r>
+              <w:rPr>
+                <w:noProof/>
+                <w:webHidden/>
+              </w:rPr>
+              <w:fldChar w:fldCharType="end"/>
+            </w:r>
+          </w:hyperlink>
+        </w:p>
+        <w:p>
+          <w:pPr>
+            <w:pStyle w:val="TDC3"/>
+            <w:tabs>
+              <w:tab w:val="right" w:leader="dot" w:pos="8494"/>
+            </w:tabs>
+            <w:rPr>
+              <w:noProof/>
+            </w:rPr>
+          </w:pPr>
+          <w:hyperlink w:anchor="_Toc231825738" w:history="1">
+            <w:r>
+              <w:rPr>
+                <w:rStyle w:val="Hipervnculo"/>
+                <w:rFonts w:ascii="Calibri" w:eastAsia="Times New Roman" w:hAnsi="Calibri" w:cs="Calibri"/>
+                <w:noProof/>
+                <w:lang w:val="es-ES"/>
+              </w:rPr>
+              <w:t>4. Función de Recomendación de Ciclo</w:t>
+            </w:r>
+            <w:r>
+              <w:rPr>
+                <w:noProof/>
+                <w:webHidden/>
+              </w:rPr>
+              <w:tab/>
+            </w:r>
+            <w:r>
+              <w:rPr>
+                <w:noProof/>
+                <w:webHidden/>
+              </w:rPr>
+              <w:fldChar w:fldCharType="begin"/>
+            </w:r>
+            <w:r>
+              <w:rPr>
+                <w:noProof/>
+                <w:webHidden/>
+              </w:rPr>
+              <w:instrText xml:space="preserve"> PAGEREF _Toc231825738 \h </w:instrText>
+            </w:r>
+            <w:r>
+              <w:rPr>
+                <w:noProof/>
+                <w:webHidden/>
+              </w:rPr>
+            </w:r>
+            <w:r>
+              <w:rPr>
+                <w:noProof/>
+                <w:webHidden/>
+              </w:rPr>
+              <w:fldChar w:fldCharType="separate"/>
+            </w:r>
+            <w:r>
+              <w:rPr>
+                <w:noProof/>
+                <w:webHidden/>
+              </w:rPr>
+              <w:t>5</w:t>
+            </w:r>
+            <w:r>
+              <w:rPr>
+                <w:noProof/>
+                <w:webHidden/>
+              </w:rPr>
+              <w:fldChar w:fldCharType="end"/>
+            </w:r>
+          </w:hyperlink>
+        </w:p>
+        <w:p>
+          <w:pPr>
+            <w:pStyle w:val="TDC3"/>
+            <w:tabs>
+              <w:tab w:val="right" w:leader="dot" w:pos="8494"/>
+            </w:tabs>
+            <w:rPr>
+              <w:noProof/>
+            </w:rPr>
+          </w:pPr>
+          <w:hyperlink w:anchor="_Toc231825739" w:history="1">
+            <w:r>
+              <w:rPr>
+                <w:rStyle w:val="Hipervnculo"/>
+                <w:rFonts w:ascii="Calibri" w:eastAsia="Times New Roman" w:hAnsi="Calibri" w:cs="Calibri"/>
+                <w:noProof/>
+                <w:lang w:val="es-ES"/>
+              </w:rPr>
+              <w:t>5. Función de Duración del Ciclo</w:t>
+            </w:r>
+            <w:r>
+              <w:rPr>
+                <w:noProof/>
+                <w:webHidden/>
+              </w:rPr>
+              <w:tab/>
+            </w:r>
+            <w:r>
+              <w:rPr>
+                <w:noProof/>
+                <w:webHidden/>
+              </w:rPr>
+              <w:fldChar w:fldCharType="begin"/>
+            </w:r>
+            <w:r>
+              <w:rPr>
+                <w:noProof/>
+                <w:webHidden/>
+              </w:rPr>
+              <w:instrText xml:space="preserve"> PAGEREF _Toc231825739 \h </w:instrText>
+            </w:r>
+            <w:r>
+              <w:rPr>
+                <w:noProof/>
+                <w:webHidden/>
+              </w:rPr>
+            </w:r>
+            <w:r>
+              <w:rPr>
+                <w:noProof/>
+                <w:webHidden/>
+              </w:rPr>
+              <w:fldChar w:fldCharType="separate"/>
+            </w:r>
+            <w:r>
+              <w:rPr>
+                <w:noProof/>
+                <w:webHidden/>
+              </w:rPr>
+              <w:t>5</w:t>
+            </w:r>
+            <w:r>
+              <w:rPr>
+                <w:noProof/>
+                <w:webHidden/>
+              </w:rPr>
+              <w:fldChar w:fldCharType="end"/>
+            </w:r>
+          </w:hyperlink>
+        </w:p>
+        <w:p>
+          <w:pPr>
+            <w:pStyle w:val="TDC3"/>
+            <w:tabs>
+              <w:tab w:val="right" w:leader="dot" w:pos="8494"/>
+            </w:tabs>
+            <w:rPr>
+              <w:noProof/>
+            </w:rPr>
+          </w:pPr>
+          <w:hyperlink w:anchor="_Toc231825740" w:history="1">
+            <w:r>
+              <w:rPr>
+                <w:rStyle w:val="Hipervnculo"/>
+                <w:rFonts w:ascii="Calibri" w:eastAsia="Times New Roman" w:hAnsi="Calibri" w:cs="Calibri"/>
+                <w:noProof/>
+                <w:lang w:val="es-ES"/>
+              </w:rPr>
+              <w:t>6. Función de Cálculo de Ciclos por Intervalo de Tiempo</w:t>
+            </w:r>
+            <w:r>
+              <w:rPr>
+                <w:noProof/>
+                <w:webHidden/>
+              </w:rPr>
+              <w:tab/>
+            </w:r>
+            <w:r>
+              <w:rPr>
+                <w:noProof/>
+                <w:webHidden/>
+              </w:rPr>
+              <w:fldChar w:fldCharType="begin"/>
+            </w:r>
+            <w:r>
+              <w:rPr>
+                <w:noProof/>
+                <w:webHidden/>
+              </w:rPr>
+              <w:instrText xml:space="preserve"> PAGEREF _Toc231825740 \h </w:instrText>
+            </w:r>
+            <w:r>
+              <w:rPr>
+                <w:noProof/>
+                <w:webHidden/>
+              </w:rPr>
+            </w:r>
+            <w:r>
+              <w:rPr>
+                <w:noProof/>
+                <w:webHidden/>
+              </w:rPr>
+              <w:fldChar w:fldCharType="separate"/>
+            </w:r>
+            <w:r>
+              <w:rPr>
+                <w:noProof/>
+                <w:webHidden/>
+              </w:rPr>
+              <w:t>6</w:t>
+            </w:r>
+            <w:r>
+              <w:rPr>
+                <w:noProof/>
+                <w:webHidden/>
+              </w:rPr>
+              <w:fldChar w:fldCharType="end"/>
+            </w:r>
+          </w:hyperlink>
+        </w:p>
+        <w:p>
+          <w:pPr>
+            <w:pStyle w:val="TDC3"/>
+            <w:tabs>
+              <w:tab w:val="right" w:leader="dot" w:pos="8494"/>
+            </w:tabs>
+            <w:rPr>
+              <w:noProof/>
+            </w:rPr>
+          </w:pPr>
+          <w:hyperlink w:anchor="_Toc231825741" w:history="1">
+            <w:r>
+              <w:rPr>
+                <w:rStyle w:val="Hipervnculo"/>
+                <w:rFonts w:ascii="Calibri" w:eastAsia="Times New Roman" w:hAnsi="Calibri" w:cs="Calibri"/>
+                <w:noProof/>
+                <w:lang w:val="es-ES"/>
+              </w:rPr>
+              <w:t>7. Función de Distribución Temporal</w:t>
+            </w:r>
+            <w:r>
+              <w:rPr>
+                <w:noProof/>
+                <w:webHidden/>
+              </w:rPr>
+              <w:tab/>
+            </w:r>
+            <w:r>
+              <w:rPr>
+                <w:noProof/>
+                <w:webHidden/>
+              </w:rPr>
+              <w:fldChar w:fldCharType="begin"/>
+            </w:r>
+            <w:r>
+              <w:rPr>
+                <w:noProof/>
+                <w:webHidden/>
+              </w:rPr>
+              <w:instrText xml:space="preserve"> PAGEREF _Toc231825741 \h </w:instrText>
+            </w:r>
+            <w:r>
+              <w:rPr>
+                <w:noProof/>
+                <w:webHidden/>
+              </w:rPr>
+            </w:r>
+            <w:r>
+              <w:rPr>
+                <w:noProof/>
+                <w:webHidden/>
+              </w:rPr>
+              <w:fldChar w:fldCharType="separate"/>
+            </w:r>
+            <w:r>
+              <w:rPr>
+                <w:noProof/>
+                <w:webHidden/>
+              </w:rPr>
+              <w:t>6</w:t>
+            </w:r>
+            <w:r>
+              <w:rPr>
+                <w:noProof/>
+                <w:webHidden/>
+              </w:rPr>
+              <w:fldChar w:fldCharType="end"/>
+            </w:r>
+          </w:hyperlink>
+        </w:p>
+        <w:p>
+          <w:pPr>
+            <w:pStyle w:val="TDC3"/>
+            <w:tabs>
+              <w:tab w:val="right" w:leader="dot" w:pos="8494"/>
+            </w:tabs>
+            <w:rPr>
+              <w:noProof/>
+            </w:rPr>
+          </w:pPr>
+          <w:hyperlink w:anchor="_Toc231825742" w:history="1">
+            <w:r>
+              <w:rPr>
+                <w:rStyle w:val="Hipervnculo"/>
+                <w:rFonts w:ascii="Calibri" w:eastAsia="Times New Roman" w:hAnsi="Calibri" w:cs="Calibri"/>
+                <w:noProof/>
+                <w:lang w:val="es-ES"/>
+              </w:rPr>
+              <w:t>8. Función de Lectura de Configuración</w:t>
+            </w:r>
+            <w:r>
+              <w:rPr>
+                <w:noProof/>
+                <w:webHidden/>
+              </w:rPr>
+              <w:tab/>
+            </w:r>
+            <w:r>
+              <w:rPr>
+                <w:noProof/>
+                <w:webHidden/>
+              </w:rPr>
+              <w:fldChar w:fldCharType="begin"/>
+            </w:r>
+            <w:r>
+              <w:rPr>
+                <w:noProof/>
+                <w:webHidden/>
+              </w:rPr>
+              <w:instrText xml:space="preserve"> PAGEREF _Toc231825742 \h </w:instrText>
+            </w:r>
+            <w:r>
+              <w:rPr>
+                <w:noProof/>
+                <w:webHidden/>
+              </w:rPr>
+            </w:r>
+            <w:r>
+              <w:rPr>
+                <w:noProof/>
+                <w:webHidden/>
+              </w:rPr>
+              <w:fldChar w:fldCharType="separate"/>
+            </w:r>
+            <w:r>
+              <w:rPr>
+                <w:noProof/>
+                <w:webHidden/>
+              </w:rPr>
+              <w:t>6</w:t>
+            </w:r>
+            <w:r>
+              <w:rPr>
+                <w:noProof/>
+                <w:webHidden/>
+              </w:rPr>
+              <w:fldChar w:fldCharType="end"/>
+            </w:r>
+          </w:hyperlink>
+        </w:p>
+        <w:p>
+          <w:pPr>
+            <w:pStyle w:val="TDC3"/>
+            <w:tabs>
+              <w:tab w:val="right" w:leader="dot" w:pos="8494"/>
+            </w:tabs>
+            <w:rPr>
+              <w:noProof/>
+            </w:rPr>
+          </w:pPr>
+          <w:hyperlink w:anchor="_Toc231825743" w:history="1">
+            <w:r>
+              <w:rPr>
+                <w:rStyle w:val="Hipervnculo"/>
+                <w:rFonts w:ascii="Calibri" w:eastAsia="Times New Roman" w:hAnsi="Calibri" w:cs="Calibri"/>
+                <w:noProof/>
+                <w:lang w:val="es-ES"/>
+              </w:rPr>
+              <w:t>9. Función de Obtención de Tiempos</w:t>
+            </w:r>
+            <w:r>
+              <w:rPr>
+                <w:noProof/>
+                <w:webHidden/>
+              </w:rPr>
+              <w:tab/>
+            </w:r>
+            <w:r>
+              <w:rPr>
+                <w:noProof/>
+                <w:webHidden/>
+              </w:rPr>
+              <w:fldChar w:fldCharType="begin"/>
+            </w:r>
+            <w:r>
+              <w:rPr>
+                <w:noProof/>
+                <w:webHidden/>
+              </w:rPr>
+              <w:instrText xml:space="preserve"> PAGEREF _Toc231825743 \h </w:instrText>
+            </w:r>
+            <w:r>
+              <w:rPr>
+                <w:noProof/>
+                <w:webHidden/>
+              </w:rPr>
+            </w:r>
+            <w:r>
+              <w:rPr>
+                <w:noProof/>
+                <w:webHidden/>
+              </w:rPr>
+              <w:fldChar w:fldCharType="separate"/>
+            </w:r>
+            <w:r>
+              <w:rPr>
+                <w:noProof/>
+                <w:webHidden/>
+              </w:rPr>
+              <w:t>7</w:t>
+            </w:r>
+            <w:r>
+              <w:rPr>
+                <w:noProof/>
+                <w:webHidden/>
+              </w:rPr>
+              <w:fldChar w:fldCharType="end"/>
+            </w:r>
+          </w:hyperlink>
+        </w:p>
+        <w:p>
+          <w:pPr>
+            <w:pStyle w:val="TDC3"/>
+            <w:tabs>
+              <w:tab w:val="right" w:leader="dot" w:pos="8494"/>
+            </w:tabs>
+            <w:rPr>
+              <w:noProof/>
+            </w:rPr>
+          </w:pPr>
+          <w:hyperlink w:anchor="_Toc231825744" w:history="1">
+            <w:r>
+              <w:rPr>
+                <w:rStyle w:val="Hipervnculo"/>
+                <w:rFonts w:ascii="Calibri" w:eastAsia="Times New Roman" w:hAnsi="Calibri" w:cs="Calibri"/>
+                <w:noProof/>
+                <w:lang w:val="es-ES"/>
+              </w:rPr>
+              <w:t>Casos de Prueba y Validación</w:t>
+            </w:r>
+            <w:r>
+              <w:rPr>
+                <w:noProof/>
+                <w:webHidden/>
+              </w:rPr>
+              <w:tab/>
+            </w:r>
+            <w:r>
+              <w:rPr>
+                <w:noProof/>
+                <w:webHidden/>
+              </w:rPr>
+              <w:fldChar w:fldCharType="begin"/>
+            </w:r>
+            <w:r>
+              <w:rPr>
+                <w:noProof/>
+                <w:webHidden/>
+              </w:rPr>
+              <w:instrText xml:space="preserve"> PAGEREF _Toc231825744 \h </w:instrText>
+            </w:r>
+            <w:r>
+              <w:rPr>
+                <w:noProof/>
+                <w:webHidden/>
+              </w:rPr>
+            </w:r>
+            <w:r>
+              <w:rPr>
+                <w:noProof/>
+                <w:webHidden/>
+              </w:rPr>
+              <w:fldChar w:fldCharType="separate"/>
+            </w:r>
+            <w:r>
+              <w:rPr>
+                <w:noProof/>
+                <w:webHidden/>
+              </w:rPr>
+              <w:t>7</w:t>
+            </w:r>
+            <w:r>
+              <w:rPr>
+                <w:noProof/>
+                <w:webHidden/>
+              </w:rPr>
+              <w:fldChar w:fldCharType="end"/>
+            </w:r>
+          </w:hyperlink>
+        </w:p>
+        <w:p>
+          <w:pPr>
+            <w:pStyle w:val="TDC2"/>
+            <w:tabs>
+              <w:tab w:val="right" w:leader="dot" w:pos="8494"/>
+            </w:tabs>
+            <w:rPr>
+              <w:noProof/>
+            </w:rPr>
+          </w:pPr>
+          <w:hyperlink w:anchor="_Toc231825745" w:history="1">
+            <w:r>
+              <w:rPr>
+                <w:rStyle w:val="Hipervnculo"/>
+                <w:rFonts w:ascii="Calibri" w:eastAsia="Times New Roman" w:hAnsi="Calibri" w:cs="Calibri"/>
+                <w:noProof/>
+                <w:lang w:val="es-ES"/>
+              </w:rPr>
+              <w:t>Fase 2: Integración de Librerías Externas</w:t>
+            </w:r>
+            <w:r>
+              <w:rPr>
+                <w:noProof/>
+                <w:webHidden/>
+              </w:rPr>
+              <w:tab/>
+            </w:r>
+            <w:r>
+              <w:rPr>
+                <w:noProof/>
+                <w:webHidden/>
+              </w:rPr>
+              <w:fldChar w:fldCharType="begin"/>
+            </w:r>
+            <w:r>
+              <w:rPr>
+                <w:noProof/>
+                <w:webHidden/>
+              </w:rPr>
+              <w:instrText xml:space="preserve"> PAGEREF _Toc231825745 \h </w:instrText>
+            </w:r>
+            <w:r>
+              <w:rPr>
+                <w:noProof/>
+                <w:webHidden/>
+              </w:rPr>
+            </w:r>
+            <w:r>
+              <w:rPr>
+                <w:noProof/>
+                <w:webHidden/>
+              </w:rPr>
+              <w:fldChar w:fldCharType="separate"/>
+            </w:r>
+            <w:r>
+              <w:rPr>
+                <w:noProof/>
+                <w:webHidden/>
+              </w:rPr>
+              <w:t>7</w:t>
+            </w:r>
+            <w:r>
+              <w:rPr>
+                <w:noProof/>
+                <w:webHidden/>
+              </w:rPr>
+              <w:fldChar w:fldCharType="end"/>
+            </w:r>
+          </w:hyperlink>
+        </w:p>
+        <w:p>
+          <w:pPr>
+            <w:pStyle w:val="TDC2"/>
+            <w:tabs>
+              <w:tab w:val="right" w:leader="dot" w:pos="8494"/>
+            </w:tabs>
+            <w:rPr>
+              <w:noProof/>
+            </w:rPr>
+          </w:pPr>
+          <w:hyperlink w:anchor="_Toc231825746" w:history="1">
+            <w:r>
+              <w:rPr>
+                <w:rStyle w:val="Hipervnculo"/>
+                <w:rFonts w:ascii="Calibri" w:eastAsia="Times New Roman" w:hAnsi="Calibri" w:cs="Calibri"/>
+                <w:noProof/>
+                <w:lang w:val="es-ES"/>
+              </w:rPr>
+              <w:t>Fase 3: Estudio Comparativo - OCaml</w:t>
+            </w:r>
+            <w:r>
+              <w:rPr>
+                <w:noProof/>
+                <w:webHidden/>
+              </w:rPr>
+              <w:tab/>
+            </w:r>
+            <w:r>
+              <w:rPr>
+                <w:noProof/>
+                <w:webHidden/>
+              </w:rPr>
+              <w:fldChar w:fldCharType="begin"/>
+            </w:r>
+            <w:r>
+              <w:rPr>
+                <w:noProof/>
+                <w:webHidden/>
+              </w:rPr>
+              <w:instrText xml:space="preserve"> PAGEREF _Toc231825746 \h </w:instrText>
+            </w:r>
+            <w:r>
+              <w:rPr>
+                <w:noProof/>
+                <w:webHidden/>
+              </w:rPr>
+            </w:r>
+            <w:r>
+              <w:rPr>
+                <w:noProof/>
+                <w:webHidden/>
+              </w:rPr>
+              <w:fldChar w:fldCharType="separate"/>
+            </w:r>
+            <w:r>
+              <w:rPr>
+                <w:noProof/>
+                <w:webHidden/>
+              </w:rPr>
+              <w:t>7</w:t>
+            </w:r>
+            <w:r>
+              <w:rPr>
+                <w:noProof/>
+                <w:webHidden/>
+              </w:rPr>
+              <w:fldChar w:fldCharType="end"/>
+            </w:r>
+          </w:hyperlink>
+        </w:p>
+        <w:p>
+          <w:pPr>
+            <w:pStyle w:val="TDC3"/>
+            <w:tabs>
+              <w:tab w:val="right" w:leader="dot" w:pos="8494"/>
+            </w:tabs>
+            <w:rPr>
+              <w:noProof/>
+            </w:rPr>
+          </w:pPr>
+          <w:hyperlink w:anchor="_Toc231825747" w:history="1">
+            <w:r>
+              <w:rPr>
+                <w:rStyle w:val="Hipervnculo"/>
+                <w:rFonts w:ascii="Calibri" w:eastAsia="Times New Roman" w:hAnsi="Calibri" w:cs="Calibri"/>
+                <w:noProof/>
+                <w:lang w:val="es-ES"/>
+              </w:rPr>
+              <w:t>Presentación del Lenguaje y Áreas de Aplicación</w:t>
+            </w:r>
+            <w:r>
+              <w:rPr>
+                <w:noProof/>
+                <w:webHidden/>
+              </w:rPr>
+              <w:tab/>
+            </w:r>
+            <w:r>
+              <w:rPr>
+                <w:noProof/>
+                <w:webHidden/>
+              </w:rPr>
+              <w:fldChar w:fldCharType="begin"/>
+            </w:r>
+            <w:r>
+              <w:rPr>
+                <w:noProof/>
+                <w:webHidden/>
+              </w:rPr>
+              <w:instrText xml:space="preserve"> PAGEREF _Toc231825747 \h </w:instrText>
+            </w:r>
+            <w:r>
+              <w:rPr>
+                <w:noProof/>
+                <w:webHidden/>
+              </w:rPr>
+            </w:r>
+            <w:r>
+              <w:rPr>
+                <w:noProof/>
+                <w:webHidden/>
+              </w:rPr>
+              <w:fldChar w:fldCharType="separate"/>
+            </w:r>
+            <w:r>
+              <w:rPr>
+                <w:noProof/>
+                <w:webHidden/>
+              </w:rPr>
+              <w:t>8</w:t>
+            </w:r>
+            <w:r>
+              <w:rPr>
+                <w:noProof/>
+                <w:webHidden/>
+              </w:rPr>
+              <w:fldChar w:fldCharType="end"/>
+            </w:r>
+          </w:hyperlink>
+        </w:p>
+        <w:p>
+          <w:pPr>
+            <w:pStyle w:val="TDC3"/>
+            <w:tabs>
+              <w:tab w:val="right" w:leader="dot" w:pos="8494"/>
+            </w:tabs>
+            <w:rPr>
+              <w:noProof/>
+            </w:rPr>
+          </w:pPr>
+          <w:hyperlink w:anchor="_Toc231825748" w:history="1">
+            <w:r>
+              <w:rPr>
+                <w:rStyle w:val="Hipervnculo"/>
+                <w:rFonts w:ascii="Calibri" w:eastAsia="Times New Roman" w:hAnsi="Calibri" w:cs="Calibri"/>
+                <w:noProof/>
+                <w:lang w:val="es-ES"/>
+              </w:rPr>
+              <w:t>Reimplementación de Funciones</w:t>
+            </w:r>
+            <w:r>
+              <w:rPr>
+                <w:noProof/>
+                <w:webHidden/>
+              </w:rPr>
+              <w:tab/>
+            </w:r>
+            <w:r>
+              <w:rPr>
+                <w:noProof/>
+                <w:webHidden/>
+              </w:rPr>
+              <w:fldChar w:fldCharType="begin"/>
+            </w:r>
+            <w:r>
+              <w:rPr>
+                <w:noProof/>
+                <w:webHidden/>
+              </w:rPr>
+              <w:instrText xml:space="preserve"> PAGEREF _Toc231825748 \h </w:instrText>
+            </w:r>
+            <w:r>
+              <w:rPr>
+                <w:noProof/>
+                <w:webHidden/>
+              </w:rPr>
+            </w:r>
+            <w:r>
+              <w:rPr>
+                <w:noProof/>
+                <w:webHidden/>
+              </w:rPr>
+              <w:fldChar w:fldCharType="separate"/>
+            </w:r>
+            <w:r>
+              <w:rPr>
+                <w:noProof/>
+                <w:webHidden/>
+              </w:rPr>
+              <w:t>8</w:t>
+            </w:r>
+            <w:r>
+              <w:rPr>
+                <w:noProof/>
+                <w:webHidden/>
+              </w:rPr>
+              <w:fldChar w:fldCharType="end"/>
+            </w:r>
+          </w:hyperlink>
+        </w:p>
+        <w:p>
+          <w:pPr>
+            <w:pStyle w:val="TDC2"/>
+            <w:tabs>
+              <w:tab w:val="right" w:leader="dot" w:pos="8494"/>
+            </w:tabs>
+            <w:rPr>
+              <w:noProof/>
+            </w:rPr>
+          </w:pPr>
+          <w:hyperlink w:anchor="_Toc231825749" w:history="1">
+            <w:r>
+              <w:rPr>
+                <w:rStyle w:val="Hipervnculo"/>
+                <w:rFonts w:ascii="Calibri" w:eastAsia="Times New Roman" w:hAnsi="Calibri" w:cs="Calibri"/>
+                <w:noProof/>
+                <w:lang w:val="es-ES"/>
+              </w:rPr>
+              <w:t>Bitácora de Depuración</w:t>
+            </w:r>
+            <w:r>
+              <w:rPr>
+                <w:noProof/>
+                <w:webHidden/>
+              </w:rPr>
+              <w:tab/>
+            </w:r>
+            <w:r>
+              <w:rPr>
+                <w:noProof/>
+                <w:webHidden/>
+              </w:rPr>
+              <w:fldChar w:fldCharType="begin"/>
+            </w:r>
+            <w:r>
+              <w:rPr>
+                <w:noProof/>
+                <w:webHidden/>
+              </w:rPr>
+              <w:instrText xml:space="preserve"> PAGEREF _Toc231825749 \h </w:instrText>
+            </w:r>
+            <w:r>
+              <w:rPr>
+                <w:noProof/>
+                <w:webHidden/>
+              </w:rPr>
+            </w:r>
+            <w:r>
+              <w:rPr>
+                <w:noProof/>
+                <w:webHidden/>
+              </w:rPr>
+              <w:fldChar w:fldCharType="separate"/>
+            </w:r>
+            <w:r>
+              <w:rPr>
+                <w:noProof/>
+                <w:webHidden/>
+              </w:rPr>
+              <w:t>9</w:t>
+            </w:r>
+            <w:r>
+              <w:rPr>
+                <w:noProof/>
+                <w:webHidden/>
+              </w:rPr>
+              <w:fldChar w:fldCharType="end"/>
+            </w:r>
+          </w:hyperlink>
+        </w:p>
+        <w:p>
+          <w:pPr>
+            <w:pStyle w:val="TDC2"/>
+            <w:tabs>
+              <w:tab w:val="right" w:leader="dot" w:pos="8494"/>
+            </w:tabs>
+            <w:rPr>
+              <w:noProof/>
+            </w:rPr>
+          </w:pPr>
+          <w:hyperlink w:anchor="_Toc231825750" w:history="1">
+            <w:r>
+              <w:rPr>
+                <w:rStyle w:val="Hipervnculo"/>
+                <w:rFonts w:ascii="Calibri" w:eastAsia="Times New Roman" w:hAnsi="Calibri" w:cs="Calibri"/>
+                <w:noProof/>
+                <w:lang w:val="es-ES"/>
+              </w:rPr>
+              <w:t>Conclusión</w:t>
+            </w:r>
+            <w:r>
+              <w:rPr>
+                <w:noProof/>
+                <w:webHidden/>
+              </w:rPr>
+              <w:tab/>
+            </w:r>
+            <w:r>
+              <w:rPr>
+                <w:noProof/>
+                <w:webHidden/>
+              </w:rPr>
+              <w:fldChar w:fldCharType="begin"/>
+            </w:r>
+            <w:r>
+              <w:rPr>
+                <w:noProof/>
+                <w:webHidden/>
+              </w:rPr>
+              <w:instrText xml:space="preserve"> PAGEREF _Toc231825750 \h </w:instrText>
+            </w:r>
+            <w:r>
+              <w:rPr>
+                <w:noProof/>
+                <w:webHidden/>
+              </w:rPr>
+            </w:r>
+            <w:r>
+              <w:rPr>
+                <w:noProof/>
+                <w:webHidden/>
+              </w:rPr>
+              <w:fldChar w:fldCharType="separate"/>
+            </w:r>
+            <w:r>
+              <w:rPr>
+                <w:noProof/>
+                <w:webHidden/>
+              </w:rPr>
+              <w:t>10</w:t>
+            </w:r>
+            <w:r>
+              <w:rPr>
+                <w:noProof/>
+                <w:webHidden/>
+              </w:rPr>
+              <w:fldChar w:fldCharType="end"/>
+            </w:r>
+          </w:hyperlink>
+        </w:p>
+        <w:p>
+          <w:pPr>
+            <w:pStyle w:val="TDC2"/>
+            <w:tabs>
+              <w:tab w:val="right" w:leader="dot" w:pos="8494"/>
+            </w:tabs>
+            <w:rPr>
+              <w:noProof/>
+            </w:rPr>
+          </w:pPr>
+          <w:hyperlink w:anchor="_Toc231825751" w:history="1">
+            <w:r>
+              <w:rPr>
+                <w:rStyle w:val="Hipervnculo"/>
+                <w:rFonts w:ascii="Calibri" w:eastAsia="Times New Roman" w:hAnsi="Calibri" w:cs="Calibri"/>
+                <w:noProof/>
+                <w:lang w:val="es-ES"/>
+              </w:rPr>
+              <w:t>Referencias Bibliográficas</w:t>
+            </w:r>
+            <w:r>
+              <w:rPr>
+                <w:noProof/>
+                <w:webHidden/>
+              </w:rPr>
+              <w:tab/>
+            </w:r>
+            <w:r>
+              <w:rPr>
+                <w:noProof/>
+                <w:webHidden/>
+              </w:rPr>
+              <w:fldChar w:fldCharType="begin"/>
+            </w:r>
+            <w:r>
+              <w:rPr>
+                <w:noProof/>
+                <w:webHidden/>
+              </w:rPr>
+              <w:instrText xml:space="preserve"> PAGEREF _Toc231825751 \h </w:instrText>
+            </w:r>
+            <w:r>
+              <w:rPr>
+                <w:noProof/>
+                <w:webHidden/>
+              </w:rPr>
+            </w:r>
+            <w:r>
+              <w:rPr>
+                <w:noProof/>
+                <w:webHidden/>
+              </w:rPr>
+              <w:fldChar w:fldCharType="separate"/>
+            </w:r>
+            <w:r>
+              <w:rPr>
+                <w:noProof/>
+                <w:webHidden/>
+              </w:rPr>
+              <w:t>10</w:t>
+            </w:r>
+            <w:r>
+              <w:rPr>
+                <w:noProof/>
+                <w:webHidden/>
+              </w:rPr>
+              <w:fldChar w:fldCharType="end"/>
+            </w:r>
+          </w:hyperlink>
+        </w:p>
+        <w:p>
+          <w:pPr>
+            <w:rPr>
+              <w:b/>
+              <w:bCs/>
+              <w:lang w:val="es-ES"/>
+            </w:rPr>
+          </w:pPr>
+          <w:r>
+            <w:rPr>
+              <w:b/>
+              <w:bCs/>
+              <w:lang w:val="es-ES"/>
+            </w:rPr>
+            <w:fldChar w:fldCharType="end"/>
+          </w:r>
+        </w:p>
+      </w:sdtContent>
+    </w:sdt>
+    <w:p>
+      <w:pPr>
+        <w:rPr>
           <w:b/>
           <w:bCs/>
-          <w:color w:val="2B6CB0"/>
-          <w:sz w:val="28"/>
-          <w:szCs w:val="28"/>
-          <w:lang w:val="es-ES"/>
-        </w:rPr>
-        <w:t>Datos de la Entrega</w:t>
-      </w:r>
+          <w:lang w:val="es-ES"/>
+        </w:rPr>
+      </w:pPr>
+    </w:p>
+    <w:p>
+      <w:pPr>
+        <w:rPr>
+          <w:b/>
+          <w:bCs/>
+          <w:lang w:val="es-ES"/>
+        </w:rPr>
+      </w:pPr>
+    </w:p>
+    <w:p>
+      <w:pPr>
+        <w:rPr>
+          <w:b/>
+          <w:bCs/>
+          <w:lang w:val="es-ES"/>
+        </w:rPr>
+      </w:pPr>
+    </w:p>
+    <w:p/>
+    <w:p>
+      <w:pPr>
+        <w:pStyle w:val="Ttulo2"/>
+        <w:divId w:val="1995796581"/>
+        <w:rPr>
+          <w:rFonts w:ascii="Calibri" w:eastAsia="Times New Roman" w:hAnsi="Calibri" w:cs="Calibri"/>
+          <w:i/>
+          <w:iCs/>
+          <w:lang w:val="es-ES"/>
+        </w:rPr>
+      </w:pPr>
+      <w:bookmarkStart w:id="7" w:name="_Toc231825733"/>
+      <w:r>
+        <w:rPr>
+          <w:rFonts w:ascii="Calibri" w:eastAsia="Times New Roman" w:hAnsi="Calibri" w:cs="Calibri"/>
+          <w:lang w:val="es-ES"/>
+        </w:rPr>
+        <w:lastRenderedPageBreak/>
+        <w:t>Introducción</w:t>
+      </w:r>
+      <w:bookmarkEnd w:id="7"/>
     </w:p>
     <w:p>
       <w:pPr>
         <w:pStyle w:val="NormalWeb"/>
-        <w:shd w:val="clear" w:color="auto" w:fill="F7FAFC"/>
-        <w:divId w:val="1352873372"/>
-        <w:rPr>
-          <w:rFonts w:ascii="Calibri" w:hAnsi="Calibri" w:cs="Calibri"/>
-          <w:color w:val="333333"/>
-          <w:lang w:val="es-ES"/>
-        </w:rPr>
-      </w:pPr>
+        <w:divId w:val="1995796581"/>
+        <w:rPr>
+          <w:rFonts w:ascii="Calibri" w:hAnsi="Calibri" w:cs="Calibri"/>
+          <w:b/>
+          <w:bCs/>
+          <w:color w:val="333333"/>
+          <w:lang w:val="es-ES"/>
+        </w:rPr>
+      </w:pPr>
+      <w:r>
+        <w:rPr>
+          <w:rFonts w:ascii="Calibri" w:hAnsi="Calibri" w:cs="Calibri"/>
+          <w:color w:val="333333"/>
+          <w:lang w:val="es-ES"/>
+        </w:rPr>
+        <w:t xml:space="preserve">El presente trabajo tiene como objetivo aplicar los conceptos fundamentales del paradigma funcional mediante el diseño e implementación de un sistema de simulación de semáforos inteligentes. Para este propósito, se seleccionó </w:t>
+      </w:r>
+      <w:proofErr w:type="spellStart"/>
       <w:r>
         <w:rPr>
           <w:rStyle w:val="Textoennegrita"/>
@@ -186,186 +2407,89 @@
           <w:color w:val="333333"/>
           <w:lang w:val="es-ES"/>
         </w:rPr>
-        <w:t>Grupo N°:</w:t>
-      </w:r>
-      <w:r>
-        <w:rPr>
-          <w:rFonts w:ascii="Calibri" w:hAnsi="Calibri" w:cs="Calibri"/>
-          <w:color w:val="333333"/>
-          <w:lang w:val="es-ES"/>
-        </w:rPr>
-        <w:t xml:space="preserve"> 30</w:t>
-      </w:r>
+        <w:t>Common</w:t>
+      </w:r>
+      <w:proofErr w:type="spellEnd"/>
+      <w:r>
+        <w:rPr>
+          <w:rStyle w:val="Textoennegrita"/>
+          <w:rFonts w:ascii="Calibri" w:hAnsi="Calibri" w:cs="Calibri"/>
+          <w:color w:val="333333"/>
+          <w:lang w:val="es-ES"/>
+        </w:rPr>
+        <w:t xml:space="preserve"> Lisp</w:t>
+      </w:r>
+      <w:r>
+        <w:rPr>
+          <w:rFonts w:ascii="Calibri" w:hAnsi="Calibri" w:cs="Calibri"/>
+          <w:color w:val="333333"/>
+          <w:lang w:val="es-ES"/>
+        </w:rPr>
+        <w:t xml:space="preserve"> como lenguaje de desarrollo principal, promoviendo el </w:t>
+      </w:r>
+      <w:r>
+        <w:rPr>
+          <w:rFonts w:ascii="Calibri" w:hAnsi="Calibri" w:cs="Calibri"/>
+          <w:b/>
+          <w:bCs/>
+          <w:color w:val="333333"/>
+          <w:lang w:val="es-ES"/>
+        </w:rPr>
+        <w:t>uso exhaustivo de funciones puras, inmutabilidad, composición de funciones y un riguroso desacoplamiento entre la lógica de negocio y los parámetros de configuración externos.</w:t>
+      </w:r>
+    </w:p>
+    <w:p>
+      <w:pPr>
+        <w:pStyle w:val="Ttulo2"/>
+        <w:divId w:val="1995796581"/>
+        <w:rPr>
+          <w:rFonts w:ascii="Calibri" w:eastAsia="Times New Roman" w:hAnsi="Calibri" w:cs="Calibri"/>
+          <w:lang w:val="es-ES"/>
+        </w:rPr>
+      </w:pPr>
+      <w:bookmarkStart w:id="8" w:name="_Toc231825734"/>
+      <w:r>
+        <w:rPr>
+          <w:rFonts w:ascii="Calibri" w:eastAsia="Times New Roman" w:hAnsi="Calibri" w:cs="Calibri"/>
+          <w:lang w:val="es-ES"/>
+        </w:rPr>
+        <w:t xml:space="preserve">Fase 1: Implementación en </w:t>
+      </w:r>
+      <w:proofErr w:type="spellStart"/>
+      <w:r>
+        <w:rPr>
+          <w:rFonts w:ascii="Calibri" w:eastAsia="Times New Roman" w:hAnsi="Calibri" w:cs="Calibri"/>
+          <w:lang w:val="es-ES"/>
+        </w:rPr>
+        <w:t>Common</w:t>
+      </w:r>
+      <w:proofErr w:type="spellEnd"/>
+      <w:r>
+        <w:rPr>
+          <w:rFonts w:ascii="Calibri" w:eastAsia="Times New Roman" w:hAnsi="Calibri" w:cs="Calibri"/>
+          <w:lang w:val="es-ES"/>
+        </w:rPr>
+        <w:t xml:space="preserve"> Lisp</w:t>
+      </w:r>
+      <w:bookmarkEnd w:id="8"/>
     </w:p>
     <w:p>
       <w:pPr>
         <w:pStyle w:val="NormalWeb"/>
-        <w:shd w:val="clear" w:color="auto" w:fill="F7FAFC"/>
-        <w:divId w:val="1352873372"/>
-        <w:rPr>
-          <w:rFonts w:ascii="Calibri" w:hAnsi="Calibri" w:cs="Calibri"/>
-          <w:color w:val="333333"/>
-          <w:lang w:val="es-ES"/>
-        </w:rPr>
-      </w:pPr>
-      <w:r>
-        <w:rPr>
-          <w:rStyle w:val="Textoennegrita"/>
-          <w:rFonts w:ascii="Calibri" w:hAnsi="Calibri" w:cs="Calibri"/>
-          <w:color w:val="333333"/>
-          <w:lang w:val="es-ES"/>
-        </w:rPr>
-        <w:t>Integrante:</w:t>
-      </w:r>
-      <w:r>
-        <w:rPr>
-          <w:rFonts w:ascii="Calibri" w:hAnsi="Calibri" w:cs="Calibri"/>
-          <w:color w:val="333333"/>
-          <w:lang w:val="es-ES"/>
-        </w:rPr>
-        <w:t xml:space="preserve"> Zacarías Blanco, Fernando Iván</w:t>
-      </w:r>
-    </w:p>
-    <w:p>
-      <w:pPr>
-        <w:pStyle w:val="NormalWeb"/>
-        <w:shd w:val="clear" w:color="auto" w:fill="F7FAFC"/>
-        <w:divId w:val="1352873372"/>
-        <w:rPr>
-          <w:rFonts w:ascii="Calibri" w:hAnsi="Calibri" w:cs="Calibri"/>
-          <w:color w:val="333333"/>
-          <w:lang w:val="es-ES"/>
-        </w:rPr>
-      </w:pPr>
-      <w:r>
-        <w:rPr>
-          <w:rStyle w:val="Textoennegrita"/>
-          <w:rFonts w:ascii="Calibri" w:hAnsi="Calibri" w:cs="Calibri"/>
-          <w:color w:val="333333"/>
-          <w:lang w:val="es-ES"/>
-        </w:rPr>
-        <w:t>Año Académico:</w:t>
-      </w:r>
-      <w:r>
-        <w:rPr>
-          <w:rFonts w:ascii="Calibri" w:hAnsi="Calibri" w:cs="Calibri"/>
-          <w:color w:val="333333"/>
-          <w:lang w:val="es-ES"/>
-        </w:rPr>
-        <w:t xml:space="preserve"> 2026</w:t>
-      </w:r>
-    </w:p>
-    <w:p>
-      <w:pPr>
-        <w:pStyle w:val="Ttulo2"/>
-        <w:divId w:val="1995796581"/>
-        <w:rPr>
-          <w:rFonts w:ascii="Calibri" w:eastAsia="Times New Roman" w:hAnsi="Calibri" w:cs="Calibri"/>
-          <w:lang w:val="es-ES"/>
-        </w:rPr>
-      </w:pPr>
-      <w:r>
-        <w:rPr>
-          <w:rFonts w:ascii="Calibri" w:eastAsia="Times New Roman" w:hAnsi="Calibri" w:cs="Calibri"/>
-          <w:lang w:val="es-ES"/>
-        </w:rPr>
-        <w:t>Introducción</w:t>
-      </w:r>
-    </w:p>
-    <w:p>
-      <w:pPr>
-        <w:pStyle w:val="NormalWeb"/>
-        <w:divId w:val="1995796581"/>
-        <w:rPr>
-          <w:rFonts w:ascii="Calibri" w:hAnsi="Calibri" w:cs="Calibri"/>
-          <w:color w:val="333333"/>
-          <w:lang w:val="es-ES"/>
-        </w:rPr>
-      </w:pPr>
-      <w:r>
-        <w:rPr>
-          <w:rFonts w:ascii="Calibri" w:hAnsi="Calibri" w:cs="Calibri"/>
-          <w:color w:val="333333"/>
-          <w:lang w:val="es-ES"/>
-        </w:rPr>
-        <w:t>El presente trabajo tiene como objetivo aplicar los conceptos fundamentales del paradigma funcional</w:t>
-      </w:r>
-      <w:r>
-        <w:rPr>
-          <w:rFonts w:ascii="Calibri" w:hAnsi="Calibri" w:cs="Calibri"/>
-          <w:color w:val="333333"/>
-          <w:lang w:val="es-ES"/>
-        </w:rPr>
-        <w:t xml:space="preserve"> mediante el diseño e implementación de un sistema de simulación de semáforos inteligentes. Para este propósito, se seleccionó </w:t>
-      </w:r>
-      <w:r>
-        <w:rPr>
-          <w:rStyle w:val="Textoennegrita"/>
-          <w:rFonts w:ascii="Calibri" w:hAnsi="Calibri" w:cs="Calibri"/>
-          <w:color w:val="333333"/>
-          <w:lang w:val="es-ES"/>
-        </w:rPr>
-        <w:t>Common Lisp</w:t>
-      </w:r>
-      <w:r>
-        <w:rPr>
-          <w:rFonts w:ascii="Calibri" w:hAnsi="Calibri" w:cs="Calibri"/>
-          <w:color w:val="333333"/>
-          <w:lang w:val="es-ES"/>
-        </w:rPr>
-        <w:t xml:space="preserve"> como lenguaje de desarrollo principal, promoviendo el uso exhaustivo de funciones puras, inmutabilidad, composición d</w:t>
-      </w:r>
-      <w:r>
-        <w:rPr>
-          <w:rFonts w:ascii="Calibri" w:hAnsi="Calibri" w:cs="Calibri"/>
-          <w:color w:val="333333"/>
-          <w:lang w:val="es-ES"/>
-        </w:rPr>
-        <w:t>e funciones y un riguroso desacoplamiento entre la lógica de negocio y los parámetros de configuración externos.</w:t>
-      </w:r>
-    </w:p>
-    <w:p>
-      <w:pPr>
-        <w:pStyle w:val="Ttulo2"/>
-        <w:divId w:val="1995796581"/>
-        <w:rPr>
-          <w:rFonts w:ascii="Calibri" w:eastAsia="Times New Roman" w:hAnsi="Calibri" w:cs="Calibri"/>
-          <w:lang w:val="es-ES"/>
-        </w:rPr>
-      </w:pPr>
-      <w:r>
-        <w:rPr>
-          <w:rFonts w:ascii="Calibri" w:eastAsia="Times New Roman" w:hAnsi="Calibri" w:cs="Calibri"/>
-          <w:lang w:val="es-ES"/>
-        </w:rPr>
-        <w:t>Fase 1: Implementación en Common Lisp</w:t>
-      </w:r>
-    </w:p>
-    <w:p>
-      <w:pPr>
-        <w:pStyle w:val="NormalWeb"/>
-        <w:divId w:val="1995796581"/>
-        <w:rPr>
-          <w:rFonts w:ascii="Calibri" w:hAnsi="Calibri" w:cs="Calibri"/>
-          <w:color w:val="333333"/>
-          <w:lang w:val="es-ES"/>
-        </w:rPr>
-      </w:pPr>
-      <w:r>
-        <w:rPr>
-          <w:rFonts w:ascii="Calibri" w:hAnsi="Calibri" w:cs="Calibri"/>
-          <w:color w:val="333333"/>
-          <w:lang w:val="es-ES"/>
-        </w:rPr>
-        <w:t>Durante esta primera etapa del proyecto, se modelaron y desarrollaron las funcionalidades clave del flujo</w:t>
-      </w:r>
-      <w:r>
-        <w:rPr>
-          <w:rFonts w:ascii="Calibri" w:hAnsi="Calibri" w:cs="Calibri"/>
-          <w:color w:val="333333"/>
-          <w:lang w:val="es-ES"/>
-        </w:rPr>
-        <w:t xml:space="preserve"> del semáforo. La arquitectura fue diseñada para clasificar cada rutina de acuerdo a su naturaleza (pura o impura) y su interacción con el estado general de la aplicación:</w:t>
+        <w:divId w:val="1995796581"/>
+        <w:rPr>
+          <w:rFonts w:ascii="Calibri" w:hAnsi="Calibri" w:cs="Calibri"/>
+          <w:color w:val="333333"/>
+          <w:lang w:val="es-ES"/>
+        </w:rPr>
+      </w:pPr>
+      <w:r>
+        <w:rPr>
+          <w:rFonts w:ascii="Calibri" w:hAnsi="Calibri" w:cs="Calibri"/>
+          <w:color w:val="333333"/>
+          <w:lang w:val="es-ES"/>
+        </w:rPr>
+        <w:t>Durante esta primera etapa del proyecto, se modelaron y desarrollaron las funcionalidades clave del flujo del semáforo. La arquitectura fue diseñada para clasificar cada rutina de acuerdo a su naturaleza (pura o impura) y su interacción con el estado general de la aplicación:</w:t>
       </w:r>
     </w:p>
     <w:p>
@@ -449,18 +2573,7 @@
           <w:szCs w:val="22"/>
           <w:lang w:val="es-ES"/>
         </w:rPr>
-        <w:lastRenderedPageBreak/>
-        <w:t>Registro c</w:t>
-      </w:r>
-      <w:r>
-        <w:rPr>
-          <w:rFonts w:ascii="Calibri" w:eastAsia="Times New Roman" w:hAnsi="Calibri" w:cs="Calibri"/>
-          <w:color w:val="333333"/>
-          <w:sz w:val="22"/>
-          <w:szCs w:val="22"/>
-          <w:lang w:val="es-ES"/>
-        </w:rPr>
-        <w:t>ronológico de eventos en consola.</w:t>
+        <w:t>Registro cronológico de eventos en consola.</w:t>
       </w:r>
     </w:p>
     <w:p>
@@ -528,6 +2641,7 @@
           <w:lang w:val="es-ES"/>
         </w:rPr>
       </w:pPr>
+      <w:bookmarkStart w:id="9" w:name="_Toc231825735"/>
       <w:r>
         <w:rPr>
           <w:rFonts w:ascii="Calibri" w:eastAsia="Times New Roman" w:hAnsi="Calibri" w:cs="Calibri"/>
@@ -535,6 +2649,7 @@
         </w:rPr>
         <w:t>1. Función de Transición de Estados</w:t>
       </w:r>
+      <w:bookmarkEnd w:id="9"/>
     </w:p>
     <w:p>
       <w:pPr>
@@ -554,6 +2669,7 @@
         </w:rPr>
         <w:t xml:space="preserve">La función </w:t>
       </w:r>
+      <w:proofErr w:type="spellStart"/>
       <w:r>
         <w:rPr>
           <w:rStyle w:val="CdigoHTML"/>
@@ -562,21 +2678,14 @@
         </w:rPr>
         <w:t>transicion</w:t>
       </w:r>
-      <w:r>
-        <w:rPr>
-          <w:rFonts w:ascii="Calibri" w:hAnsi="Calibri" w:cs="Calibri"/>
-          <w:color w:val="333333"/>
-          <w:lang w:val="es-ES"/>
-        </w:rPr>
-        <w:t xml:space="preserve"> se encarga de modelar el ciclo básico de colores. </w:t>
-      </w:r>
-      <w:r>
-        <w:rPr>
-          <w:rFonts w:ascii="Calibri" w:hAnsi="Calibri" w:cs="Calibri"/>
-          <w:color w:val="333333"/>
-          <w:lang w:val="es-ES"/>
-        </w:rPr>
-        <w:t>Valida de manera segura que los cambios solicitados por el controlador respeten la secuencia lógica vial permitida.</w:t>
+      <w:proofErr w:type="spellEnd"/>
+      <w:r>
+        <w:rPr>
+          <w:rFonts w:ascii="Calibri" w:hAnsi="Calibri" w:cs="Calibri"/>
+          <w:color w:val="333333"/>
+          <w:lang w:val="es-ES"/>
+        </w:rPr>
+        <w:t xml:space="preserve"> se encarga de modelar el ciclo básico de colores. Valida de manera segura que los cambios solicitados por el controlador respeten la secuencia lógica vial permitida.</w:t>
       </w:r>
     </w:p>
     <w:p>
@@ -611,15 +2720,25 @@
           <w:color w:val="333333"/>
           <w:lang w:val="es-ES"/>
         </w:rPr>
-        <w:t>, nativa de Common Lisp, evaluando la coherencia entre el estado de origen y el de destino. Las úni</w:t>
-      </w:r>
-      <w:r>
-        <w:rPr>
-          <w:rFonts w:ascii="Calibri" w:hAnsi="Calibri" w:cs="Calibri"/>
-          <w:color w:val="333333"/>
-          <w:lang w:val="es-ES"/>
-        </w:rPr>
-        <w:t>cas transiciones catalogadas como válidas son:</w:t>
+        <w:t xml:space="preserve">, nativa de </w:t>
+      </w:r>
+      <w:proofErr w:type="spellStart"/>
+      <w:r>
+        <w:rPr>
+          <w:rFonts w:ascii="Calibri" w:hAnsi="Calibri" w:cs="Calibri"/>
+          <w:color w:val="333333"/>
+          <w:lang w:val="es-ES"/>
+        </w:rPr>
+        <w:t>Common</w:t>
+      </w:r>
+      <w:proofErr w:type="spellEnd"/>
+      <w:r>
+        <w:rPr>
+          <w:rFonts w:ascii="Calibri" w:hAnsi="Calibri" w:cs="Calibri"/>
+          <w:color w:val="333333"/>
+          <w:lang w:val="es-ES"/>
+        </w:rPr>
+        <w:t xml:space="preserve"> Lisp, evaluando la coherencia entre el estado de origen y el de destino. Las únicas transiciones catalogadas como válidas son:</w:t>
       </w:r>
     </w:p>
     <w:p>
@@ -758,17 +2877,7 @@
           <w:color w:val="333333"/>
           <w:lang w:val="es-ES"/>
         </w:rPr>
-        <w:t xml:space="preserve"> Función Pura. No modifica ningún estado externo y </w:t>
-      </w:r>
-      <w:r>
-        <w:rPr>
-          <w:rFonts w:ascii="Calibri" w:eastAsia="Times New Roman" w:hAnsi="Calibri" w:cs="Calibri"/>
-          <w:i/>
-          <w:iCs/>
-          <w:color w:val="333333"/>
-          <w:lang w:val="es-ES"/>
-        </w:rPr>
-        <w:t xml:space="preserve">genera de forma predecible el mismo resultado para el mismo juego de argumentos. </w:t>
+        <w:t xml:space="preserve"> Función Pura. No modifica ningún estado externo y genera de forma predecible el mismo resultado para el mismo juego de argumentos. </w:t>
       </w:r>
     </w:p>
     <w:p>
@@ -807,7 +2916,25 @@
           <w:szCs w:val="20"/>
           <w:lang w:val="es-ES"/>
         </w:rPr>
-        <w:t>(transicion 'en-rojo 'verde)</w:t>
+        <w:t>(</w:t>
+      </w:r>
+      <w:proofErr w:type="spellStart"/>
+      <w:r>
+        <w:rPr>
+          <w:sz w:val="20"/>
+          <w:szCs w:val="20"/>
+          <w:lang w:val="es-ES"/>
+        </w:rPr>
+        <w:t>transicion</w:t>
+      </w:r>
+      <w:proofErr w:type="spellEnd"/>
+      <w:r>
+        <w:rPr>
+          <w:sz w:val="20"/>
+          <w:szCs w:val="20"/>
+          <w:lang w:val="es-ES"/>
+        </w:rPr>
+        <w:t xml:space="preserve"> 'en-rojo 'verde)</w:t>
       </w:r>
     </w:p>
     <w:p>
@@ -818,13 +2945,23 @@
           <w:lang w:val="es-ES"/>
         </w:rPr>
       </w:pPr>
-      <w:r>
-        <w:rPr>
-          <w:sz w:val="20"/>
-          <w:szCs w:val="20"/>
-          <w:lang w:val="es-ES"/>
-        </w:rPr>
-        <w:t>;; Retorno obtenido: (EN-ROJO "cambiar-a-verde")</w:t>
+      <w:proofErr w:type="gramStart"/>
+      <w:r>
+        <w:rPr>
+          <w:sz w:val="20"/>
+          <w:szCs w:val="20"/>
+          <w:lang w:val="es-ES"/>
+        </w:rPr>
+        <w:t>;;</w:t>
+      </w:r>
+      <w:proofErr w:type="gramEnd"/>
+      <w:r>
+        <w:rPr>
+          <w:sz w:val="20"/>
+          <w:szCs w:val="20"/>
+          <w:lang w:val="es-ES"/>
+        </w:rPr>
+        <w:t xml:space="preserve"> Retorno obtenido: (EN-ROJO "cambiar-a-verde")</w:t>
       </w:r>
     </w:p>
     <w:p>
@@ -841,8 +2978,18 @@
           <w:rFonts w:ascii="Calibri" w:eastAsia="Times New Roman" w:hAnsi="Calibri" w:cs="Calibri"/>
           <w:lang w:val="es-ES"/>
         </w:rPr>
+        <w:br w:type="column"/>
+      </w:r>
+      <w:bookmarkStart w:id="10" w:name="_Toc231825736"/>
+      <w:r>
+        <w:rPr>
+          <w:rFonts w:ascii="Calibri" w:eastAsia="Times New Roman" w:hAnsi="Calibri" w:cs="Calibri"/>
+          <w:lang w:val="es-ES"/>
+        </w:rPr>
+        <w:lastRenderedPageBreak/>
         <w:t>2. Función Temporizador</w:t>
       </w:r>
+      <w:bookmarkEnd w:id="10"/>
     </w:p>
     <w:p>
       <w:pPr>
@@ -862,6 +3009,7 @@
         </w:rPr>
         <w:t xml:space="preserve">La función </w:t>
       </w:r>
+      <w:proofErr w:type="spellStart"/>
       <w:r>
         <w:rPr>
           <w:rStyle w:val="CdigoHTML"/>
@@ -870,21 +3018,14 @@
         </w:rPr>
         <w:t>timer-semaforo</w:t>
       </w:r>
-      <w:r>
-        <w:rPr>
-          <w:rFonts w:ascii="Calibri" w:hAnsi="Calibri" w:cs="Calibri"/>
-          <w:color w:val="333333"/>
-          <w:lang w:val="es-ES"/>
-        </w:rPr>
-        <w:t xml:space="preserve"> calcula el estado exacto</w:t>
-      </w:r>
-      <w:r>
-        <w:rPr>
-          <w:rFonts w:ascii="Calibri" w:hAnsi="Calibri" w:cs="Calibri"/>
-          <w:color w:val="333333"/>
-          <w:lang w:val="es-ES"/>
-        </w:rPr>
-        <w:t xml:space="preserve"> del semáforo en un instante temporal cualquiera. Para ello, sincroniza el tiempo actual con las duraciones configuradas para cada color, las cuales son leídas de forma externa.</w:t>
+      <w:proofErr w:type="spellEnd"/>
+      <w:r>
+        <w:rPr>
+          <w:rFonts w:ascii="Calibri" w:hAnsi="Calibri" w:cs="Calibri"/>
+          <w:color w:val="333333"/>
+          <w:lang w:val="es-ES"/>
+        </w:rPr>
+        <w:t xml:space="preserve"> calcula el estado exacto del semáforo en un instante temporal cualquiera. Para ello, sincroniza el tiempo actual con las duraciones configuradas para cada color, las cuales son leídas de forma externa.</w:t>
       </w:r>
     </w:p>
     <w:p>
@@ -919,15 +3060,7 @@
           <w:color w:val="333333"/>
           <w:lang w:val="es-ES"/>
         </w:rPr>
-        <w:t xml:space="preserve"> para ubicar la posición exacta del segundo</w:t>
-      </w:r>
-      <w:r>
-        <w:rPr>
-          <w:rFonts w:ascii="Calibri" w:hAnsi="Calibri" w:cs="Calibri"/>
-          <w:color w:val="333333"/>
-          <w:lang w:val="es-ES"/>
-        </w:rPr>
-        <w:t xml:space="preserve"> consultado dentro de la duración total del ciclo acumulado. Esta técnica modular permite una simulación infinita y recurrente del semáforo sin necesidad de resetear variables de control.</w:t>
+        <w:t xml:space="preserve"> para ubicar la posición exacta del segundo consultado dentro de la duración total del ciclo acumulado. Esta técnica modular permite una simulación infinita y recurrente del semáforo sin necesidad de resetear variables de control.</w:t>
       </w:r>
     </w:p>
     <w:p>
@@ -960,17 +3093,7 @@
           <w:color w:val="333333"/>
           <w:lang w:val="es-ES"/>
         </w:rPr>
-        <w:t xml:space="preserve"> Función Pura. Su comportamiento es determinista y no </w:t>
-      </w:r>
-      <w:r>
-        <w:rPr>
-          <w:rFonts w:ascii="Calibri" w:eastAsia="Times New Roman" w:hAnsi="Calibri" w:cs="Calibri"/>
-          <w:i/>
-          <w:iCs/>
-          <w:color w:val="333333"/>
-          <w:lang w:val="es-ES"/>
-        </w:rPr>
-        <w:t xml:space="preserve">genera efectos colaterales sobre variables ni punteros globales. </w:t>
+        <w:t xml:space="preserve"> Función Pura. Su comportamiento es determinista y no genera efectos colaterales sobre variables ni punteros globales. </w:t>
       </w:r>
     </w:p>
     <w:p>
@@ -1046,7 +3169,6 @@
           <w:szCs w:val="20"/>
           <w:lang w:val="es-ES"/>
         </w:rPr>
-        <w:lastRenderedPageBreak/>
         <w:t xml:space="preserve">  "amarillo": 6,</w:t>
       </w:r>
     </w:p>
@@ -1121,7 +3243,43 @@
           <w:szCs w:val="20"/>
           <w:lang w:val="es-ES"/>
         </w:rPr>
-        <w:t>(timer-semaforo 0)     ; ROJO</w:t>
+        <w:t>(</w:t>
+      </w:r>
+      <w:proofErr w:type="spellStart"/>
+      <w:r>
+        <w:rPr>
+          <w:sz w:val="20"/>
+          <w:szCs w:val="20"/>
+          <w:lang w:val="es-ES"/>
+        </w:rPr>
+        <w:t>timer-semaforo</w:t>
+      </w:r>
+      <w:proofErr w:type="spellEnd"/>
+      <w:r>
+        <w:rPr>
+          <w:sz w:val="20"/>
+          <w:szCs w:val="20"/>
+          <w:lang w:val="es-ES"/>
+        </w:rPr>
+        <w:t xml:space="preserve"> 0)   </w:t>
+      </w:r>
+      <w:proofErr w:type="gramStart"/>
+      <w:r>
+        <w:rPr>
+          <w:sz w:val="20"/>
+          <w:szCs w:val="20"/>
+          <w:lang w:val="es-ES"/>
+        </w:rPr>
+        <w:t xml:space="preserve">  ;</w:t>
+      </w:r>
+      <w:proofErr w:type="gramEnd"/>
+      <w:r>
+        <w:rPr>
+          <w:sz w:val="20"/>
+          <w:szCs w:val="20"/>
+          <w:lang w:val="es-ES"/>
+        </w:rPr>
+        <w:t xml:space="preserve"> ROJO</w:t>
       </w:r>
     </w:p>
     <w:p>
@@ -1140,7 +3298,43 @@
           <w:szCs w:val="20"/>
           <w:lang w:val="es-ES"/>
         </w:rPr>
-        <w:t>(timer-semaforo 90)    ; AMARILLO</w:t>
+        <w:t>(</w:t>
+      </w:r>
+      <w:proofErr w:type="spellStart"/>
+      <w:r>
+        <w:rPr>
+          <w:sz w:val="20"/>
+          <w:szCs w:val="20"/>
+          <w:lang w:val="es-ES"/>
+        </w:rPr>
+        <w:t>timer-semaforo</w:t>
+      </w:r>
+      <w:proofErr w:type="spellEnd"/>
+      <w:r>
+        <w:rPr>
+          <w:sz w:val="20"/>
+          <w:szCs w:val="20"/>
+          <w:lang w:val="es-ES"/>
+        </w:rPr>
+        <w:t xml:space="preserve"> 90)  </w:t>
+      </w:r>
+      <w:proofErr w:type="gramStart"/>
+      <w:r>
+        <w:rPr>
+          <w:sz w:val="20"/>
+          <w:szCs w:val="20"/>
+          <w:lang w:val="es-ES"/>
+        </w:rPr>
+        <w:t xml:space="preserve">  ;</w:t>
+      </w:r>
+      <w:proofErr w:type="gramEnd"/>
+      <w:r>
+        <w:rPr>
+          <w:sz w:val="20"/>
+          <w:szCs w:val="20"/>
+          <w:lang w:val="es-ES"/>
+        </w:rPr>
+        <w:t xml:space="preserve"> AMARILLO</w:t>
       </w:r>
     </w:p>
     <w:p>
@@ -1159,7 +3353,43 @@
           <w:szCs w:val="20"/>
           <w:lang w:val="es-ES"/>
         </w:rPr>
-        <w:t>(timer-semaforo 96)    ; VERDE</w:t>
+        <w:t>(</w:t>
+      </w:r>
+      <w:proofErr w:type="spellStart"/>
+      <w:r>
+        <w:rPr>
+          <w:sz w:val="20"/>
+          <w:szCs w:val="20"/>
+          <w:lang w:val="es-ES"/>
+        </w:rPr>
+        <w:t>timer-semaforo</w:t>
+      </w:r>
+      <w:proofErr w:type="spellEnd"/>
+      <w:r>
+        <w:rPr>
+          <w:sz w:val="20"/>
+          <w:szCs w:val="20"/>
+          <w:lang w:val="es-ES"/>
+        </w:rPr>
+        <w:t xml:space="preserve"> 96)  </w:t>
+      </w:r>
+      <w:proofErr w:type="gramStart"/>
+      <w:r>
+        <w:rPr>
+          <w:sz w:val="20"/>
+          <w:szCs w:val="20"/>
+          <w:lang w:val="es-ES"/>
+        </w:rPr>
+        <w:t xml:space="preserve">  ;</w:t>
+      </w:r>
+      <w:proofErr w:type="gramEnd"/>
+      <w:r>
+        <w:rPr>
+          <w:sz w:val="20"/>
+          <w:szCs w:val="20"/>
+          <w:lang w:val="es-ES"/>
+        </w:rPr>
+        <w:t xml:space="preserve"> VERDE</w:t>
       </w:r>
     </w:p>
     <w:p>
@@ -1176,7 +3406,43 @@
           <w:szCs w:val="20"/>
           <w:lang w:val="es-ES"/>
         </w:rPr>
-        <w:t>(timer-semaforo 216)   ; ROJO</w:t>
+        <w:t>(</w:t>
+      </w:r>
+      <w:proofErr w:type="spellStart"/>
+      <w:r>
+        <w:rPr>
+          <w:sz w:val="20"/>
+          <w:szCs w:val="20"/>
+          <w:lang w:val="es-ES"/>
+        </w:rPr>
+        <w:t>timer-semaforo</w:t>
+      </w:r>
+      <w:proofErr w:type="spellEnd"/>
+      <w:r>
+        <w:rPr>
+          <w:sz w:val="20"/>
+          <w:szCs w:val="20"/>
+          <w:lang w:val="es-ES"/>
+        </w:rPr>
+        <w:t xml:space="preserve"> 216) </w:t>
+      </w:r>
+      <w:proofErr w:type="gramStart"/>
+      <w:r>
+        <w:rPr>
+          <w:sz w:val="20"/>
+          <w:szCs w:val="20"/>
+          <w:lang w:val="es-ES"/>
+        </w:rPr>
+        <w:t xml:space="preserve">  ;</w:t>
+      </w:r>
+      <w:proofErr w:type="gramEnd"/>
+      <w:r>
+        <w:rPr>
+          <w:sz w:val="20"/>
+          <w:szCs w:val="20"/>
+          <w:lang w:val="es-ES"/>
+        </w:rPr>
+        <w:t xml:space="preserve"> ROJO</w:t>
       </w:r>
     </w:p>
     <w:p>
@@ -1188,6 +3454,7 @@
           <w:lang w:val="es-ES"/>
         </w:rPr>
       </w:pPr>
+      <w:bookmarkStart w:id="11" w:name="_Toc231825737"/>
       <w:r>
         <w:rPr>
           <w:rFonts w:ascii="Calibri" w:eastAsia="Times New Roman" w:hAnsi="Calibri" w:cs="Calibri"/>
@@ -1195,6 +3462,7 @@
         </w:rPr>
         <w:t>3. Función de Registro de Eventos</w:t>
       </w:r>
+      <w:bookmarkEnd w:id="11"/>
     </w:p>
     <w:p>
       <w:pPr>
@@ -1244,15 +3512,7 @@
           <w:color w:val="333333"/>
           <w:lang w:val="es-ES"/>
         </w:rPr>
-        <w:t xml:space="preserve"> </w:t>
-      </w:r>
-      <w:r>
-        <w:rPr>
-          <w:rFonts w:ascii="Calibri" w:hAnsi="Calibri" w:cs="Calibri"/>
-          <w:color w:val="333333"/>
-          <w:lang w:val="es-ES"/>
-        </w:rPr>
-        <w:t>para construir y escribir un reporte formateado directo en el buffer de salida estándar de la consola.</w:t>
+        <w:t xml:space="preserve"> para construir y escribir un reporte formateado directo en el buffer de salida estándar de la consola.</w:t>
       </w:r>
     </w:p>
     <w:p>
@@ -1291,7 +3551,23 @@
           <w:szCs w:val="20"/>
           <w:lang w:val="es-ES"/>
         </w:rPr>
-        <w:t>(log-cambio 1717513200 'rojo 'verde)</w:t>
+        <w:t xml:space="preserve">(log-cambio </w:t>
+      </w:r>
+      <w:r>
+        <w:rPr>
+          <w:sz w:val="20"/>
+          <w:szCs w:val="20"/>
+          <w:lang w:val="es-ES"/>
+        </w:rPr>
+        <w:t>90</w:t>
+      </w:r>
+      <w:r>
+        <w:rPr>
+          <w:sz w:val="20"/>
+          <w:szCs w:val="20"/>
+          <w:lang w:val="es-ES"/>
+        </w:rPr>
+        <w:t xml:space="preserve"> 'rojo 'verde)</w:t>
       </w:r>
     </w:p>
     <w:p>
@@ -1302,13 +3578,39 @@
           <w:lang w:val="es-ES"/>
         </w:rPr>
       </w:pPr>
-      <w:r>
-        <w:rPr>
-          <w:sz w:val="20"/>
-          <w:szCs w:val="20"/>
-          <w:lang w:val="es-ES"/>
-        </w:rPr>
-        <w:t>;; Salida en consola: Tiempo 1717513200: la luz ha cambiado de ROJO a VERDE</w:t>
+      <w:proofErr w:type="gramStart"/>
+      <w:r>
+        <w:rPr>
+          <w:sz w:val="20"/>
+          <w:szCs w:val="20"/>
+          <w:lang w:val="es-ES"/>
+        </w:rPr>
+        <w:t>;;</w:t>
+      </w:r>
+      <w:proofErr w:type="gramEnd"/>
+      <w:r>
+        <w:rPr>
+          <w:sz w:val="20"/>
+          <w:szCs w:val="20"/>
+          <w:lang w:val="es-ES"/>
+        </w:rPr>
+        <w:t xml:space="preserve"> Salida en consola: Tiempo </w:t>
+      </w:r>
+      <w:r>
+        <w:rPr>
+          <w:sz w:val="20"/>
+          <w:szCs w:val="20"/>
+          <w:lang w:val="es-ES"/>
+        </w:rPr>
+        <w:t>90</w:t>
+      </w:r>
+      <w:r>
+        <w:rPr>
+          <w:sz w:val="20"/>
+          <w:szCs w:val="20"/>
+          <w:lang w:val="es-ES"/>
+        </w:rPr>
+        <w:t>: la luz ha cambiado de ROJO a VERDE</w:t>
       </w:r>
     </w:p>
     <w:p>
@@ -1331,6 +3633,7 @@
           <w:color w:val="2B6CB0"/>
           <w:lang w:val="es-ES"/>
         </w:rPr>
+        <w:lastRenderedPageBreak/>
         <w:t>Clasificación:</w:t>
       </w:r>
       <w:r>
@@ -1341,17 +3644,7 @@
           <w:color w:val="333333"/>
           <w:lang w:val="es-ES"/>
         </w:rPr>
-        <w:t xml:space="preserve"> Función Impura. Aunque no altera estructuras de datos del programa, interactúa directamente con el flujo de Entrada/Salida del sistema operativo, generando un efecto</w:t>
-      </w:r>
-      <w:r>
-        <w:rPr>
-          <w:rFonts w:ascii="Calibri" w:eastAsia="Times New Roman" w:hAnsi="Calibri" w:cs="Calibri"/>
-          <w:i/>
-          <w:iCs/>
-          <w:color w:val="333333"/>
-          <w:lang w:val="es-ES"/>
-        </w:rPr>
-        <w:t xml:space="preserve"> secundario observable fuera de la máquina virtual del lenguaje. </w:t>
+        <w:t xml:space="preserve"> Función Impura. Aunque no altera estructuras de datos del programa, interactúa directamente con el flujo de Entrada/Salida del sistema operativo, generando un efecto secundario observable fuera de la máquina virtual del lenguaje. </w:t>
       </w:r>
     </w:p>
     <w:p>
@@ -1363,6 +3656,7 @@
           <w:lang w:val="es-ES"/>
         </w:rPr>
       </w:pPr>
+      <w:bookmarkStart w:id="12" w:name="_Toc231825738"/>
       <w:r>
         <w:rPr>
           <w:rFonts w:ascii="Calibri" w:eastAsia="Times New Roman" w:hAnsi="Calibri" w:cs="Calibri"/>
@@ -1370,6 +3664,7 @@
         </w:rPr>
         <w:t>4. Función de Recomendación de Ciclo</w:t>
       </w:r>
+      <w:bookmarkEnd w:id="12"/>
     </w:p>
     <w:p>
       <w:pPr>
@@ -1389,29 +3684,31 @@
         </w:rPr>
         <w:t xml:space="preserve">Para brindar inteligencia de negocio, la función </w:t>
       </w:r>
+      <w:proofErr w:type="spellStart"/>
       <w:r>
         <w:rPr>
           <w:rStyle w:val="CdigoHTML"/>
           <w:color w:val="333333"/>
           <w:lang w:val="es-ES"/>
         </w:rPr>
-        <w:t>recomendacion-ciclo</w:t>
-      </w:r>
-      <w:r>
-        <w:rPr>
-          <w:rFonts w:ascii="Calibri" w:hAnsi="Calibri" w:cs="Calibri"/>
-          <w:color w:val="333333"/>
-          <w:lang w:val="es-ES"/>
-        </w:rPr>
-        <w:t xml:space="preserve"> </w:t>
-      </w:r>
-      <w:r>
-        <w:rPr>
-          <w:rFonts w:ascii="Calibri" w:hAnsi="Calibri" w:cs="Calibri"/>
-          <w:color w:val="333333"/>
-          <w:lang w:val="es-ES"/>
-        </w:rPr>
-        <w:t>evalúa de manera analítica si los tiempos parametrizados se corresponden con buenas prácticas internacionales de tránsito urbano.</w:t>
+        <w:t>recomendacion</w:t>
+      </w:r>
+      <w:proofErr w:type="spellEnd"/>
+      <w:r>
+        <w:rPr>
+          <w:rStyle w:val="CdigoHTML"/>
+          <w:color w:val="333333"/>
+          <w:lang w:val="es-ES"/>
+        </w:rPr>
+        <w:t>-ciclo</w:t>
+      </w:r>
+      <w:r>
+        <w:rPr>
+          <w:rFonts w:ascii="Calibri" w:hAnsi="Calibri" w:cs="Calibri"/>
+          <w:color w:val="333333"/>
+          <w:lang w:val="es-ES"/>
+        </w:rPr>
+        <w:t xml:space="preserve"> evalúa de manera analítica si los tiempos parametrizados se corresponden con buenas prácticas internacionales de tránsito urbano.</w:t>
       </w:r>
     </w:p>
     <w:tbl>
@@ -1624,7 +3921,6 @@
                 <w:sz w:val="22"/>
                 <w:szCs w:val="22"/>
               </w:rPr>
-              <w:lastRenderedPageBreak/>
               <w:t>Entre 35 s y 150 s</w:t>
             </w:r>
           </w:p>
@@ -1661,16 +3957,7 @@
                 <w:sz w:val="22"/>
                 <w:szCs w:val="22"/>
               </w:rPr>
-              <w:t>"Ciclo dentro d</w:t>
-            </w:r>
-            <w:r>
-              <w:rPr>
-                <w:rFonts w:ascii="Calibri" w:eastAsia="Times New Roman" w:hAnsi="Calibri" w:cs="Calibri"/>
-                <w:color w:val="333333"/>
-                <w:sz w:val="22"/>
-                <w:szCs w:val="22"/>
-              </w:rPr>
-              <w:t>el rango recomendado"</w:t>
+              <w:t>"Ciclo dentro del rango recomendado"</w:t>
             </w:r>
           </w:p>
         </w:tc>
@@ -1795,6 +4082,7 @@
           <w:lang w:val="es-ES"/>
         </w:rPr>
       </w:pPr>
+      <w:bookmarkStart w:id="13" w:name="_Toc231825739"/>
       <w:r>
         <w:rPr>
           <w:rFonts w:ascii="Calibri" w:eastAsia="Times New Roman" w:hAnsi="Calibri" w:cs="Calibri"/>
@@ -1802,6 +4090,7 @@
         </w:rPr>
         <w:t>5. Función de Duración del Ciclo</w:t>
       </w:r>
+      <w:bookmarkEnd w:id="13"/>
     </w:p>
     <w:p>
       <w:pPr>
@@ -1821,13 +4110,23 @@
         </w:rPr>
         <w:t xml:space="preserve">La función </w:t>
       </w:r>
+      <w:proofErr w:type="spellStart"/>
       <w:r>
         <w:rPr>
           <w:rStyle w:val="CdigoHTML"/>
           <w:color w:val="333333"/>
           <w:lang w:val="es-ES"/>
         </w:rPr>
-        <w:t>duracion-ciclo</w:t>
+        <w:t>duracion</w:t>
+      </w:r>
+      <w:proofErr w:type="spellEnd"/>
+      <w:r>
+        <w:rPr>
+          <w:rStyle w:val="CdigoHTML"/>
+          <w:color w:val="333333"/>
+          <w:lang w:val="es-ES"/>
+        </w:rPr>
+        <w:t>-ciclo</w:t>
       </w:r>
       <w:r>
         <w:rPr>
@@ -1854,15 +4153,7 @@
           <w:color w:val="333333"/>
           <w:lang w:val="es-ES"/>
         </w:rPr>
-        <w:t>Su importancia radica en evitar la rigidez del código. En lugar de p</w:t>
-      </w:r>
-      <w:r>
-        <w:rPr>
-          <w:rFonts w:ascii="Calibri" w:hAnsi="Calibri" w:cs="Calibri"/>
-          <w:color w:val="333333"/>
-          <w:lang w:val="es-ES"/>
-        </w:rPr>
-        <w:t xml:space="preserve">rocesar valores fijos de </w:t>
+        <w:t xml:space="preserve">Su importancia radica en evitar la rigidez del código. En lugar de procesar valores fijos de </w:t>
       </w:r>
       <w:r>
         <w:rPr>
@@ -1940,17 +4231,7 @@
           <w:color w:val="333333"/>
           <w:lang w:val="es-ES"/>
         </w:rPr>
-        <w:t xml:space="preserve"> Función Pura. Sirve</w:t>
-      </w:r>
-      <w:r>
-        <w:rPr>
-          <w:rFonts w:ascii="Calibri" w:eastAsia="Times New Roman" w:hAnsi="Calibri" w:cs="Calibri"/>
-          <w:i/>
-          <w:iCs/>
-          <w:color w:val="333333"/>
-          <w:lang w:val="es-ES"/>
-        </w:rPr>
-        <w:t xml:space="preserve"> como un engranaje clave para la composición de otras funciones más complejas de la aplicación, como el propio temporizador de intervalos. </w:t>
+        <w:t xml:space="preserve"> Función Pura. Sirve como un engranaje clave para la composición de otras funciones más complejas de la aplicación, como el propio temporizador de intervalos. </w:t>
       </w:r>
     </w:p>
     <w:p>
@@ -1962,13 +4243,16 @@
           <w:lang w:val="es-ES"/>
         </w:rPr>
       </w:pPr>
-      <w:r>
-        <w:rPr>
-          <w:rFonts w:ascii="Calibri" w:eastAsia="Times New Roman" w:hAnsi="Calibri" w:cs="Calibri"/>
-          <w:lang w:val="es-ES"/>
-        </w:rPr>
+      <w:bookmarkStart w:id="14" w:name="_Toc231825740"/>
+      <w:r>
+        <w:rPr>
+          <w:rFonts w:ascii="Calibri" w:eastAsia="Times New Roman" w:hAnsi="Calibri" w:cs="Calibri"/>
+          <w:lang w:val="es-ES"/>
+        </w:rPr>
+        <w:lastRenderedPageBreak/>
         <w:t>6. Función de Cálculo de Ciclos por Intervalo de Tiempo</w:t>
       </w:r>
+      <w:bookmarkEnd w:id="14"/>
     </w:p>
     <w:p>
       <w:pPr>
@@ -1986,15 +4270,7 @@
           <w:color w:val="333333"/>
           <w:lang w:val="es-ES"/>
         </w:rPr>
-        <w:t>Permite estimar la repetición exacta de ciclos completos den</w:t>
-      </w:r>
-      <w:r>
-        <w:rPr>
-          <w:rFonts w:ascii="Calibri" w:hAnsi="Calibri" w:cs="Calibri"/>
-          <w:color w:val="333333"/>
-          <w:lang w:val="es-ES"/>
-        </w:rPr>
-        <w:t xml:space="preserve">tro de ventanas temporales extensas especificadas en minutos. Convierte las unidades de entrada a segundos y opera la división utilizando la función truncadora </w:t>
+        <w:t xml:space="preserve">Permite estimar la repetición exacta de ciclos completos dentro de ventanas temporales extensas especificadas en minutos. Convierte las unidades de entrada a segundos y opera la división utilizando la función truncadora </w:t>
       </w:r>
       <w:r>
         <w:rPr>
@@ -2030,16 +4306,7 @@
           <w:color w:val="333333"/>
           <w:lang w:val="es-ES"/>
         </w:rPr>
-        <w:t>Ejemplo para un bloque de 15 minutos (900 s) con un</w:t>
-      </w:r>
-      <w:r>
-        <w:rPr>
-          <w:rStyle w:val="Textoennegrita"/>
-          <w:rFonts w:ascii="Calibri" w:hAnsi="Calibri" w:cs="Calibri"/>
-          <w:color w:val="333333"/>
-          <w:lang w:val="es-ES"/>
-        </w:rPr>
-        <w:t xml:space="preserve"> ciclo de 216 s:</w:t>
+        <w:t>Ejemplo para un bloque de 15 minutos (900 s) con un ciclo de 216 s:</w:t>
       </w:r>
     </w:p>
     <w:p>
@@ -2066,135 +4333,11 @@
           <w:color w:val="333333"/>
           <w:lang w:val="es-ES"/>
         </w:rPr>
-        <w:t xml:space="preserve">Ciclos = floor(900 / 216) = floor(4.16) = 4 </w:t>
-      </w:r>
-    </w:p>
-    <w:p>
-      <w:pPr>
-        <w:pStyle w:val="HTMLconformatoprevio"/>
-        <w:divId w:val="1995796581"/>
-        <w:rPr>
-          <w:sz w:val="20"/>
-          <w:szCs w:val="20"/>
-          <w:lang w:val="es-ES"/>
-        </w:rPr>
-      </w:pPr>
-      <w:r>
-        <w:rPr>
-          <w:sz w:val="20"/>
-          <w:szCs w:val="20"/>
-          <w:lang w:val="es-ES"/>
-        </w:rPr>
-        <w:t>(ciclos-por-tiempo 15)  ; Retorna: 4</w:t>
-      </w:r>
-    </w:p>
-    <w:p>
-      <w:pPr>
-        <w:pStyle w:val="HTMLconformatoprevio"/>
-        <w:divId w:val="1995796581"/>
-        <w:rPr>
-          <w:lang w:val="es-ES"/>
-        </w:rPr>
-      </w:pPr>
-      <w:r>
-        <w:rPr>
-          <w:sz w:val="20"/>
-          <w:szCs w:val="20"/>
-          <w:lang w:val="es-ES"/>
-        </w:rPr>
-        <w:t>(ciclos-por-tiempo 60)  ; Retorna: 16</w:t>
-      </w:r>
-    </w:p>
-    <w:p>
-      <w:pPr>
-        <w:shd w:val="clear" w:color="auto" w:fill="EBF8FF"/>
-        <w:divId w:val="1312907575"/>
-        <w:rPr>
-          <w:rFonts w:ascii="Calibri" w:eastAsia="Times New Roman" w:hAnsi="Calibri" w:cs="Calibri"/>
-          <w:i/>
-          <w:iCs/>
-          <w:color w:val="333333"/>
-          <w:lang w:val="es-ES"/>
-        </w:rPr>
-      </w:pPr>
-      <w:r>
-        <w:rPr>
-          <w:rFonts w:ascii="Calibri" w:eastAsia="Times New Roman" w:hAnsi="Calibri" w:cs="Calibri"/>
-          <w:b/>
-          <w:bCs/>
-          <w:color w:val="2B6CB0"/>
-          <w:lang w:val="es-ES"/>
-        </w:rPr>
-        <w:t>Clasificación:</w:t>
-      </w:r>
-      <w:r>
-        <w:rPr>
-          <w:rFonts w:ascii="Calibri" w:eastAsia="Times New Roman" w:hAnsi="Calibri" w:cs="Calibri"/>
-          <w:i/>
-          <w:iCs/>
-          <w:color w:val="333333"/>
-          <w:lang w:val="es-ES"/>
-        </w:rPr>
-        <w:t xml:space="preserve"> Función Pura. Aislada de efectos laterales. </w:t>
-      </w:r>
-    </w:p>
-    <w:p>
-      <w:pPr>
-        <w:pStyle w:val="Ttulo3"/>
-        <w:divId w:val="1995796581"/>
-        <w:rPr>
-          <w:rFonts w:ascii="Calibri" w:eastAsia="Times New Roman" w:hAnsi="Calibri" w:cs="Calibri"/>
-          <w:lang w:val="es-ES"/>
-        </w:rPr>
-      </w:pPr>
-      <w:r>
-        <w:rPr>
-          <w:rFonts w:ascii="Calibri" w:eastAsia="Times New Roman" w:hAnsi="Calibri" w:cs="Calibri"/>
-          <w:lang w:val="es-ES"/>
-        </w:rPr>
-        <w:lastRenderedPageBreak/>
-        <w:t>7. Función de Distribución Temporal</w:t>
-      </w:r>
-    </w:p>
-    <w:p>
-      <w:pPr>
-        <w:pStyle w:val="NormalWeb"/>
-        <w:divId w:val="1995796581"/>
-        <w:rPr>
-          <w:rFonts w:ascii="Calibri" w:hAnsi="Calibri" w:cs="Calibri"/>
-          <w:color w:val="333333"/>
-          <w:lang w:val="es-ES"/>
-        </w:rPr>
-      </w:pPr>
-      <w:r>
-        <w:rPr>
-          <w:rFonts w:ascii="Calibri" w:hAnsi="Calibri" w:cs="Calibri"/>
-          <w:color w:val="333333"/>
-          <w:lang w:val="es-ES"/>
-        </w:rPr>
-        <w:t xml:space="preserve">La función </w:t>
-      </w:r>
-      <w:r>
-        <w:rPr>
-          <w:rStyle w:val="CdigoHTML"/>
-          <w:color w:val="333333"/>
-          <w:lang w:val="es-ES"/>
-        </w:rPr>
-        <w:t>distribucion-temporal</w:t>
-      </w:r>
-      <w:r>
-        <w:rPr>
-          <w:rFonts w:ascii="Calibri" w:hAnsi="Calibri" w:cs="Calibri"/>
-          <w:color w:val="333333"/>
-          <w:lang w:val="es-ES"/>
-        </w:rPr>
-        <w:t xml:space="preserve"> calcula con exactitud matemática qué fracción porcentual del ciclo total consume cada uno de los colores del semáforo. Aplica de forma secuencial la siguiente ecuación:</w:t>
-      </w:r>
-    </w:p>
-    <w:p>
-      <w:pPr>
-        <w:jc w:val="center"/>
-        <w:divId w:val="303393217"/>
+        <w:t xml:space="preserve">Ciclos = </w:t>
+      </w:r>
+      <w:proofErr w:type="spellStart"/>
+      <w:proofErr w:type="gramStart"/>
+      <w:r>
         <w:rPr>
           <w:rFonts w:ascii="Georgia" w:eastAsia="Times New Roman" w:hAnsi="Georgia" w:cs="Calibri"/>
           <w:b/>
@@ -2204,7 +4347,9 @@
           <w:color w:val="333333"/>
           <w:lang w:val="es-ES"/>
         </w:rPr>
-      </w:pPr>
+        <w:t>floor</w:t>
+      </w:r>
+      <w:proofErr w:type="spellEnd"/>
       <w:r>
         <w:rPr>
           <w:rFonts w:ascii="Georgia" w:eastAsia="Times New Roman" w:hAnsi="Georgia" w:cs="Calibri"/>
@@ -2215,8 +4360,9 @@
           <w:color w:val="333333"/>
           <w:lang w:val="es-ES"/>
         </w:rPr>
-        <w:t>Porcentaje = (Tiem</w:t>
-      </w:r>
+        <w:t>(</w:t>
+      </w:r>
+      <w:proofErr w:type="gramEnd"/>
       <w:r>
         <w:rPr>
           <w:rFonts w:ascii="Georgia" w:eastAsia="Times New Roman" w:hAnsi="Georgia" w:cs="Calibri"/>
@@ -2227,44 +4373,33 @@
           <w:color w:val="333333"/>
           <w:lang w:val="es-ES"/>
         </w:rPr>
-        <w:t xml:space="preserve">po de Estado / Tiempo Total) * 100 </w:t>
-      </w:r>
-    </w:p>
-    <w:p>
-      <w:pPr>
-        <w:pStyle w:val="NormalWeb"/>
-        <w:divId w:val="1995796581"/>
-        <w:rPr>
-          <w:rFonts w:ascii="Calibri" w:hAnsi="Calibri" w:cs="Calibri"/>
-          <w:color w:val="333333"/>
-          <w:lang w:val="es-ES"/>
-        </w:rPr>
-      </w:pPr>
-      <w:r>
-        <w:rPr>
-          <w:rFonts w:ascii="Calibri" w:hAnsi="Calibri" w:cs="Calibri"/>
-          <w:color w:val="333333"/>
-          <w:lang w:val="es-ES"/>
-        </w:rPr>
-        <w:t>Retorna una estructura de datos nativa conocida como lista asociativa (</w:t>
-      </w:r>
-      <w:r>
-        <w:rPr>
-          <w:rFonts w:ascii="Calibri" w:hAnsi="Calibri" w:cs="Calibri"/>
+        <w:t xml:space="preserve">900 / 216) = </w:t>
+      </w:r>
+      <w:proofErr w:type="spellStart"/>
+      <w:r>
+        <w:rPr>
+          <w:rFonts w:ascii="Georgia" w:eastAsia="Times New Roman" w:hAnsi="Georgia" w:cs="Calibri"/>
+          <w:b/>
+          <w:bCs/>
           <w:i/>
           <w:iCs/>
           <w:color w:val="333333"/>
           <w:lang w:val="es-ES"/>
         </w:rPr>
-        <w:t>alist</w:t>
-      </w:r>
-      <w:r>
-        <w:rPr>
-          <w:rFonts w:ascii="Calibri" w:hAnsi="Calibri" w:cs="Calibri"/>
-          <w:color w:val="333333"/>
-          <w:lang w:val="es-ES"/>
-        </w:rPr>
-        <w:t>), mapeando cada color a su respectivo peso temporal:</w:t>
+        <w:t>floor</w:t>
+      </w:r>
+      <w:proofErr w:type="spellEnd"/>
+      <w:r>
+        <w:rPr>
+          <w:rFonts w:ascii="Georgia" w:eastAsia="Times New Roman" w:hAnsi="Georgia" w:cs="Calibri"/>
+          <w:b/>
+          <w:bCs/>
+          <w:i/>
+          <w:iCs/>
+          <w:color w:val="333333"/>
+          <w:lang w:val="es-ES"/>
+        </w:rPr>
+        <w:t xml:space="preserve">(4.16) = 4 </w:t>
       </w:r>
     </w:p>
     <w:p>
@@ -2283,7 +4418,25 @@
           <w:szCs w:val="20"/>
           <w:lang w:val="es-ES"/>
         </w:rPr>
-        <w:t>(distribucion-temporal)</w:t>
+        <w:t>(ciclos-por-tiempo 15</w:t>
+      </w:r>
+      <w:proofErr w:type="gramStart"/>
+      <w:r>
+        <w:rPr>
+          <w:sz w:val="20"/>
+          <w:szCs w:val="20"/>
+          <w:lang w:val="es-ES"/>
+        </w:rPr>
+        <w:t>)  ;</w:t>
+      </w:r>
+      <w:proofErr w:type="gramEnd"/>
+      <w:r>
+        <w:rPr>
+          <w:sz w:val="20"/>
+          <w:szCs w:val="20"/>
+          <w:lang w:val="es-ES"/>
+        </w:rPr>
+        <w:t xml:space="preserve"> Retorna: 4</w:t>
       </w:r>
     </w:p>
     <w:p>
@@ -2291,49 +4444,40 @@
         <w:pStyle w:val="HTMLconformatoprevio"/>
         <w:divId w:val="1995796581"/>
         <w:rPr>
-          <w:sz w:val="20"/>
-          <w:szCs w:val="20"/>
-          <w:lang w:val="es-ES"/>
-        </w:rPr>
-      </w:pPr>
-      <w:r>
-        <w:rPr>
-          <w:sz w:val="20"/>
-          <w:szCs w:val="20"/>
-          <w:lang w:val="es-ES"/>
-        </w:rPr>
-        <w:t>;; Retorno obtenido:</w:t>
-      </w:r>
-    </w:p>
-    <w:p>
-      <w:pPr>
-        <w:pStyle w:val="HTMLconformatoprevio"/>
-        <w:divId w:val="1995796581"/>
-        <w:rPr>
-          <w:lang w:val="es-ES"/>
-        </w:rPr>
-      </w:pPr>
-      <w:r>
-        <w:rPr>
-          <w:sz w:val="20"/>
-          <w:szCs w:val="20"/>
-          <w:lang w:val="es-ES"/>
-        </w:rPr>
-        <w:t>((ROJO . 41.67) (AMARILLO . 2.78) (VERDE . 55</w:t>
-      </w:r>
-      <w:r>
-        <w:rPr>
-          <w:sz w:val="20"/>
-          <w:szCs w:val="20"/>
-          <w:lang w:val="es-ES"/>
-        </w:rPr>
-        <w:t>.56))</w:t>
+          <w:lang w:val="es-ES"/>
+        </w:rPr>
+      </w:pPr>
+      <w:r>
+        <w:rPr>
+          <w:sz w:val="20"/>
+          <w:szCs w:val="20"/>
+          <w:lang w:val="es-ES"/>
+        </w:rPr>
+        <w:t>(ciclos-por-tiempo 60</w:t>
+      </w:r>
+      <w:proofErr w:type="gramStart"/>
+      <w:r>
+        <w:rPr>
+          <w:sz w:val="20"/>
+          <w:szCs w:val="20"/>
+          <w:lang w:val="es-ES"/>
+        </w:rPr>
+        <w:t>)  ;</w:t>
+      </w:r>
+      <w:proofErr w:type="gramEnd"/>
+      <w:r>
+        <w:rPr>
+          <w:sz w:val="20"/>
+          <w:szCs w:val="20"/>
+          <w:lang w:val="es-ES"/>
+        </w:rPr>
+        <w:t xml:space="preserve"> Retorna: 16</w:t>
       </w:r>
     </w:p>
     <w:p>
       <w:pPr>
         <w:shd w:val="clear" w:color="auto" w:fill="EBF8FF"/>
-        <w:divId w:val="1027953100"/>
+        <w:divId w:val="1312907575"/>
         <w:rPr>
           <w:rFonts w:ascii="Calibri" w:eastAsia="Times New Roman" w:hAnsi="Calibri" w:cs="Calibri"/>
           <w:i/>
@@ -2360,7 +4504,7 @@
           <w:color w:val="333333"/>
           <w:lang w:val="es-ES"/>
         </w:rPr>
-        <w:t xml:space="preserve"> Función Pura. Estrictamente matemática y predecible. </w:t>
+        <w:t xml:space="preserve"> Función Pura. Aislada de efectos laterales. </w:t>
       </w:r>
     </w:p>
     <w:p>
@@ -2372,13 +4516,15 @@
           <w:lang w:val="es-ES"/>
         </w:rPr>
       </w:pPr>
-      <w:r>
-        <w:rPr>
-          <w:rFonts w:ascii="Calibri" w:eastAsia="Times New Roman" w:hAnsi="Calibri" w:cs="Calibri"/>
-          <w:lang w:val="es-ES"/>
-        </w:rPr>
-        <w:t>8. Función de Lectura de Configuración</w:t>
-      </w:r>
+      <w:bookmarkStart w:id="15" w:name="_Toc231825741"/>
+      <w:r>
+        <w:rPr>
+          <w:rFonts w:ascii="Calibri" w:eastAsia="Times New Roman" w:hAnsi="Calibri" w:cs="Calibri"/>
+          <w:lang w:val="es-ES"/>
+        </w:rPr>
+        <w:t>7. Función de Distribución Temporal</w:t>
+      </w:r>
+      <w:bookmarkEnd w:id="15"/>
     </w:p>
     <w:p>
       <w:pPr>
@@ -2396,63 +4542,60 @@
           <w:color w:val="333333"/>
           <w:lang w:val="es-ES"/>
         </w:rPr>
-        <w:t xml:space="preserve">La carga dinámica de parámetros se realiza en </w:t>
-      </w:r>
+        <w:t xml:space="preserve">La función </w:t>
+      </w:r>
+      <w:proofErr w:type="spellStart"/>
       <w:r>
         <w:rPr>
           <w:rStyle w:val="CdigoHTML"/>
           <w:color w:val="333333"/>
           <w:lang w:val="es-ES"/>
         </w:rPr>
-        <w:t>leer-configuracion</w:t>
-      </w:r>
-      <w:r>
-        <w:rPr>
-          <w:rFonts w:ascii="Calibri" w:hAnsi="Calibri" w:cs="Calibri"/>
-          <w:color w:val="333333"/>
-          <w:lang w:val="es-ES"/>
-        </w:rPr>
-        <w:t xml:space="preserve">. Utiliza la macro de control de flujos </w:t>
-      </w:r>
+        <w:t>distribucion</w:t>
+      </w:r>
+      <w:proofErr w:type="spellEnd"/>
       <w:r>
         <w:rPr>
           <w:rStyle w:val="CdigoHTML"/>
           <w:color w:val="333333"/>
           <w:lang w:val="es-ES"/>
         </w:rPr>
-        <w:t>WITH-OPEN-FILE</w:t>
-      </w:r>
-      <w:r>
-        <w:rPr>
-          <w:rFonts w:ascii="Calibri" w:hAnsi="Calibri" w:cs="Calibri"/>
-          <w:color w:val="333333"/>
-          <w:lang w:val="es-ES"/>
-        </w:rPr>
-        <w:t xml:space="preserve"> para garantizar un cana</w:t>
-      </w:r>
-      <w:r>
-        <w:rPr>
-          <w:rFonts w:ascii="Calibri" w:hAnsi="Calibri" w:cs="Calibri"/>
-          <w:color w:val="333333"/>
-          <w:lang w:val="es-ES"/>
-        </w:rPr>
-        <w:t xml:space="preserve">l de comunicación limpio y seguro con el sistema operativo, encargándose de cerrar el recurso del archivo </w:t>
-      </w:r>
-      <w:r>
-        <w:rPr>
-          <w:rStyle w:val="CdigoHTML"/>
-          <w:color w:val="333333"/>
-          <w:lang w:val="es-ES"/>
-        </w:rPr>
-        <w:t>config.json</w:t>
-      </w:r>
-      <w:r>
-        <w:rPr>
-          <w:rFonts w:ascii="Calibri" w:hAnsi="Calibri" w:cs="Calibri"/>
-          <w:color w:val="333333"/>
-          <w:lang w:val="es-ES"/>
-        </w:rPr>
-        <w:t xml:space="preserve"> de manera automática, ocurra o no una excepción durante la lectura.</w:t>
+        <w:t>-temporal</w:t>
+      </w:r>
+      <w:r>
+        <w:rPr>
+          <w:rFonts w:ascii="Calibri" w:hAnsi="Calibri" w:cs="Calibri"/>
+          <w:color w:val="333333"/>
+          <w:lang w:val="es-ES"/>
+        </w:rPr>
+        <w:t xml:space="preserve"> calcula con exactitud matemática qué fracción porcentual del ciclo total consume cada uno de los colores del semáforo. Aplica de forma secuencial la siguiente ecuación:</w:t>
+      </w:r>
+    </w:p>
+    <w:p>
+      <w:pPr>
+        <w:jc w:val="center"/>
+        <w:divId w:val="303393217"/>
+        <w:rPr>
+          <w:rFonts w:ascii="Georgia" w:eastAsia="Times New Roman" w:hAnsi="Georgia" w:cs="Calibri"/>
+          <w:b/>
+          <w:bCs/>
+          <w:i/>
+          <w:iCs/>
+          <w:color w:val="333333"/>
+          <w:lang w:val="es-ES"/>
+        </w:rPr>
+      </w:pPr>
+      <w:r>
+        <w:rPr>
+          <w:rFonts w:ascii="Georgia" w:eastAsia="Times New Roman" w:hAnsi="Georgia" w:cs="Calibri"/>
+          <w:b/>
+          <w:bCs/>
+          <w:i/>
+          <w:iCs/>
+          <w:color w:val="333333"/>
+          <w:lang w:val="es-ES"/>
+        </w:rPr>
+        <w:t xml:space="preserve">Porcentaje = (Tiempo de Estado / Tiempo Total) * 100 </w:t>
       </w:r>
     </w:p>
     <w:p>
@@ -2471,54 +4614,170 @@
           <w:color w:val="333333"/>
           <w:lang w:val="es-ES"/>
         </w:rPr>
-        <w:t>La traducción del formato JSON a elementos nativos de Common Lisp es g</w:t>
-      </w:r>
-      <w:r>
-        <w:rPr>
-          <w:rFonts w:ascii="Calibri" w:hAnsi="Calibri" w:cs="Calibri"/>
-          <w:color w:val="333333"/>
-          <w:lang w:val="es-ES"/>
-        </w:rPr>
-        <w:t xml:space="preserve">estionada por la biblioteca externa </w:t>
-      </w:r>
-      <w:r>
-        <w:rPr>
-          <w:rStyle w:val="Textoennegrita"/>
-          <w:rFonts w:ascii="Calibri" w:hAnsi="Calibri" w:cs="Calibri"/>
-          <w:color w:val="333333"/>
-          <w:lang w:val="es-ES"/>
-        </w:rPr>
-        <w:t>CL-JSON</w:t>
-      </w:r>
-      <w:r>
-        <w:rPr>
-          <w:rFonts w:ascii="Calibri" w:hAnsi="Calibri" w:cs="Calibri"/>
-          <w:color w:val="333333"/>
-          <w:lang w:val="es-ES"/>
-        </w:rPr>
-        <w:t xml:space="preserve"> mediante su analizador de flujo </w:t>
-      </w:r>
-      <w:r>
-        <w:rPr>
-          <w:rStyle w:val="CdigoHTML"/>
-          <w:color w:val="333333"/>
-          <w:lang w:val="es-ES"/>
-        </w:rPr>
-        <w:t>decode-json</w:t>
-      </w:r>
-      <w:r>
-        <w:rPr>
-          <w:rFonts w:ascii="Calibri" w:hAnsi="Calibri" w:cs="Calibri"/>
-          <w:color w:val="333333"/>
-          <w:lang w:val="es-ES"/>
-        </w:rPr>
-        <w:t>.</w:t>
+        <w:t>Retorna una estructura de datos nativa conocida como lista asociativa (</w:t>
+      </w:r>
+      <w:proofErr w:type="spellStart"/>
+      <w:r>
+        <w:rPr>
+          <w:rFonts w:ascii="Calibri" w:hAnsi="Calibri" w:cs="Calibri"/>
+          <w:i/>
+          <w:iCs/>
+          <w:color w:val="333333"/>
+          <w:lang w:val="es-ES"/>
+        </w:rPr>
+        <w:t>alist</w:t>
+      </w:r>
+      <w:proofErr w:type="spellEnd"/>
+      <w:r>
+        <w:rPr>
+          <w:rFonts w:ascii="Calibri" w:hAnsi="Calibri" w:cs="Calibri"/>
+          <w:color w:val="333333"/>
+          <w:lang w:val="es-ES"/>
+        </w:rPr>
+        <w:t>), mapeando cada color a su respectivo peso temporal:</w:t>
+      </w:r>
+    </w:p>
+    <w:p>
+      <w:pPr>
+        <w:pStyle w:val="HTMLconformatoprevio"/>
+        <w:divId w:val="1995796581"/>
+        <w:rPr>
+          <w:sz w:val="20"/>
+          <w:szCs w:val="20"/>
+          <w:lang w:val="es-ES"/>
+        </w:rPr>
+      </w:pPr>
+      <w:r>
+        <w:rPr>
+          <w:sz w:val="20"/>
+          <w:szCs w:val="20"/>
+          <w:lang w:val="es-ES"/>
+        </w:rPr>
+        <w:t>(</w:t>
+      </w:r>
+      <w:proofErr w:type="spellStart"/>
+      <w:r>
+        <w:rPr>
+          <w:sz w:val="20"/>
+          <w:szCs w:val="20"/>
+          <w:lang w:val="es-ES"/>
+        </w:rPr>
+        <w:t>distribucion</w:t>
+      </w:r>
+      <w:proofErr w:type="spellEnd"/>
+      <w:r>
+        <w:rPr>
+          <w:sz w:val="20"/>
+          <w:szCs w:val="20"/>
+          <w:lang w:val="es-ES"/>
+        </w:rPr>
+        <w:t>-temporal)</w:t>
+      </w:r>
+    </w:p>
+    <w:p>
+      <w:pPr>
+        <w:pStyle w:val="HTMLconformatoprevio"/>
+        <w:divId w:val="1995796581"/>
+        <w:rPr>
+          <w:sz w:val="20"/>
+          <w:szCs w:val="20"/>
+          <w:lang w:val="es-ES"/>
+        </w:rPr>
+      </w:pPr>
+      <w:proofErr w:type="gramStart"/>
+      <w:r>
+        <w:rPr>
+          <w:sz w:val="20"/>
+          <w:szCs w:val="20"/>
+          <w:lang w:val="es-ES"/>
+        </w:rPr>
+        <w:t>;;</w:t>
+      </w:r>
+      <w:proofErr w:type="gramEnd"/>
+      <w:r>
+        <w:rPr>
+          <w:sz w:val="20"/>
+          <w:szCs w:val="20"/>
+          <w:lang w:val="es-ES"/>
+        </w:rPr>
+        <w:t xml:space="preserve"> Retorno obtenido:</w:t>
+      </w:r>
+    </w:p>
+    <w:p>
+      <w:pPr>
+        <w:pStyle w:val="HTMLconformatoprevio"/>
+        <w:divId w:val="1995796581"/>
+        <w:rPr>
+          <w:lang w:val="es-ES"/>
+        </w:rPr>
+      </w:pPr>
+      <w:r>
+        <w:rPr>
+          <w:sz w:val="20"/>
+          <w:szCs w:val="20"/>
+          <w:lang w:val="es-ES"/>
+        </w:rPr>
+        <w:t>((</w:t>
+      </w:r>
+      <w:proofErr w:type="gramStart"/>
+      <w:r>
+        <w:rPr>
+          <w:sz w:val="20"/>
+          <w:szCs w:val="20"/>
+          <w:lang w:val="es-ES"/>
+        </w:rPr>
+        <w:t>ROJO .</w:t>
+      </w:r>
+      <w:proofErr w:type="gramEnd"/>
+      <w:r>
+        <w:rPr>
+          <w:sz w:val="20"/>
+          <w:szCs w:val="20"/>
+          <w:lang w:val="es-ES"/>
+        </w:rPr>
+        <w:t xml:space="preserve"> 41.67) (</w:t>
+      </w:r>
+      <w:proofErr w:type="gramStart"/>
+      <w:r>
+        <w:rPr>
+          <w:sz w:val="20"/>
+          <w:szCs w:val="20"/>
+          <w:lang w:val="es-ES"/>
+        </w:rPr>
+        <w:t>AMARILLO .</w:t>
+      </w:r>
+      <w:proofErr w:type="gramEnd"/>
+      <w:r>
+        <w:rPr>
+          <w:sz w:val="20"/>
+          <w:szCs w:val="20"/>
+          <w:lang w:val="es-ES"/>
+        </w:rPr>
+        <w:t xml:space="preserve"> 2.78) (</w:t>
+      </w:r>
+      <w:proofErr w:type="gramStart"/>
+      <w:r>
+        <w:rPr>
+          <w:sz w:val="20"/>
+          <w:szCs w:val="20"/>
+          <w:lang w:val="es-ES"/>
+        </w:rPr>
+        <w:t>VERDE .</w:t>
+      </w:r>
+      <w:proofErr w:type="gramEnd"/>
+      <w:r>
+        <w:rPr>
+          <w:sz w:val="20"/>
+          <w:szCs w:val="20"/>
+          <w:lang w:val="es-ES"/>
+        </w:rPr>
+        <w:t xml:space="preserve"> 55.56))</w:t>
       </w:r>
     </w:p>
     <w:p>
       <w:pPr>
         <w:shd w:val="clear" w:color="auto" w:fill="EBF8FF"/>
-        <w:divId w:val="451289167"/>
+        <w:divId w:val="1027953100"/>
         <w:rPr>
           <w:rFonts w:ascii="Calibri" w:eastAsia="Times New Roman" w:hAnsi="Calibri" w:cs="Calibri"/>
           <w:i/>
@@ -2545,7 +4804,7 @@
           <w:color w:val="333333"/>
           <w:lang w:val="es-ES"/>
         </w:rPr>
-        <w:t xml:space="preserve"> Función Impura. Depende directamente del estado del sistema de archivos físico donde reside la configuración externa del software. </w:t>
+        <w:t xml:space="preserve"> Función Pura. Estrictamente matemática y predecible. </w:t>
       </w:r>
     </w:p>
     <w:p>
@@ -2557,20 +4816,15 @@
           <w:lang w:val="es-ES"/>
         </w:rPr>
       </w:pPr>
-      <w:r>
-        <w:rPr>
-          <w:rFonts w:ascii="Calibri" w:eastAsia="Times New Roman" w:hAnsi="Calibri" w:cs="Calibri"/>
-          <w:lang w:val="es-ES"/>
-        </w:rPr>
-        <w:t>9. Función de Obtenc</w:t>
-      </w:r>
-      <w:r>
-        <w:rPr>
-          <w:rFonts w:ascii="Calibri" w:eastAsia="Times New Roman" w:hAnsi="Calibri" w:cs="Calibri"/>
-          <w:lang w:val="es-ES"/>
-        </w:rPr>
-        <w:t>ión de Tiempos</w:t>
-      </w:r>
+      <w:bookmarkStart w:id="16" w:name="_Toc231825742"/>
+      <w:r>
+        <w:rPr>
+          <w:rFonts w:ascii="Calibri" w:eastAsia="Times New Roman" w:hAnsi="Calibri" w:cs="Calibri"/>
+          <w:lang w:val="es-ES"/>
+        </w:rPr>
+        <w:t>8. Función de Lectura de Configuración</w:t>
+      </w:r>
+      <w:bookmarkEnd w:id="16"/>
     </w:p>
     <w:p>
       <w:pPr>
@@ -2588,7 +4842,7 @@
           <w:color w:val="333333"/>
           <w:lang w:val="es-ES"/>
         </w:rPr>
-        <w:t xml:space="preserve">Representa el puente de datos intermedio. Invoca internamente a la carga de configuración y utiliza las funciones de acceso a listas de Lisp </w:t>
+        <w:t xml:space="preserve">La carga dinámica de parámetros se realiza en </w:t>
       </w:r>
       <w:r>
         <w:rPr>
@@ -2596,62 +4850,139 @@
           <w:color w:val="333333"/>
           <w:lang w:val="es-ES"/>
         </w:rPr>
-        <w:t>ASSOC</w:t>
-      </w:r>
-      <w:r>
-        <w:rPr>
-          <w:rFonts w:ascii="Calibri" w:hAnsi="Calibri" w:cs="Calibri"/>
-          <w:color w:val="333333"/>
-          <w:lang w:val="es-ES"/>
-        </w:rPr>
-        <w:t xml:space="preserve"> y </w:t>
-      </w:r>
+        <w:t>leer-</w:t>
+      </w:r>
+      <w:proofErr w:type="spellStart"/>
       <w:r>
         <w:rPr>
           <w:rStyle w:val="CdigoHTML"/>
           <w:color w:val="333333"/>
           <w:lang w:val="es-ES"/>
         </w:rPr>
-        <w:t>CDR</w:t>
-      </w:r>
-      <w:r>
-        <w:rPr>
-          <w:rFonts w:ascii="Calibri" w:hAnsi="Calibri" w:cs="Calibri"/>
-          <w:color w:val="333333"/>
-          <w:lang w:val="es-ES"/>
-        </w:rPr>
-        <w:t xml:space="preserve"> para recuperar de forma aislada el entero asignado a un color clave específico.</w:t>
-      </w:r>
-    </w:p>
-    <w:p>
-      <w:pPr>
-        <w:pStyle w:val="HTMLconformatoprevio"/>
-        <w:divId w:val="1995796581"/>
-        <w:rPr>
-          <w:lang w:val="es-ES"/>
-        </w:rPr>
-      </w:pPr>
-      <w:r>
-        <w:rPr>
-          <w:sz w:val="20"/>
-          <w:szCs w:val="20"/>
-          <w:lang w:val="es-ES"/>
-        </w:rPr>
-        <w:t>(obtener</w:t>
-      </w:r>
-      <w:r>
-        <w:rPr>
-          <w:sz w:val="20"/>
-          <w:szCs w:val="20"/>
-          <w:lang w:val="es-ES"/>
-        </w:rPr>
-        <w:t>-tiempo :rojo) ;; Retorna: 90</w:t>
+        <w:t>configuracion</w:t>
+      </w:r>
+      <w:proofErr w:type="spellEnd"/>
+      <w:r>
+        <w:rPr>
+          <w:rFonts w:ascii="Calibri" w:hAnsi="Calibri" w:cs="Calibri"/>
+          <w:color w:val="333333"/>
+          <w:lang w:val="es-ES"/>
+        </w:rPr>
+        <w:t xml:space="preserve">. Utiliza la macro de control de flujos </w:t>
+      </w:r>
+      <w:r>
+        <w:rPr>
+          <w:rStyle w:val="CdigoHTML"/>
+          <w:color w:val="333333"/>
+          <w:lang w:val="es-ES"/>
+        </w:rPr>
+        <w:t>WITH-OPEN-FILE</w:t>
+      </w:r>
+      <w:r>
+        <w:rPr>
+          <w:rFonts w:ascii="Calibri" w:hAnsi="Calibri" w:cs="Calibri"/>
+          <w:color w:val="333333"/>
+          <w:lang w:val="es-ES"/>
+        </w:rPr>
+        <w:t xml:space="preserve"> para garantizar un canal de comunicación limpio y seguro con el sistema operativo, encargándose de cerrar el recurso del archivo </w:t>
+      </w:r>
+      <w:proofErr w:type="spellStart"/>
+      <w:proofErr w:type="gramStart"/>
+      <w:r>
+        <w:rPr>
+          <w:rStyle w:val="CdigoHTML"/>
+          <w:color w:val="333333"/>
+          <w:lang w:val="es-ES"/>
+        </w:rPr>
+        <w:t>config.json</w:t>
+      </w:r>
+      <w:proofErr w:type="spellEnd"/>
+      <w:proofErr w:type="gramEnd"/>
+      <w:r>
+        <w:rPr>
+          <w:rFonts w:ascii="Calibri" w:hAnsi="Calibri" w:cs="Calibri"/>
+          <w:color w:val="333333"/>
+          <w:lang w:val="es-ES"/>
+        </w:rPr>
+        <w:t xml:space="preserve"> de manera automática, ocurra o no una excepción durante la lectura.</w:t>
+      </w:r>
+    </w:p>
+    <w:p>
+      <w:pPr>
+        <w:pStyle w:val="NormalWeb"/>
+        <w:divId w:val="1995796581"/>
+        <w:rPr>
+          <w:rFonts w:ascii="Calibri" w:hAnsi="Calibri" w:cs="Calibri"/>
+          <w:color w:val="333333"/>
+          <w:lang w:val="es-ES"/>
+        </w:rPr>
+      </w:pPr>
+      <w:r>
+        <w:rPr>
+          <w:rFonts w:ascii="Calibri" w:hAnsi="Calibri" w:cs="Calibri"/>
+          <w:color w:val="333333"/>
+          <w:lang w:val="es-ES"/>
+        </w:rPr>
+        <w:t xml:space="preserve">La traducción del formato JSON a elementos nativos de </w:t>
+      </w:r>
+      <w:proofErr w:type="spellStart"/>
+      <w:r>
+        <w:rPr>
+          <w:rFonts w:ascii="Calibri" w:hAnsi="Calibri" w:cs="Calibri"/>
+          <w:color w:val="333333"/>
+          <w:lang w:val="es-ES"/>
+        </w:rPr>
+        <w:t>Common</w:t>
+      </w:r>
+      <w:proofErr w:type="spellEnd"/>
+      <w:r>
+        <w:rPr>
+          <w:rFonts w:ascii="Calibri" w:hAnsi="Calibri" w:cs="Calibri"/>
+          <w:color w:val="333333"/>
+          <w:lang w:val="es-ES"/>
+        </w:rPr>
+        <w:t xml:space="preserve"> Lisp es gestionada por la biblioteca externa </w:t>
+      </w:r>
+      <w:r>
+        <w:rPr>
+          <w:rStyle w:val="Textoennegrita"/>
+          <w:rFonts w:ascii="Calibri" w:hAnsi="Calibri" w:cs="Calibri"/>
+          <w:color w:val="333333"/>
+          <w:lang w:val="es-ES"/>
+        </w:rPr>
+        <w:t>CL-JSON</w:t>
+      </w:r>
+      <w:r>
+        <w:rPr>
+          <w:rFonts w:ascii="Calibri" w:hAnsi="Calibri" w:cs="Calibri"/>
+          <w:color w:val="333333"/>
+          <w:lang w:val="es-ES"/>
+        </w:rPr>
+        <w:t xml:space="preserve"> mediante su analizador de flujo </w:t>
+      </w:r>
+      <w:proofErr w:type="spellStart"/>
+      <w:r>
+        <w:rPr>
+          <w:rStyle w:val="CdigoHTML"/>
+          <w:color w:val="333333"/>
+          <w:lang w:val="es-ES"/>
+        </w:rPr>
+        <w:t>decode-json</w:t>
+      </w:r>
+      <w:proofErr w:type="spellEnd"/>
+      <w:r>
+        <w:rPr>
+          <w:rFonts w:ascii="Calibri" w:hAnsi="Calibri" w:cs="Calibri"/>
+          <w:color w:val="333333"/>
+          <w:lang w:val="es-ES"/>
+        </w:rPr>
+        <w:t>.</w:t>
       </w:r>
     </w:p>
     <w:p>
       <w:pPr>
         <w:shd w:val="clear" w:color="auto" w:fill="EBF8FF"/>
-        <w:divId w:val="235628091"/>
+        <w:divId w:val="451289167"/>
         <w:rPr>
           <w:rFonts w:ascii="Calibri" w:eastAsia="Times New Roman" w:hAnsi="Calibri" w:cs="Calibri"/>
           <w:i/>
@@ -2668,6 +4999,7 @@
           <w:color w:val="2B6CB0"/>
           <w:lang w:val="es-ES"/>
         </w:rPr>
+        <w:lastRenderedPageBreak/>
         <w:t>Clasificación:</w:t>
       </w:r>
       <w:r>
@@ -2678,9 +5010,129 @@
           <w:color w:val="333333"/>
           <w:lang w:val="es-ES"/>
         </w:rPr>
-        <w:t xml:space="preserve"> </w:t>
-      </w:r>
-      <w:r>
+        <w:t xml:space="preserve"> Función Impura. Depende directamente del estado del sistema de archivos físico donde reside la configuración externa del software. </w:t>
+      </w:r>
+    </w:p>
+    <w:p>
+      <w:pPr>
+        <w:pStyle w:val="Ttulo3"/>
+        <w:divId w:val="1995796581"/>
+        <w:rPr>
+          <w:rFonts w:ascii="Calibri" w:eastAsia="Times New Roman" w:hAnsi="Calibri" w:cs="Calibri"/>
+          <w:lang w:val="es-ES"/>
+        </w:rPr>
+      </w:pPr>
+      <w:bookmarkStart w:id="17" w:name="_Toc231825743"/>
+      <w:r>
+        <w:rPr>
+          <w:rFonts w:ascii="Calibri" w:eastAsia="Times New Roman" w:hAnsi="Calibri" w:cs="Calibri"/>
+          <w:lang w:val="es-ES"/>
+        </w:rPr>
+        <w:t>9. Función de Obtención de Tiempos</w:t>
+      </w:r>
+      <w:bookmarkEnd w:id="17"/>
+    </w:p>
+    <w:p>
+      <w:pPr>
+        <w:pStyle w:val="NormalWeb"/>
+        <w:divId w:val="1995796581"/>
+        <w:rPr>
+          <w:rFonts w:ascii="Calibri" w:hAnsi="Calibri" w:cs="Calibri"/>
+          <w:color w:val="333333"/>
+          <w:lang w:val="es-ES"/>
+        </w:rPr>
+      </w:pPr>
+    </w:p>
+    <w:p>
+      <w:pPr>
+        <w:pStyle w:val="NormalWeb"/>
+        <w:divId w:val="1995796581"/>
+        <w:rPr>
+          <w:rFonts w:ascii="Calibri" w:hAnsi="Calibri" w:cs="Calibri"/>
+          <w:color w:val="333333"/>
+          <w:lang w:val="es-ES"/>
+        </w:rPr>
+      </w:pPr>
+      <w:r>
+        <w:rPr>
+          <w:rFonts w:ascii="Calibri" w:hAnsi="Calibri" w:cs="Calibri"/>
+          <w:color w:val="333333"/>
+          <w:lang w:val="es-ES"/>
+        </w:rPr>
+        <w:t xml:space="preserve">Representa el puente de datos intermedio. Invoca internamente a la carga de configuración y utiliza las funciones de acceso a listas de Lisp </w:t>
+      </w:r>
+      <w:r>
+        <w:rPr>
+          <w:rStyle w:val="CdigoHTML"/>
+          <w:color w:val="333333"/>
+          <w:lang w:val="es-ES"/>
+        </w:rPr>
+        <w:t>ASSOC</w:t>
+      </w:r>
+      <w:r>
+        <w:rPr>
+          <w:rFonts w:ascii="Calibri" w:hAnsi="Calibri" w:cs="Calibri"/>
+          <w:color w:val="333333"/>
+          <w:lang w:val="es-ES"/>
+        </w:rPr>
+        <w:t xml:space="preserve"> y </w:t>
+      </w:r>
+      <w:r>
+        <w:rPr>
+          <w:rStyle w:val="CdigoHTML"/>
+          <w:color w:val="333333"/>
+          <w:lang w:val="es-ES"/>
+        </w:rPr>
+        <w:t>CDR</w:t>
+      </w:r>
+      <w:r>
+        <w:rPr>
+          <w:rFonts w:ascii="Calibri" w:hAnsi="Calibri" w:cs="Calibri"/>
+          <w:color w:val="333333"/>
+          <w:lang w:val="es-ES"/>
+        </w:rPr>
+        <w:t xml:space="preserve"> para recuperar de forma aislada el entero asignado a un color clave específico.</w:t>
+      </w:r>
+    </w:p>
+    <w:p>
+      <w:pPr>
+        <w:pStyle w:val="HTMLconformatoprevio"/>
+        <w:divId w:val="1995796581"/>
+        <w:rPr>
+          <w:lang w:val="es-ES"/>
+        </w:rPr>
+      </w:pPr>
+      <w:r>
+        <w:rPr>
+          <w:sz w:val="20"/>
+          <w:szCs w:val="20"/>
+          <w:lang w:val="es-ES"/>
+        </w:rPr>
+        <w:t>(obtener-</w:t>
+      </w:r>
+      <w:proofErr w:type="gramStart"/>
+      <w:r>
+        <w:rPr>
+          <w:sz w:val="20"/>
+          <w:szCs w:val="20"/>
+          <w:lang w:val="es-ES"/>
+        </w:rPr>
+        <w:t>tiempo :rojo</w:t>
+      </w:r>
+      <w:proofErr w:type="gramEnd"/>
+      <w:r>
+        <w:rPr>
+          <w:sz w:val="20"/>
+          <w:szCs w:val="20"/>
+          <w:lang w:val="es-ES"/>
+        </w:rPr>
+        <w:t>) ;; Retorna: 90</w:t>
+      </w:r>
+    </w:p>
+    <w:p>
+      <w:pPr>
+        <w:shd w:val="clear" w:color="auto" w:fill="EBF8FF"/>
+        <w:divId w:val="235628091"/>
         <w:rPr>
           <w:rFonts w:ascii="Calibri" w:eastAsia="Times New Roman" w:hAnsi="Calibri" w:cs="Calibri"/>
           <w:i/>
@@ -2688,7 +5140,26 @@
           <w:color w:val="333333"/>
           <w:lang w:val="es-ES"/>
         </w:rPr>
-        <w:t xml:space="preserve">Pura en su lógica de búsqueda, pero de naturaleza dependiente de un canal impuro (Lectura de archivos). Funciona como una capa de abstracción necesaria para ocultar los pormenores físicos del almacenamiento al resto del sistema funcional. </w:t>
+      </w:pPr>
+      <w:r>
+        <w:rPr>
+          <w:rFonts w:ascii="Calibri" w:eastAsia="Times New Roman" w:hAnsi="Calibri" w:cs="Calibri"/>
+          <w:b/>
+          <w:bCs/>
+          <w:color w:val="2B6CB0"/>
+          <w:lang w:val="es-ES"/>
+        </w:rPr>
+        <w:t>Clasificación:</w:t>
+      </w:r>
+      <w:r>
+        <w:rPr>
+          <w:rFonts w:ascii="Calibri" w:eastAsia="Times New Roman" w:hAnsi="Calibri" w:cs="Calibri"/>
+          <w:i/>
+          <w:iCs/>
+          <w:color w:val="333333"/>
+          <w:lang w:val="es-ES"/>
+        </w:rPr>
+        <w:t xml:space="preserve"> Pura en su lógica de búsqueda, pero de naturaleza dependiente de un canal impuro (Lectura de archivos). Funciona como una capa de abstracción necesaria para ocultar los pormenores físicos del almacenamiento al resto del sistema funcional. </w:t>
       </w:r>
     </w:p>
     <w:p>
@@ -2700,6 +5171,7 @@
           <w:lang w:val="es-ES"/>
         </w:rPr>
       </w:pPr>
+      <w:bookmarkStart w:id="18" w:name="_Toc231825744"/>
       <w:r>
         <w:rPr>
           <w:rFonts w:ascii="Calibri" w:eastAsia="Times New Roman" w:hAnsi="Calibri" w:cs="Calibri"/>
@@ -2707,6 +5179,7 @@
         </w:rPr>
         <w:t>Casos de Prueba y Validación</w:t>
       </w:r>
+      <w:bookmarkEnd w:id="18"/>
     </w:p>
     <w:p>
       <w:pPr>
@@ -2724,17 +5197,354 @@
           <w:color w:val="333333"/>
           <w:lang w:val="es-ES"/>
         </w:rPr>
+        <w:t xml:space="preserve">Atendiendo al Requerimiento </w:t>
+      </w:r>
+      <w:proofErr w:type="spellStart"/>
+      <w:r>
+        <w:rPr>
+          <w:rFonts w:ascii="Calibri" w:hAnsi="Calibri" w:cs="Calibri"/>
+          <w:color w:val="333333"/>
+          <w:lang w:val="es-ES"/>
+        </w:rPr>
+        <w:t>N°</w:t>
+      </w:r>
+      <w:proofErr w:type="spellEnd"/>
+      <w:r>
+        <w:rPr>
+          <w:rFonts w:ascii="Calibri" w:hAnsi="Calibri" w:cs="Calibri"/>
+          <w:color w:val="333333"/>
+          <w:lang w:val="es-ES"/>
+        </w:rPr>
+        <w:t xml:space="preserve"> 7 del plan de estudios de la cátedra, se construyó una suite de validación integrada. Las rutinas de prueba ejecutaron automáticamente cada una de las nueve piezas lógicas descriptas anteriormente, cruzando sus salidas con los valores teóricos </w:t>
+      </w:r>
+      <w:proofErr w:type="spellStart"/>
+      <w:r>
+        <w:rPr>
+          <w:rFonts w:ascii="Calibri" w:hAnsi="Calibri" w:cs="Calibri"/>
+          <w:color w:val="333333"/>
+          <w:lang w:val="es-ES"/>
+        </w:rPr>
+        <w:t>precalculados</w:t>
+      </w:r>
+      <w:proofErr w:type="spellEnd"/>
+      <w:r>
+        <w:rPr>
+          <w:rFonts w:ascii="Calibri" w:hAnsi="Calibri" w:cs="Calibri"/>
+          <w:color w:val="333333"/>
+          <w:lang w:val="es-ES"/>
+        </w:rPr>
+        <w:t>.</w:t>
+      </w:r>
+    </w:p>
+    <w:p>
+      <w:pPr>
+        <w:pStyle w:val="NormalWeb"/>
+        <w:divId w:val="1995796581"/>
+        <w:rPr>
+          <w:rFonts w:ascii="Calibri" w:hAnsi="Calibri" w:cs="Calibri"/>
+          <w:color w:val="333333"/>
+          <w:lang w:val="es-ES"/>
+        </w:rPr>
+      </w:pPr>
+      <w:r>
+        <w:rPr>
+          <w:rFonts w:ascii="Calibri" w:hAnsi="Calibri" w:cs="Calibri"/>
+          <w:color w:val="333333"/>
+          <w:lang w:val="es-ES"/>
+        </w:rPr>
+        <w:t xml:space="preserve">Los </w:t>
+      </w:r>
+      <w:proofErr w:type="spellStart"/>
+      <w:r>
+        <w:rPr>
+          <w:rFonts w:ascii="Calibri" w:hAnsi="Calibri" w:cs="Calibri"/>
+          <w:color w:val="333333"/>
+          <w:lang w:val="es-ES"/>
+        </w:rPr>
+        <w:t>tests</w:t>
+      </w:r>
+      <w:proofErr w:type="spellEnd"/>
+      <w:r>
+        <w:rPr>
+          <w:rFonts w:ascii="Calibri" w:hAnsi="Calibri" w:cs="Calibri"/>
+          <w:color w:val="333333"/>
+          <w:lang w:val="es-ES"/>
+        </w:rPr>
+        <w:t xml:space="preserve"> confirmaron un cumplimiento del 100% de la funcionalidad teórica propuesta, garantizando una base libre de inconsistencias para las siguientes fases.</w:t>
+      </w:r>
+    </w:p>
+    <w:p>
+      <w:pPr>
+        <w:pStyle w:val="Ttulo2"/>
+        <w:divId w:val="1995796581"/>
+        <w:rPr>
+          <w:rFonts w:ascii="Calibri" w:eastAsia="Times New Roman" w:hAnsi="Calibri" w:cs="Calibri"/>
+          <w:lang w:val="es-ES"/>
+        </w:rPr>
+      </w:pPr>
+      <w:bookmarkStart w:id="19" w:name="_Toc231825745"/>
+      <w:r>
+        <w:rPr>
+          <w:rFonts w:ascii="Calibri" w:eastAsia="Times New Roman" w:hAnsi="Calibri" w:cs="Calibri"/>
+          <w:lang w:val="es-ES"/>
+        </w:rPr>
+        <w:t>Fase 2: Integración de Librerías Externas</w:t>
+      </w:r>
+      <w:bookmarkEnd w:id="19"/>
+    </w:p>
+    <w:p>
+      <w:pPr>
+        <w:pStyle w:val="NormalWeb"/>
+        <w:divId w:val="1995796581"/>
+        <w:rPr>
+          <w:rFonts w:ascii="Calibri" w:hAnsi="Calibri" w:cs="Calibri"/>
+          <w:color w:val="333333"/>
+          <w:lang w:val="es-ES"/>
+        </w:rPr>
+      </w:pPr>
+      <w:r>
+        <w:rPr>
+          <w:rFonts w:ascii="Calibri" w:hAnsi="Calibri" w:cs="Calibri"/>
+          <w:color w:val="333333"/>
+          <w:lang w:val="es-ES"/>
+        </w:rPr>
+        <w:t xml:space="preserve">La inyección de bibliotecas externas se realizó utilizando el instalador y cargador dinámico de paquetes </w:t>
+      </w:r>
+      <w:proofErr w:type="spellStart"/>
+      <w:r>
+        <w:rPr>
+          <w:rStyle w:val="Textoennegrita"/>
+          <w:rFonts w:ascii="Calibri" w:hAnsi="Calibri" w:cs="Calibri"/>
+          <w:color w:val="333333"/>
+          <w:lang w:val="es-ES"/>
+        </w:rPr>
+        <w:t>Quicklisp</w:t>
+      </w:r>
+      <w:proofErr w:type="spellEnd"/>
+      <w:r>
+        <w:rPr>
+          <w:rFonts w:ascii="Calibri" w:hAnsi="Calibri" w:cs="Calibri"/>
+          <w:color w:val="333333"/>
+          <w:lang w:val="es-ES"/>
+        </w:rPr>
+        <w:t xml:space="preserve">. La pieza clave instalada fue la suite </w:t>
+      </w:r>
+      <w:r>
+        <w:rPr>
+          <w:rStyle w:val="Textoennegrita"/>
+          <w:rFonts w:ascii="Calibri" w:hAnsi="Calibri" w:cs="Calibri"/>
+          <w:color w:val="333333"/>
+          <w:lang w:val="es-ES"/>
+        </w:rPr>
+        <w:t>CL-JSON</w:t>
+      </w:r>
+      <w:r>
+        <w:rPr>
+          <w:rFonts w:ascii="Calibri" w:hAnsi="Calibri" w:cs="Calibri"/>
+          <w:color w:val="333333"/>
+          <w:lang w:val="es-ES"/>
+        </w:rPr>
+        <w:t>. Esto permitió desvincular el comportamiento y duración física del semáforo de las instrucciones compiladas del programa.</w:t>
+      </w:r>
+    </w:p>
+    <w:p>
+      <w:pPr>
+        <w:pStyle w:val="NormalWeb"/>
+        <w:divId w:val="1995796581"/>
+        <w:rPr>
+          <w:rFonts w:ascii="Calibri" w:hAnsi="Calibri" w:cs="Calibri"/>
+          <w:color w:val="333333"/>
+          <w:lang w:val="es-ES"/>
+        </w:rPr>
+      </w:pPr>
+      <w:r>
+        <w:rPr>
+          <w:rFonts w:ascii="Calibri" w:hAnsi="Calibri" w:cs="Calibri"/>
+          <w:color w:val="333333"/>
+          <w:lang w:val="es-ES"/>
+        </w:rPr>
+        <w:t xml:space="preserve">Almacenando la configuración en el archivo </w:t>
+      </w:r>
+      <w:proofErr w:type="spellStart"/>
+      <w:proofErr w:type="gramStart"/>
+      <w:r>
+        <w:rPr>
+          <w:rStyle w:val="CdigoHTML"/>
+          <w:color w:val="333333"/>
+          <w:lang w:val="es-ES"/>
+        </w:rPr>
+        <w:t>config.json</w:t>
+      </w:r>
+      <w:proofErr w:type="spellEnd"/>
+      <w:proofErr w:type="gramEnd"/>
+      <w:r>
+        <w:rPr>
+          <w:rFonts w:ascii="Calibri" w:hAnsi="Calibri" w:cs="Calibri"/>
+          <w:color w:val="333333"/>
+          <w:lang w:val="es-ES"/>
+        </w:rPr>
+        <w:t>:</w:t>
+      </w:r>
+    </w:p>
+    <w:p>
+      <w:pPr>
+        <w:pStyle w:val="HTMLconformatoprevio"/>
+        <w:divId w:val="1995796581"/>
+        <w:rPr>
+          <w:sz w:val="20"/>
+          <w:szCs w:val="20"/>
+          <w:lang w:val="es-ES"/>
+        </w:rPr>
+      </w:pPr>
+      <w:r>
+        <w:rPr>
+          <w:sz w:val="20"/>
+          <w:szCs w:val="20"/>
+          <w:lang w:val="es-ES"/>
+        </w:rPr>
+        <w:t xml:space="preserve">{ </w:t>
+      </w:r>
+    </w:p>
+    <w:p>
+      <w:pPr>
+        <w:pStyle w:val="HTMLconformatoprevio"/>
+        <w:divId w:val="1995796581"/>
+        <w:rPr>
+          <w:sz w:val="20"/>
+          <w:szCs w:val="20"/>
+          <w:lang w:val="es-ES"/>
+        </w:rPr>
+      </w:pPr>
+      <w:r>
+        <w:rPr>
+          <w:sz w:val="20"/>
+          <w:szCs w:val="20"/>
+          <w:lang w:val="es-ES"/>
+        </w:rPr>
+        <w:t xml:space="preserve">  "rojo": 90, </w:t>
+      </w:r>
+    </w:p>
+    <w:p>
+      <w:pPr>
+        <w:pStyle w:val="HTMLconformatoprevio"/>
+        <w:divId w:val="1995796581"/>
+        <w:rPr>
+          <w:sz w:val="20"/>
+          <w:szCs w:val="20"/>
+          <w:lang w:val="es-ES"/>
+        </w:rPr>
+      </w:pPr>
+      <w:r>
+        <w:rPr>
+          <w:sz w:val="20"/>
+          <w:szCs w:val="20"/>
+          <w:lang w:val="es-ES"/>
+        </w:rPr>
+        <w:t xml:space="preserve">  "amarillo": 6, </w:t>
+      </w:r>
+    </w:p>
+    <w:p>
+      <w:pPr>
+        <w:pStyle w:val="HTMLconformatoprevio"/>
+        <w:divId w:val="1995796581"/>
+        <w:rPr>
+          <w:sz w:val="20"/>
+          <w:szCs w:val="20"/>
+          <w:lang w:val="es-ES"/>
+        </w:rPr>
+      </w:pPr>
+      <w:r>
+        <w:rPr>
+          <w:sz w:val="20"/>
+          <w:szCs w:val="20"/>
+          <w:lang w:val="es-ES"/>
+        </w:rPr>
+        <w:t xml:space="preserve">  "verde": 120 </w:t>
+      </w:r>
+    </w:p>
+    <w:p>
+      <w:pPr>
+        <w:pStyle w:val="HTMLconformatoprevio"/>
+        <w:divId w:val="1995796581"/>
+        <w:rPr>
+          <w:lang w:val="es-ES"/>
+        </w:rPr>
+      </w:pPr>
+      <w:r>
+        <w:rPr>
+          <w:sz w:val="20"/>
+          <w:szCs w:val="20"/>
+          <w:lang w:val="es-ES"/>
+        </w:rPr>
+        <w:t>}</w:t>
+      </w:r>
+    </w:p>
+    <w:p>
+      <w:pPr>
+        <w:pStyle w:val="NormalWeb"/>
+        <w:divId w:val="1995796581"/>
+        <w:rPr>
+          <w:rFonts w:ascii="Calibri" w:hAnsi="Calibri" w:cs="Calibri"/>
+          <w:color w:val="333333"/>
+          <w:lang w:val="es-ES"/>
+        </w:rPr>
+      </w:pPr>
+      <w:r>
+        <w:rPr>
+          <w:rFonts w:ascii="Calibri" w:hAnsi="Calibri" w:cs="Calibri"/>
+          <w:color w:val="333333"/>
+          <w:lang w:val="es-ES"/>
+        </w:rPr>
         <w:lastRenderedPageBreak/>
-        <w:t>Atendiendo al Requerimiento N° 7 del plan de estudios de la cátedra, se construyó una suite de validación integrada. Las rutinas de prueba ejecutaron automáticamente cada una de las nueve piezas lógicas descriptas anteriormente</w:t>
-      </w:r>
-      <w:r>
-        <w:rPr>
-          <w:rFonts w:ascii="Calibri" w:hAnsi="Calibri" w:cs="Calibri"/>
-          <w:color w:val="333333"/>
-          <w:lang w:val="es-ES"/>
-        </w:rPr>
-        <w:t>, cruzando sus salidas con los valores teóricos precalculados.</w:t>
-      </w:r>
+        <w:t>El sistema adquiere adaptabilidad industrial, posibilitando ajustes dinámicos de los semáforos inteligentes directamente desde el sistema de archivos sin necesidad de detener, editar ni volver a compilar el programa fuente.</w:t>
+      </w:r>
+    </w:p>
+    <w:p>
+      <w:pPr>
+        <w:pStyle w:val="Ttulo2"/>
+        <w:divId w:val="1995796581"/>
+        <w:rPr>
+          <w:rFonts w:ascii="Calibri" w:eastAsia="Times New Roman" w:hAnsi="Calibri" w:cs="Calibri"/>
+          <w:lang w:val="es-ES"/>
+        </w:rPr>
+      </w:pPr>
+      <w:bookmarkStart w:id="20" w:name="_Toc231825746"/>
+      <w:r>
+        <w:rPr>
+          <w:rFonts w:ascii="Calibri" w:eastAsia="Times New Roman" w:hAnsi="Calibri" w:cs="Calibri"/>
+          <w:lang w:val="es-ES"/>
+        </w:rPr>
+        <w:t xml:space="preserve">Fase 3: Estudio Comparativo - </w:t>
+      </w:r>
+      <w:proofErr w:type="spellStart"/>
+      <w:r>
+        <w:rPr>
+          <w:rFonts w:ascii="Calibri" w:eastAsia="Times New Roman" w:hAnsi="Calibri" w:cs="Calibri"/>
+          <w:lang w:val="es-ES"/>
+        </w:rPr>
+        <w:t>OCaml</w:t>
+      </w:r>
+      <w:bookmarkEnd w:id="20"/>
+      <w:proofErr w:type="spellEnd"/>
+    </w:p>
+    <w:p>
+      <w:pPr>
+        <w:pStyle w:val="Ttulo3"/>
+        <w:divId w:val="1995796581"/>
+        <w:rPr>
+          <w:rFonts w:ascii="Calibri" w:eastAsia="Times New Roman" w:hAnsi="Calibri" w:cs="Calibri"/>
+          <w:lang w:val="es-ES"/>
+        </w:rPr>
+      </w:pPr>
+      <w:bookmarkStart w:id="21" w:name="_Toc231825747"/>
+      <w:r>
+        <w:rPr>
+          <w:rFonts w:ascii="Calibri" w:eastAsia="Times New Roman" w:hAnsi="Calibri" w:cs="Calibri"/>
+          <w:lang w:val="es-ES"/>
+        </w:rPr>
+        <w:t>Presentación del Lenguaje y Áreas de Aplicación</w:t>
+      </w:r>
+      <w:bookmarkEnd w:id="21"/>
     </w:p>
     <w:p>
       <w:pPr>
@@ -2746,57 +5556,7 @@
           <w:lang w:val="es-ES"/>
         </w:rPr>
       </w:pPr>
-      <w:r>
-        <w:rPr>
-          <w:rFonts w:ascii="Calibri" w:hAnsi="Calibri" w:cs="Calibri"/>
-          <w:color w:val="333333"/>
-          <w:lang w:val="es-ES"/>
-        </w:rPr>
-        <w:t>Los tests confirmaron un cumplimiento del 100% de la funcionalidad teórica propuesta, garantizando una base libre de inconsistencias para las siguientes fases.</w:t>
-      </w:r>
-    </w:p>
-    <w:p>
-      <w:pPr>
-        <w:pStyle w:val="Ttulo2"/>
-        <w:divId w:val="1995796581"/>
-        <w:rPr>
-          <w:rFonts w:ascii="Calibri" w:eastAsia="Times New Roman" w:hAnsi="Calibri" w:cs="Calibri"/>
-          <w:lang w:val="es-ES"/>
-        </w:rPr>
-      </w:pPr>
-      <w:r>
-        <w:rPr>
-          <w:rFonts w:ascii="Calibri" w:eastAsia="Times New Roman" w:hAnsi="Calibri" w:cs="Calibri"/>
-          <w:lang w:val="es-ES"/>
-        </w:rPr>
-        <w:t xml:space="preserve">Fase 2: Integración de Librerías </w:t>
-      </w:r>
-      <w:r>
-        <w:rPr>
-          <w:rFonts w:ascii="Calibri" w:eastAsia="Times New Roman" w:hAnsi="Calibri" w:cs="Calibri"/>
-          <w:lang w:val="es-ES"/>
-        </w:rPr>
-        <w:t>Externas</w:t>
-      </w:r>
-    </w:p>
-    <w:p>
-      <w:pPr>
-        <w:pStyle w:val="NormalWeb"/>
-        <w:divId w:val="1995796581"/>
-        <w:rPr>
-          <w:rFonts w:ascii="Calibri" w:hAnsi="Calibri" w:cs="Calibri"/>
-          <w:color w:val="333333"/>
-          <w:lang w:val="es-ES"/>
-        </w:rPr>
-      </w:pPr>
-      <w:r>
-        <w:rPr>
-          <w:rFonts w:ascii="Calibri" w:hAnsi="Calibri" w:cs="Calibri"/>
-          <w:color w:val="333333"/>
-          <w:lang w:val="es-ES"/>
-        </w:rPr>
-        <w:t xml:space="preserve">La inyección de bibliotecas externas se realizó utilizando el instalador y cargador dinámico de paquetes </w:t>
-      </w:r>
+      <w:proofErr w:type="spellStart"/>
       <w:r>
         <w:rPr>
           <w:rStyle w:val="Textoennegrita"/>
@@ -2804,15 +5564,16 @@
           <w:color w:val="333333"/>
           <w:lang w:val="es-ES"/>
         </w:rPr>
-        <w:t>Quicklisp</w:t>
-      </w:r>
-      <w:r>
-        <w:rPr>
-          <w:rFonts w:ascii="Calibri" w:hAnsi="Calibri" w:cs="Calibri"/>
-          <w:color w:val="333333"/>
-          <w:lang w:val="es-ES"/>
-        </w:rPr>
-        <w:t xml:space="preserve">. La pieza clave instalada fue la suite </w:t>
+        <w:t>OCaml</w:t>
+      </w:r>
+      <w:proofErr w:type="spellEnd"/>
+      <w:r>
+        <w:rPr>
+          <w:rFonts w:ascii="Calibri" w:hAnsi="Calibri" w:cs="Calibri"/>
+          <w:color w:val="333333"/>
+          <w:lang w:val="es-ES"/>
+        </w:rPr>
+        <w:t xml:space="preserve"> es un exponente sobresaliente de la familia de lenguajes ML. Se trata de un entorno multiparadigma enfocado fuertemente en el paradigma funcional, pero permitiendo además expresiones imperativas y programación orientada a objetos. Su atributo más valioso es el </w:t>
       </w:r>
       <w:r>
         <w:rPr>
@@ -2821,266 +5582,7 @@
           <w:color w:val="333333"/>
           <w:lang w:val="es-ES"/>
         </w:rPr>
-        <w:t>CL-JSON</w:t>
-      </w:r>
-      <w:r>
-        <w:rPr>
-          <w:rFonts w:ascii="Calibri" w:hAnsi="Calibri" w:cs="Calibri"/>
-          <w:color w:val="333333"/>
-          <w:lang w:val="es-ES"/>
-        </w:rPr>
-        <w:t>. Esto permitió desvincular el comportamiento y duración física del semáforo de las in</w:t>
-      </w:r>
-      <w:r>
-        <w:rPr>
-          <w:rFonts w:ascii="Calibri" w:hAnsi="Calibri" w:cs="Calibri"/>
-          <w:color w:val="333333"/>
-          <w:lang w:val="es-ES"/>
-        </w:rPr>
-        <w:t>strucciones compiladas del programa.</w:t>
-      </w:r>
-    </w:p>
-    <w:p>
-      <w:pPr>
-        <w:pStyle w:val="NormalWeb"/>
-        <w:divId w:val="1995796581"/>
-        <w:rPr>
-          <w:rFonts w:ascii="Calibri" w:hAnsi="Calibri" w:cs="Calibri"/>
-          <w:color w:val="333333"/>
-          <w:lang w:val="es-ES"/>
-        </w:rPr>
-      </w:pPr>
-      <w:r>
-        <w:rPr>
-          <w:rFonts w:ascii="Calibri" w:hAnsi="Calibri" w:cs="Calibri"/>
-          <w:color w:val="333333"/>
-          <w:lang w:val="es-ES"/>
-        </w:rPr>
-        <w:t xml:space="preserve">Almacenando la configuración en el archivo </w:t>
-      </w:r>
-      <w:r>
-        <w:rPr>
-          <w:rStyle w:val="CdigoHTML"/>
-          <w:color w:val="333333"/>
-          <w:lang w:val="es-ES"/>
-        </w:rPr>
-        <w:t>config.json</w:t>
-      </w:r>
-      <w:r>
-        <w:rPr>
-          <w:rFonts w:ascii="Calibri" w:hAnsi="Calibri" w:cs="Calibri"/>
-          <w:color w:val="333333"/>
-          <w:lang w:val="es-ES"/>
-        </w:rPr>
-        <w:t>:</w:t>
-      </w:r>
-    </w:p>
-    <w:p>
-      <w:pPr>
-        <w:pStyle w:val="HTMLconformatoprevio"/>
-        <w:divId w:val="1995796581"/>
-        <w:rPr>
-          <w:sz w:val="20"/>
-          <w:szCs w:val="20"/>
-          <w:lang w:val="es-ES"/>
-        </w:rPr>
-      </w:pPr>
-      <w:r>
-        <w:rPr>
-          <w:sz w:val="20"/>
-          <w:szCs w:val="20"/>
-          <w:lang w:val="es-ES"/>
-        </w:rPr>
-        <w:t xml:space="preserve">{ </w:t>
-      </w:r>
-    </w:p>
-    <w:p>
-      <w:pPr>
-        <w:pStyle w:val="HTMLconformatoprevio"/>
-        <w:divId w:val="1995796581"/>
-        <w:rPr>
-          <w:sz w:val="20"/>
-          <w:szCs w:val="20"/>
-          <w:lang w:val="es-ES"/>
-        </w:rPr>
-      </w:pPr>
-      <w:r>
-        <w:rPr>
-          <w:sz w:val="20"/>
-          <w:szCs w:val="20"/>
-          <w:lang w:val="es-ES"/>
-        </w:rPr>
-        <w:t xml:space="preserve">  "rojo": 90, </w:t>
-      </w:r>
-    </w:p>
-    <w:p>
-      <w:pPr>
-        <w:pStyle w:val="HTMLconformatoprevio"/>
-        <w:divId w:val="1995796581"/>
-        <w:rPr>
-          <w:sz w:val="20"/>
-          <w:szCs w:val="20"/>
-          <w:lang w:val="es-ES"/>
-        </w:rPr>
-      </w:pPr>
-      <w:r>
-        <w:rPr>
-          <w:sz w:val="20"/>
-          <w:szCs w:val="20"/>
-          <w:lang w:val="es-ES"/>
-        </w:rPr>
-        <w:t xml:space="preserve">  "amarillo": 6, </w:t>
-      </w:r>
-    </w:p>
-    <w:p>
-      <w:pPr>
-        <w:pStyle w:val="HTMLconformatoprevio"/>
-        <w:divId w:val="1995796581"/>
-        <w:rPr>
-          <w:sz w:val="20"/>
-          <w:szCs w:val="20"/>
-          <w:lang w:val="es-ES"/>
-        </w:rPr>
-      </w:pPr>
-      <w:r>
-        <w:rPr>
-          <w:sz w:val="20"/>
-          <w:szCs w:val="20"/>
-          <w:lang w:val="es-ES"/>
-        </w:rPr>
-        <w:t xml:space="preserve">  "verde": 120 </w:t>
-      </w:r>
-    </w:p>
-    <w:p>
-      <w:pPr>
-        <w:pStyle w:val="HTMLconformatoprevio"/>
-        <w:divId w:val="1995796581"/>
-        <w:rPr>
-          <w:lang w:val="es-ES"/>
-        </w:rPr>
-      </w:pPr>
-      <w:r>
-        <w:rPr>
-          <w:sz w:val="20"/>
-          <w:szCs w:val="20"/>
-          <w:lang w:val="es-ES"/>
-        </w:rPr>
-        <w:t>}</w:t>
-      </w:r>
-    </w:p>
-    <w:p>
-      <w:pPr>
-        <w:pStyle w:val="NormalWeb"/>
-        <w:divId w:val="1995796581"/>
-        <w:rPr>
-          <w:rFonts w:ascii="Calibri" w:hAnsi="Calibri" w:cs="Calibri"/>
-          <w:color w:val="333333"/>
-          <w:lang w:val="es-ES"/>
-        </w:rPr>
-      </w:pPr>
-      <w:r>
-        <w:rPr>
-          <w:rFonts w:ascii="Calibri" w:hAnsi="Calibri" w:cs="Calibri"/>
-          <w:color w:val="333333"/>
-          <w:lang w:val="es-ES"/>
-        </w:rPr>
-        <w:t>El sistema adquiere adaptabilidad industrial, posibilitando ajustes dinámicos de los semáforos inteligentes d</w:t>
-      </w:r>
-      <w:r>
-        <w:rPr>
-          <w:rFonts w:ascii="Calibri" w:hAnsi="Calibri" w:cs="Calibri"/>
-          <w:color w:val="333333"/>
-          <w:lang w:val="es-ES"/>
-        </w:rPr>
-        <w:t>irectamente desde el sistema de archivos sin necesidad de detener, editar ni volver a compilar el programa fuente.</w:t>
-      </w:r>
-    </w:p>
-    <w:p>
-      <w:pPr>
-        <w:pStyle w:val="Ttulo2"/>
-        <w:divId w:val="1995796581"/>
-        <w:rPr>
-          <w:rFonts w:ascii="Calibri" w:eastAsia="Times New Roman" w:hAnsi="Calibri" w:cs="Calibri"/>
-          <w:lang w:val="es-ES"/>
-        </w:rPr>
-      </w:pPr>
-      <w:r>
-        <w:rPr>
-          <w:rFonts w:ascii="Calibri" w:eastAsia="Times New Roman" w:hAnsi="Calibri" w:cs="Calibri"/>
-          <w:lang w:val="es-ES"/>
-        </w:rPr>
-        <w:t>Fase 3: Estudio Comparativo - OCaml</w:t>
-      </w:r>
-    </w:p>
-    <w:p>
-      <w:pPr>
-        <w:pStyle w:val="Ttulo3"/>
-        <w:divId w:val="1995796581"/>
-        <w:rPr>
-          <w:rFonts w:ascii="Calibri" w:eastAsia="Times New Roman" w:hAnsi="Calibri" w:cs="Calibri"/>
-          <w:lang w:val="es-ES"/>
-        </w:rPr>
-      </w:pPr>
-      <w:r>
-        <w:rPr>
-          <w:rFonts w:ascii="Calibri" w:eastAsia="Times New Roman" w:hAnsi="Calibri" w:cs="Calibri"/>
-          <w:lang w:val="es-ES"/>
-        </w:rPr>
-        <w:t>Presentación del Lenguaje y Áreas de Aplicación</w:t>
-      </w:r>
-    </w:p>
-    <w:p>
-      <w:pPr>
-        <w:pStyle w:val="NormalWeb"/>
-        <w:divId w:val="1995796581"/>
-        <w:rPr>
-          <w:rFonts w:ascii="Calibri" w:hAnsi="Calibri" w:cs="Calibri"/>
-          <w:color w:val="333333"/>
-          <w:lang w:val="es-ES"/>
-        </w:rPr>
-      </w:pPr>
-      <w:r>
-        <w:rPr>
-          <w:rStyle w:val="Textoennegrita"/>
-          <w:rFonts w:ascii="Calibri" w:hAnsi="Calibri" w:cs="Calibri"/>
-          <w:color w:val="333333"/>
-          <w:lang w:val="es-ES"/>
-        </w:rPr>
-        <w:t>OCaml</w:t>
-      </w:r>
-      <w:r>
-        <w:rPr>
-          <w:rFonts w:ascii="Calibri" w:hAnsi="Calibri" w:cs="Calibri"/>
-          <w:color w:val="333333"/>
-          <w:lang w:val="es-ES"/>
-        </w:rPr>
-        <w:t xml:space="preserve"> es un exponente sobresaliente de la familia de leng</w:t>
-      </w:r>
-      <w:r>
-        <w:rPr>
-          <w:rFonts w:ascii="Calibri" w:hAnsi="Calibri" w:cs="Calibri"/>
-          <w:color w:val="333333"/>
-          <w:lang w:val="es-ES"/>
-        </w:rPr>
-        <w:t xml:space="preserve">uajes ML. Se trata de un entorno multiparadigma enfocado fuertemente en el paradigma funcional, pero permitiendo además expresiones imperativas y programación orientada a objetos. Su atributo más valioso es el </w:t>
-      </w:r>
-      <w:r>
-        <w:rPr>
-          <w:rStyle w:val="Textoennegrita"/>
-          <w:rFonts w:ascii="Calibri" w:hAnsi="Calibri" w:cs="Calibri"/>
-          <w:color w:val="333333"/>
-          <w:lang w:val="es-ES"/>
-        </w:rPr>
-        <w:t>sistema de tipos estático y fuerte con inferen</w:t>
-      </w:r>
-      <w:r>
-        <w:rPr>
-          <w:rStyle w:val="Textoennegrita"/>
-          <w:rFonts w:ascii="Calibri" w:hAnsi="Calibri" w:cs="Calibri"/>
-          <w:color w:val="333333"/>
-          <w:lang w:val="es-ES"/>
-        </w:rPr>
-        <w:t>cia automática</w:t>
+        <w:t>sistema de tipos estático y fuerte con inferencia automática</w:t>
       </w:r>
       <w:r>
         <w:rPr>
@@ -3146,17 +5648,7 @@
           <w:szCs w:val="22"/>
           <w:lang w:val="es-ES"/>
         </w:rPr>
-        <w:t xml:space="preserve"> Fintech de alta velocidad (</w:t>
-      </w:r>
-      <w:r>
-        <w:rPr>
-          <w:rFonts w:ascii="Calibri" w:eastAsia="Times New Roman" w:hAnsi="Calibri" w:cs="Calibri"/>
-          <w:color w:val="333333"/>
-          <w:sz w:val="22"/>
-          <w:szCs w:val="22"/>
-          <w:lang w:val="es-ES"/>
-        </w:rPr>
-        <w:t>Jane Street), analítica estática de código corporativo, diseño de compiladores complejos y desarrollo de infraestructura crítica de software.</w:t>
+        <w:t xml:space="preserve"> Fintech de alta velocidad (Jane Street), analítica estática de código corporativo, diseño de compiladores complejos y desarrollo de infraestructura crítica de software.</w:t>
       </w:r>
     </w:p>
     <w:p>
@@ -3185,7 +5677,6 @@
           <w:szCs w:val="22"/>
           <w:lang w:val="es-ES"/>
         </w:rPr>
-        <w:lastRenderedPageBreak/>
         <w:t>Empresas de referencia:</w:t>
       </w:r>
       <w:r>
@@ -3196,7 +5687,51 @@
           <w:szCs w:val="22"/>
           <w:lang w:val="es-ES"/>
         </w:rPr>
-        <w:t xml:space="preserve"> Tarides, Jane Street, LexiFi.</w:t>
+        <w:t xml:space="preserve"> </w:t>
+      </w:r>
+      <w:proofErr w:type="spellStart"/>
+      <w:r>
+        <w:rPr>
+          <w:rFonts w:ascii="Calibri" w:eastAsia="Times New Roman" w:hAnsi="Calibri" w:cs="Calibri"/>
+          <w:color w:val="333333"/>
+          <w:sz w:val="22"/>
+          <w:szCs w:val="22"/>
+          <w:lang w:val="es-ES"/>
+        </w:rPr>
+        <w:t>Tarides</w:t>
+      </w:r>
+      <w:proofErr w:type="spellEnd"/>
+      <w:r>
+        <w:rPr>
+          <w:rFonts w:ascii="Calibri" w:eastAsia="Times New Roman" w:hAnsi="Calibri" w:cs="Calibri"/>
+          <w:color w:val="333333"/>
+          <w:sz w:val="22"/>
+          <w:szCs w:val="22"/>
+          <w:lang w:val="es-ES"/>
+        </w:rPr>
+        <w:t xml:space="preserve">, Jane Street, </w:t>
+      </w:r>
+      <w:proofErr w:type="spellStart"/>
+      <w:r>
+        <w:rPr>
+          <w:rFonts w:ascii="Calibri" w:eastAsia="Times New Roman" w:hAnsi="Calibri" w:cs="Calibri"/>
+          <w:color w:val="333333"/>
+          <w:sz w:val="22"/>
+          <w:szCs w:val="22"/>
+          <w:lang w:val="es-ES"/>
+        </w:rPr>
+        <w:t>LexiFi</w:t>
+      </w:r>
+      <w:proofErr w:type="spellEnd"/>
+      <w:r>
+        <w:rPr>
+          <w:rFonts w:ascii="Calibri" w:eastAsia="Times New Roman" w:hAnsi="Calibri" w:cs="Calibri"/>
+          <w:color w:val="333333"/>
+          <w:sz w:val="22"/>
+          <w:szCs w:val="22"/>
+          <w:lang w:val="es-ES"/>
+        </w:rPr>
+        <w:t>.</w:t>
       </w:r>
     </w:p>
     <w:p>
@@ -3208,6 +5743,7 @@
           <w:lang w:val="es-ES"/>
         </w:rPr>
       </w:pPr>
+      <w:bookmarkStart w:id="22" w:name="_Toc231825748"/>
       <w:r>
         <w:rPr>
           <w:rFonts w:ascii="Calibri" w:eastAsia="Times New Roman" w:hAnsi="Calibri" w:cs="Calibri"/>
@@ -3215,6 +5751,7 @@
         </w:rPr>
         <w:t>Reimplementación de Funciones</w:t>
       </w:r>
+      <w:bookmarkEnd w:id="22"/>
     </w:p>
     <w:p>
       <w:pPr>
@@ -3232,15 +5769,25 @@
           <w:color w:val="333333"/>
           <w:lang w:val="es-ES"/>
         </w:rPr>
-        <w:t>Se realizó la migración de las</w:t>
-      </w:r>
-      <w:r>
-        <w:rPr>
-          <w:rFonts w:ascii="Calibri" w:hAnsi="Calibri" w:cs="Calibri"/>
-          <w:color w:val="333333"/>
-          <w:lang w:val="es-ES"/>
-        </w:rPr>
-        <w:t xml:space="preserve"> funciones críticas de transición y control temporal a la sintaxis estricta de OCaml. Para modelar los tres estados del semáforo con absoluta certeza, se definió un tipo de dato algebraico específico:</w:t>
+        <w:t xml:space="preserve">Se realizó la migración de las funciones críticas de transición y control temporal a la sintaxis estricta de </w:t>
+      </w:r>
+      <w:proofErr w:type="spellStart"/>
+      <w:r>
+        <w:rPr>
+          <w:rFonts w:ascii="Calibri" w:hAnsi="Calibri" w:cs="Calibri"/>
+          <w:color w:val="333333"/>
+          <w:lang w:val="es-ES"/>
+        </w:rPr>
+        <w:t>OCaml</w:t>
+      </w:r>
+      <w:proofErr w:type="spellEnd"/>
+      <w:r>
+        <w:rPr>
+          <w:rFonts w:ascii="Calibri" w:hAnsi="Calibri" w:cs="Calibri"/>
+          <w:color w:val="333333"/>
+          <w:lang w:val="es-ES"/>
+        </w:rPr>
+        <w:t>. Para modelar los tres estados del semáforo con absoluta certeza, se definió un tipo de dato algebraico específico:</w:t>
       </w:r>
     </w:p>
     <w:p>
@@ -3252,6 +5799,7 @@
           <w:lang w:val="es-ES"/>
         </w:rPr>
       </w:pPr>
+      <w:proofErr w:type="spellStart"/>
       <w:r>
         <w:rPr>
           <w:color w:val="F7FAFC"/>
@@ -3259,7 +5807,17 @@
           <w:szCs w:val="20"/>
           <w:lang w:val="es-ES"/>
         </w:rPr>
-        <w:t>type color = | Rojo | Amarillo | Verde</w:t>
+        <w:t>type</w:t>
+      </w:r>
+      <w:proofErr w:type="spellEnd"/>
+      <w:r>
+        <w:rPr>
+          <w:color w:val="F7FAFC"/>
+          <w:sz w:val="20"/>
+          <w:szCs w:val="20"/>
+          <w:lang w:val="es-ES"/>
+        </w:rPr>
+        <w:t xml:space="preserve"> color = | Rojo | Amarillo | Verde</w:t>
       </w:r>
     </w:p>
     <w:p>
@@ -3278,15 +5836,7 @@
           <w:color w:val="333333"/>
           <w:lang w:val="es-ES"/>
         </w:rPr>
-        <w:t>Análisis de la I</w:t>
-      </w:r>
-      <w:r>
-        <w:rPr>
-          <w:rFonts w:ascii="Calibri" w:eastAsia="Times New Roman" w:hAnsi="Calibri" w:cs="Calibri"/>
-          <w:color w:val="333333"/>
-          <w:lang w:val="es-ES"/>
-        </w:rPr>
-        <w:t>nferencia de Tipos (Pregunta 1)</w:t>
+        <w:t>Análisis de la Inferencia de Tipos (Pregunta 1)</w:t>
       </w:r>
     </w:p>
     <w:p>
@@ -3317,6 +5867,7 @@
           <w:lang w:val="es-ES"/>
         </w:rPr>
       </w:pPr>
+      <w:proofErr w:type="spellStart"/>
       <w:r>
         <w:rPr>
           <w:color w:val="F7FAFC"/>
@@ -3324,7 +5875,77 @@
           <w:szCs w:val="20"/>
           <w:lang w:val="es-ES"/>
         </w:rPr>
-        <w:t>let transicion color_actual cambiar_a = ...</w:t>
+        <w:t>let</w:t>
+      </w:r>
+      <w:proofErr w:type="spellEnd"/>
+      <w:r>
+        <w:rPr>
+          <w:color w:val="F7FAFC"/>
+          <w:sz w:val="20"/>
+          <w:szCs w:val="20"/>
+          <w:lang w:val="es-ES"/>
+        </w:rPr>
+        <w:t xml:space="preserve"> </w:t>
+      </w:r>
+      <w:proofErr w:type="spellStart"/>
+      <w:r>
+        <w:rPr>
+          <w:color w:val="F7FAFC"/>
+          <w:sz w:val="20"/>
+          <w:szCs w:val="20"/>
+          <w:lang w:val="es-ES"/>
+        </w:rPr>
+        <w:t>transicion</w:t>
+      </w:r>
+      <w:proofErr w:type="spellEnd"/>
+      <w:r>
+        <w:rPr>
+          <w:color w:val="F7FAFC"/>
+          <w:sz w:val="20"/>
+          <w:szCs w:val="20"/>
+          <w:lang w:val="es-ES"/>
+        </w:rPr>
+        <w:t xml:space="preserve"> </w:t>
+      </w:r>
+      <w:proofErr w:type="spellStart"/>
+      <w:r>
+        <w:rPr>
+          <w:color w:val="F7FAFC"/>
+          <w:sz w:val="20"/>
+          <w:szCs w:val="20"/>
+          <w:lang w:val="es-ES"/>
+        </w:rPr>
+        <w:t>color_actual</w:t>
+      </w:r>
+      <w:proofErr w:type="spellEnd"/>
+      <w:r>
+        <w:rPr>
+          <w:color w:val="F7FAFC"/>
+          <w:sz w:val="20"/>
+          <w:szCs w:val="20"/>
+          <w:lang w:val="es-ES"/>
+        </w:rPr>
+        <w:t xml:space="preserve"> </w:t>
+      </w:r>
+      <w:proofErr w:type="spellStart"/>
+      <w:r>
+        <w:rPr>
+          <w:color w:val="F7FAFC"/>
+          <w:sz w:val="20"/>
+          <w:szCs w:val="20"/>
+          <w:lang w:val="es-ES"/>
+        </w:rPr>
+        <w:t>cambiar_a</w:t>
+      </w:r>
+      <w:proofErr w:type="spellEnd"/>
+      <w:r>
+        <w:rPr>
+          <w:color w:val="F7FAFC"/>
+          <w:sz w:val="20"/>
+          <w:szCs w:val="20"/>
+          <w:lang w:val="es-ES"/>
+        </w:rPr>
+        <w:t xml:space="preserve"> = ...</w:t>
       </w:r>
     </w:p>
     <w:p>
@@ -3343,7 +5964,25 @@
           <w:color w:val="333333"/>
           <w:lang w:val="es-ES"/>
         </w:rPr>
-        <w:t>El motor de inferencia de OCaml analizó de inmediato la estructura y retornó el siguiente tipo de firma en su bucle REPL:</w:t>
+        <w:t xml:space="preserve">El motor de inferencia de </w:t>
+      </w:r>
+      <w:proofErr w:type="spellStart"/>
+      <w:r>
+        <w:rPr>
+          <w:rFonts w:ascii="Calibri" w:hAnsi="Calibri" w:cs="Calibri"/>
+          <w:color w:val="333333"/>
+          <w:lang w:val="es-ES"/>
+        </w:rPr>
+        <w:t>OCaml</w:t>
+      </w:r>
+      <w:proofErr w:type="spellEnd"/>
+      <w:r>
+        <w:rPr>
+          <w:rFonts w:ascii="Calibri" w:hAnsi="Calibri" w:cs="Calibri"/>
+          <w:color w:val="333333"/>
+          <w:lang w:val="es-ES"/>
+        </w:rPr>
+        <w:t xml:space="preserve"> analizó de inmediato la estructura y retornó el siguiente tipo de firma en su bucle REPL:</w:t>
       </w:r>
     </w:p>
     <w:p>
@@ -3362,7 +6001,78 @@
           <w:szCs w:val="20"/>
           <w:lang w:val="es-ES"/>
         </w:rPr>
-        <w:t>val transicion : color -&gt; color -&gt; color * string = &lt;fun&gt;</w:t>
+        <w:t xml:space="preserve">val </w:t>
+      </w:r>
+      <w:proofErr w:type="spellStart"/>
+      <w:proofErr w:type="gramStart"/>
+      <w:r>
+        <w:rPr>
+          <w:color w:val="F7FAFC"/>
+          <w:sz w:val="20"/>
+          <w:szCs w:val="20"/>
+          <w:lang w:val="es-ES"/>
+        </w:rPr>
+        <w:t>transicion</w:t>
+      </w:r>
+      <w:proofErr w:type="spellEnd"/>
+      <w:r>
+        <w:rPr>
+          <w:color w:val="F7FAFC"/>
+          <w:sz w:val="20"/>
+          <w:szCs w:val="20"/>
+          <w:lang w:val="es-ES"/>
+        </w:rPr>
+        <w:t xml:space="preserve"> :</w:t>
+      </w:r>
+      <w:proofErr w:type="gramEnd"/>
+      <w:r>
+        <w:rPr>
+          <w:color w:val="F7FAFC"/>
+          <w:sz w:val="20"/>
+          <w:szCs w:val="20"/>
+          <w:lang w:val="es-ES"/>
+        </w:rPr>
+        <w:t xml:space="preserve"> color -&gt; color -&gt; color * </w:t>
+      </w:r>
+      <w:proofErr w:type="spellStart"/>
+      <w:r>
+        <w:rPr>
+          <w:color w:val="F7FAFC"/>
+          <w:sz w:val="20"/>
+          <w:szCs w:val="20"/>
+          <w:lang w:val="es-ES"/>
+        </w:rPr>
+        <w:t>string</w:t>
+      </w:r>
+      <w:proofErr w:type="spellEnd"/>
+      <w:r>
+        <w:rPr>
+          <w:color w:val="F7FAFC"/>
+          <w:sz w:val="20"/>
+          <w:szCs w:val="20"/>
+          <w:lang w:val="es-ES"/>
+        </w:rPr>
+        <w:t xml:space="preserve"> = &lt;</w:t>
+      </w:r>
+      <w:proofErr w:type="spellStart"/>
+      <w:r>
+        <w:rPr>
+          <w:color w:val="F7FAFC"/>
+          <w:sz w:val="20"/>
+          <w:szCs w:val="20"/>
+          <w:lang w:val="es-ES"/>
+        </w:rPr>
+        <w:t>fun</w:t>
+      </w:r>
+      <w:proofErr w:type="spellEnd"/>
+      <w:r>
+        <w:rPr>
+          <w:color w:val="F7FAFC"/>
+          <w:sz w:val="20"/>
+          <w:szCs w:val="20"/>
+          <w:lang w:val="es-ES"/>
+        </w:rPr>
+        <w:t>&gt;</w:t>
       </w:r>
     </w:p>
     <w:p>
@@ -3381,15 +6091,7 @@
           <w:color w:val="333333"/>
           <w:lang w:val="es-ES"/>
         </w:rPr>
-        <w:t>Este comportamiento evidencia la potencia teórica estudiada: el compilador d</w:t>
-      </w:r>
-      <w:r>
-        <w:rPr>
-          <w:rFonts w:ascii="Calibri" w:hAnsi="Calibri" w:cs="Calibri"/>
-          <w:color w:val="333333"/>
-          <w:lang w:val="es-ES"/>
-        </w:rPr>
-        <w:t xml:space="preserve">etermina y asigna de manera matemática los tipos correctos de forma implícita, abstrayendo al desarrollador del tipado manual. Además, restringe en tiempo de compilación el ingreso de cualquier valor ajeno al tipo algebraico </w:t>
+        <w:t xml:space="preserve">Este comportamiento evidencia la potencia teórica estudiada: el compilador determina y asigna de manera matemática los tipos correctos de forma implícita, abstrayendo al desarrollador del tipado manual. Además, restringe en tiempo de compilación el ingreso de cualquier valor ajeno al tipo algebraico </w:t>
       </w:r>
       <w:r>
         <w:rPr>
@@ -3424,6 +6126,7 @@
           <w:color w:val="333333"/>
           <w:lang w:val="es-ES"/>
         </w:rPr>
+        <w:lastRenderedPageBreak/>
         <w:t>Análisis del Diseño Orientado a Expresiones (Pregunta 2)</w:t>
       </w:r>
     </w:p>
@@ -3443,8 +6146,27 @@
           <w:color w:val="333333"/>
           <w:lang w:val="es-ES"/>
         </w:rPr>
-        <w:t xml:space="preserve">En el ecosistema de OCaml, prácticamente cualquier bloque de construcción estructural (como </w:t>
-      </w:r>
+        <w:t xml:space="preserve">En el ecosistema de </w:t>
+      </w:r>
+      <w:proofErr w:type="spellStart"/>
+      <w:r>
+        <w:rPr>
+          <w:rFonts w:ascii="Calibri" w:hAnsi="Calibri" w:cs="Calibri"/>
+          <w:color w:val="333333"/>
+          <w:lang w:val="es-ES"/>
+        </w:rPr>
+        <w:t>OCaml</w:t>
+      </w:r>
+      <w:proofErr w:type="spellEnd"/>
+      <w:r>
+        <w:rPr>
+          <w:rFonts w:ascii="Calibri" w:hAnsi="Calibri" w:cs="Calibri"/>
+          <w:color w:val="333333"/>
+          <w:lang w:val="es-ES"/>
+        </w:rPr>
+        <w:t xml:space="preserve">, prácticamente cualquier bloque de construcción estructural (como </w:t>
+      </w:r>
+      <w:proofErr w:type="spellStart"/>
       <w:r>
         <w:rPr>
           <w:rStyle w:val="CdigoHTML"/>
@@ -3453,21 +6175,14 @@
         </w:rPr>
         <w:t>if-then-else</w:t>
       </w:r>
-      <w:r>
-        <w:rPr>
-          <w:rFonts w:ascii="Calibri" w:hAnsi="Calibri" w:cs="Calibri"/>
-          <w:color w:val="333333"/>
-          <w:lang w:val="es-ES"/>
-        </w:rPr>
-        <w:t xml:space="preserve"> o la evaluación de patro</w:t>
-      </w:r>
-      <w:r>
-        <w:rPr>
-          <w:rFonts w:ascii="Calibri" w:hAnsi="Calibri" w:cs="Calibri"/>
-          <w:color w:val="333333"/>
-          <w:lang w:val="es-ES"/>
-        </w:rPr>
-        <w:t xml:space="preserve">nes </w:t>
+      <w:proofErr w:type="spellEnd"/>
+      <w:r>
+        <w:rPr>
+          <w:rFonts w:ascii="Calibri" w:hAnsi="Calibri" w:cs="Calibri"/>
+          <w:color w:val="333333"/>
+          <w:lang w:val="es-ES"/>
+        </w:rPr>
+        <w:t xml:space="preserve"> o la evaluación de patrones </w:t>
       </w:r>
       <w:r>
         <w:rPr>
@@ -3527,48 +6242,921 @@
           <w:color w:val="333333"/>
           <w:lang w:val="es-ES"/>
         </w:rPr>
-        <w:t>match ... with</w:t>
-      </w:r>
-      <w:r>
-        <w:rPr>
-          <w:rFonts w:ascii="Calibri" w:hAnsi="Calibri" w:cs="Calibri"/>
-          <w:color w:val="333333"/>
-          <w:lang w:val="es-ES"/>
-        </w:rPr>
-        <w:t xml:space="preserve"> (coincidencia de patrones) simplifica drásticamente el modelado de secuencias, permitiendo definir las reglas de transición co</w:t>
-      </w:r>
-      <w:r>
-        <w:rPr>
-          <w:rFonts w:ascii="Calibri" w:hAnsi="Calibri" w:cs="Calibri"/>
-          <w:color w:val="333333"/>
-          <w:lang w:val="es-ES"/>
-        </w:rPr>
-        <w:t xml:space="preserve">n claridad. Si se olvida contemplar alguna combinación de colores, el propio compilador emitirá un aviso crítico alertando sobre la falta de exhaustividad. En contraste con el amplio y dinámico dinamismo de la condicional </w:t>
-      </w:r>
+        <w:t xml:space="preserve">match ... </w:t>
+      </w:r>
+      <w:proofErr w:type="spellStart"/>
       <w:r>
         <w:rPr>
           <w:rStyle w:val="CdigoHTML"/>
           <w:color w:val="333333"/>
           <w:lang w:val="es-ES"/>
         </w:rPr>
+        <w:t>with</w:t>
+      </w:r>
+      <w:proofErr w:type="spellEnd"/>
+      <w:r>
+        <w:rPr>
+          <w:rFonts w:ascii="Calibri" w:hAnsi="Calibri" w:cs="Calibri"/>
+          <w:color w:val="333333"/>
+          <w:lang w:val="es-ES"/>
+        </w:rPr>
+        <w:t xml:space="preserve"> (coincidencia de patrones) simplifica drásticamente el modelado de secuencias, permitiendo definir las reglas de transición con claridad. Si se olvida contemplar alguna combinación de colores, el propio compilador emitirá un aviso crítico alertando sobre la falta de exhaustividad. En contraste con el amplio y dinámico dinamismo de la condicional </w:t>
+      </w:r>
+      <w:proofErr w:type="spellStart"/>
+      <w:r>
+        <w:rPr>
+          <w:rStyle w:val="CdigoHTML"/>
+          <w:color w:val="333333"/>
+          <w:lang w:val="es-ES"/>
+        </w:rPr>
         <w:t>cond</w:t>
       </w:r>
-      <w:r>
-        <w:rPr>
-          <w:rFonts w:ascii="Calibri" w:hAnsi="Calibri" w:cs="Calibri"/>
-          <w:color w:val="333333"/>
-          <w:lang w:val="es-ES"/>
-        </w:rPr>
-        <w:t xml:space="preserve"> en Common Lisp, la arquitectu</w:t>
-      </w:r>
-      <w:r>
-        <w:rPr>
-          <w:rFonts w:ascii="Calibri" w:hAnsi="Calibri" w:cs="Calibri"/>
-          <w:color w:val="333333"/>
-          <w:lang w:val="es-ES"/>
-        </w:rPr>
-        <w:t>ra de OCaml ofrece un marco de trabajo considerablemente más estructurado, seguro y blindado contra fallos de lógica.</w:t>
-      </w:r>
+      <w:proofErr w:type="spellEnd"/>
+      <w:r>
+        <w:rPr>
+          <w:rFonts w:ascii="Calibri" w:hAnsi="Calibri" w:cs="Calibri"/>
+          <w:color w:val="333333"/>
+          <w:lang w:val="es-ES"/>
+        </w:rPr>
+        <w:t xml:space="preserve"> en </w:t>
+      </w:r>
+      <w:proofErr w:type="spellStart"/>
+      <w:r>
+        <w:rPr>
+          <w:rFonts w:ascii="Calibri" w:hAnsi="Calibri" w:cs="Calibri"/>
+          <w:color w:val="333333"/>
+          <w:lang w:val="es-ES"/>
+        </w:rPr>
+        <w:t>Common</w:t>
+      </w:r>
+      <w:proofErr w:type="spellEnd"/>
+      <w:r>
+        <w:rPr>
+          <w:rFonts w:ascii="Calibri" w:hAnsi="Calibri" w:cs="Calibri"/>
+          <w:color w:val="333333"/>
+          <w:lang w:val="es-ES"/>
+        </w:rPr>
+        <w:t xml:space="preserve"> Lisp, la arquitectura de </w:t>
+      </w:r>
+      <w:proofErr w:type="spellStart"/>
+      <w:r>
+        <w:rPr>
+          <w:rFonts w:ascii="Calibri" w:hAnsi="Calibri" w:cs="Calibri"/>
+          <w:color w:val="333333"/>
+          <w:lang w:val="es-ES"/>
+        </w:rPr>
+        <w:t>OCaml</w:t>
+      </w:r>
+      <w:proofErr w:type="spellEnd"/>
+      <w:r>
+        <w:rPr>
+          <w:rFonts w:ascii="Calibri" w:hAnsi="Calibri" w:cs="Calibri"/>
+          <w:color w:val="333333"/>
+          <w:lang w:val="es-ES"/>
+        </w:rPr>
+        <w:t xml:space="preserve"> ofrece un marco de trabajo considerablemente más estructurado, seguro y blindado contra fallos de lógica.</w:t>
+      </w:r>
+    </w:p>
+    <w:p>
+      <w:pPr>
+        <w:pStyle w:val="NormalWeb"/>
+        <w:divId w:val="1995796581"/>
+        <w:rPr>
+          <w:rFonts w:ascii="Calibri" w:hAnsi="Calibri" w:cs="Calibri"/>
+          <w:b/>
+          <w:bCs/>
+          <w:color w:val="333333"/>
+          <w:u w:val="single"/>
+          <w:lang w:val="es-ES"/>
+        </w:rPr>
+      </w:pPr>
+      <w:r>
+        <w:rPr>
+          <w:rFonts w:ascii="Calibri" w:hAnsi="Calibri" w:cs="Calibri"/>
+          <w:b/>
+          <w:bCs/>
+          <w:color w:val="333333"/>
+          <w:u w:val="single"/>
+          <w:lang w:val="es-ES"/>
+        </w:rPr>
+        <w:t xml:space="preserve">Función transición implementada en </w:t>
+      </w:r>
+      <w:proofErr w:type="spellStart"/>
+      <w:r>
+        <w:rPr>
+          <w:rFonts w:ascii="Calibri" w:hAnsi="Calibri" w:cs="Calibri"/>
+          <w:b/>
+          <w:bCs/>
+          <w:color w:val="333333"/>
+          <w:u w:val="single"/>
+          <w:lang w:val="es-ES"/>
+        </w:rPr>
+        <w:t>Ocaml</w:t>
+      </w:r>
+      <w:proofErr w:type="spellEnd"/>
+      <w:r>
+        <w:rPr>
+          <w:rFonts w:ascii="Calibri" w:hAnsi="Calibri" w:cs="Calibri"/>
+          <w:b/>
+          <w:bCs/>
+          <w:color w:val="333333"/>
+          <w:u w:val="single"/>
+          <w:lang w:val="es-ES"/>
+        </w:rPr>
+        <w:t xml:space="preserve">: </w:t>
+      </w:r>
+    </w:p>
+    <w:p>
+      <w:pPr>
+        <w:pStyle w:val="HTMLconformatoprevio"/>
+        <w:divId w:val="1995796581"/>
+        <w:rPr>
+          <w:sz w:val="20"/>
+          <w:szCs w:val="20"/>
+          <w:lang w:val="es-ES"/>
+        </w:rPr>
+      </w:pPr>
+      <w:proofErr w:type="spellStart"/>
+      <w:r>
+        <w:rPr>
+          <w:sz w:val="20"/>
+          <w:szCs w:val="20"/>
+          <w:lang w:val="es-ES"/>
+        </w:rPr>
+        <w:t>type</w:t>
+      </w:r>
+      <w:proofErr w:type="spellEnd"/>
+      <w:r>
+        <w:rPr>
+          <w:sz w:val="20"/>
+          <w:szCs w:val="20"/>
+          <w:lang w:val="es-ES"/>
+        </w:rPr>
+        <w:t xml:space="preserve"> color =</w:t>
+      </w:r>
+    </w:p>
+    <w:p>
+      <w:pPr>
+        <w:pStyle w:val="HTMLconformatoprevio"/>
+        <w:divId w:val="1995796581"/>
+        <w:rPr>
+          <w:sz w:val="20"/>
+          <w:szCs w:val="20"/>
+          <w:lang w:val="es-ES"/>
+        </w:rPr>
+      </w:pPr>
+      <w:r>
+        <w:rPr>
+          <w:sz w:val="20"/>
+          <w:szCs w:val="20"/>
+          <w:lang w:val="es-ES"/>
+        </w:rPr>
+        <w:t>| Rojo</w:t>
+      </w:r>
+    </w:p>
+    <w:p>
+      <w:pPr>
+        <w:pStyle w:val="HTMLconformatoprevio"/>
+        <w:divId w:val="1995796581"/>
+        <w:rPr>
+          <w:sz w:val="20"/>
+          <w:szCs w:val="20"/>
+          <w:lang w:val="es-ES"/>
+        </w:rPr>
+      </w:pPr>
+      <w:r>
+        <w:rPr>
+          <w:sz w:val="20"/>
+          <w:szCs w:val="20"/>
+          <w:lang w:val="es-ES"/>
+        </w:rPr>
+        <w:t>| Amarillo</w:t>
+      </w:r>
+    </w:p>
+    <w:p>
+      <w:pPr>
+        <w:pStyle w:val="HTMLconformatoprevio"/>
+        <w:divId w:val="1995796581"/>
+        <w:rPr>
+          <w:sz w:val="20"/>
+          <w:szCs w:val="20"/>
+          <w:lang w:val="es-ES"/>
+        </w:rPr>
+      </w:pPr>
+      <w:r>
+        <w:rPr>
+          <w:sz w:val="20"/>
+          <w:szCs w:val="20"/>
+          <w:lang w:val="es-ES"/>
+        </w:rPr>
+        <w:t>| Verde</w:t>
+      </w:r>
+    </w:p>
+    <w:p>
+      <w:pPr>
+        <w:pStyle w:val="HTMLconformatoprevio"/>
+        <w:divId w:val="1995796581"/>
+        <w:rPr>
+          <w:sz w:val="20"/>
+          <w:szCs w:val="20"/>
+          <w:lang w:val="es-ES"/>
+        </w:rPr>
+      </w:pPr>
+    </w:p>
+    <w:p>
+      <w:pPr>
+        <w:pStyle w:val="HTMLconformatoprevio"/>
+        <w:divId w:val="1995796581"/>
+        <w:rPr>
+          <w:sz w:val="20"/>
+          <w:szCs w:val="20"/>
+          <w:lang w:val="es-ES"/>
+        </w:rPr>
+      </w:pPr>
+      <w:proofErr w:type="spellStart"/>
+      <w:r>
+        <w:rPr>
+          <w:sz w:val="20"/>
+          <w:szCs w:val="20"/>
+          <w:lang w:val="es-ES"/>
+        </w:rPr>
+        <w:t>let</w:t>
+      </w:r>
+      <w:proofErr w:type="spellEnd"/>
+      <w:r>
+        <w:rPr>
+          <w:sz w:val="20"/>
+          <w:szCs w:val="20"/>
+          <w:lang w:val="es-ES"/>
+        </w:rPr>
+        <w:t xml:space="preserve"> </w:t>
+      </w:r>
+      <w:proofErr w:type="spellStart"/>
+      <w:r>
+        <w:rPr>
+          <w:sz w:val="20"/>
+          <w:szCs w:val="20"/>
+          <w:lang w:val="es-ES"/>
+        </w:rPr>
+        <w:t>transicion</w:t>
+      </w:r>
+      <w:proofErr w:type="spellEnd"/>
+      <w:r>
+        <w:rPr>
+          <w:sz w:val="20"/>
+          <w:szCs w:val="20"/>
+          <w:lang w:val="es-ES"/>
+        </w:rPr>
+        <w:t xml:space="preserve"> </w:t>
+      </w:r>
+      <w:proofErr w:type="spellStart"/>
+      <w:r>
+        <w:rPr>
+          <w:sz w:val="20"/>
+          <w:szCs w:val="20"/>
+          <w:lang w:val="es-ES"/>
+        </w:rPr>
+        <w:t>color_actual</w:t>
+      </w:r>
+      <w:proofErr w:type="spellEnd"/>
+      <w:r>
+        <w:rPr>
+          <w:sz w:val="20"/>
+          <w:szCs w:val="20"/>
+          <w:lang w:val="es-ES"/>
+        </w:rPr>
+        <w:t xml:space="preserve"> </w:t>
+      </w:r>
+      <w:proofErr w:type="spellStart"/>
+      <w:r>
+        <w:rPr>
+          <w:sz w:val="20"/>
+          <w:szCs w:val="20"/>
+          <w:lang w:val="es-ES"/>
+        </w:rPr>
+        <w:t>cambiar_a</w:t>
+      </w:r>
+      <w:proofErr w:type="spellEnd"/>
+      <w:r>
+        <w:rPr>
+          <w:sz w:val="20"/>
+          <w:szCs w:val="20"/>
+          <w:lang w:val="es-ES"/>
+        </w:rPr>
+        <w:t xml:space="preserve"> =</w:t>
+      </w:r>
+    </w:p>
+    <w:p>
+      <w:pPr>
+        <w:pStyle w:val="HTMLconformatoprevio"/>
+        <w:divId w:val="1995796581"/>
+        <w:rPr>
+          <w:sz w:val="20"/>
+          <w:szCs w:val="20"/>
+          <w:lang w:val="es-ES"/>
+        </w:rPr>
+      </w:pPr>
+      <w:r>
+        <w:rPr>
+          <w:sz w:val="20"/>
+          <w:szCs w:val="20"/>
+          <w:lang w:val="es-ES"/>
+        </w:rPr>
+        <w:t>match (</w:t>
+      </w:r>
+      <w:proofErr w:type="spellStart"/>
+      <w:r>
+        <w:rPr>
+          <w:sz w:val="20"/>
+          <w:szCs w:val="20"/>
+          <w:lang w:val="es-ES"/>
+        </w:rPr>
+        <w:t>color_actual</w:t>
+      </w:r>
+      <w:proofErr w:type="spellEnd"/>
+      <w:r>
+        <w:rPr>
+          <w:sz w:val="20"/>
+          <w:szCs w:val="20"/>
+          <w:lang w:val="es-ES"/>
+        </w:rPr>
+        <w:t xml:space="preserve">, </w:t>
+      </w:r>
+      <w:proofErr w:type="spellStart"/>
+      <w:r>
+        <w:rPr>
+          <w:sz w:val="20"/>
+          <w:szCs w:val="20"/>
+          <w:lang w:val="es-ES"/>
+        </w:rPr>
+        <w:t>cambiar_a</w:t>
+      </w:r>
+      <w:proofErr w:type="spellEnd"/>
+      <w:r>
+        <w:rPr>
+          <w:sz w:val="20"/>
+          <w:szCs w:val="20"/>
+          <w:lang w:val="es-ES"/>
+        </w:rPr>
+        <w:t xml:space="preserve">) </w:t>
+      </w:r>
+      <w:proofErr w:type="spellStart"/>
+      <w:r>
+        <w:rPr>
+          <w:sz w:val="20"/>
+          <w:szCs w:val="20"/>
+          <w:lang w:val="es-ES"/>
+        </w:rPr>
+        <w:t>with</w:t>
+      </w:r>
+      <w:proofErr w:type="spellEnd"/>
+    </w:p>
+    <w:p>
+      <w:pPr>
+        <w:pStyle w:val="HTMLconformatoprevio"/>
+        <w:divId w:val="1995796581"/>
+        <w:rPr>
+          <w:sz w:val="20"/>
+          <w:szCs w:val="20"/>
+          <w:lang w:val="es-ES"/>
+        </w:rPr>
+      </w:pPr>
+      <w:r>
+        <w:rPr>
+          <w:sz w:val="20"/>
+          <w:szCs w:val="20"/>
+          <w:lang w:val="es-ES"/>
+        </w:rPr>
+        <w:t>| (Rojo, Verde) -&gt; (Rojo, "cambiar-a-verde")</w:t>
+      </w:r>
+    </w:p>
+    <w:p>
+      <w:pPr>
+        <w:pStyle w:val="HTMLconformatoprevio"/>
+        <w:divId w:val="1995796581"/>
+        <w:rPr>
+          <w:sz w:val="20"/>
+          <w:szCs w:val="20"/>
+          <w:lang w:val="es-ES"/>
+        </w:rPr>
+      </w:pPr>
+      <w:r>
+        <w:rPr>
+          <w:sz w:val="20"/>
+          <w:szCs w:val="20"/>
+          <w:lang w:val="es-ES"/>
+        </w:rPr>
+        <w:t>| (Verde, Amarillo) -&gt; (Verde, "cambiar-a-amarillo")</w:t>
+      </w:r>
+    </w:p>
+    <w:p>
+      <w:pPr>
+        <w:pStyle w:val="HTMLconformatoprevio"/>
+        <w:divId w:val="1995796581"/>
+        <w:rPr>
+          <w:sz w:val="20"/>
+          <w:szCs w:val="20"/>
+          <w:lang w:val="es-ES"/>
+        </w:rPr>
+      </w:pPr>
+      <w:r>
+        <w:rPr>
+          <w:sz w:val="20"/>
+          <w:szCs w:val="20"/>
+          <w:lang w:val="es-ES"/>
+        </w:rPr>
+        <w:t>| (Amarillo, Rojo) -&gt; (Amarillo, "cambiar-a-rojo")</w:t>
+      </w:r>
+    </w:p>
+    <w:p>
+      <w:pPr>
+        <w:pStyle w:val="HTMLconformatoprevio"/>
+        <w:divId w:val="1995796581"/>
+        <w:rPr>
+          <w:sz w:val="20"/>
+          <w:szCs w:val="20"/>
+          <w:lang w:val="es-ES"/>
+        </w:rPr>
+      </w:pPr>
+      <w:r>
+        <w:rPr>
+          <w:sz w:val="20"/>
+          <w:szCs w:val="20"/>
+          <w:lang w:val="es-ES"/>
+        </w:rPr>
+        <w:t>| _ -&gt; (</w:t>
+      </w:r>
+      <w:proofErr w:type="spellStart"/>
+      <w:r>
+        <w:rPr>
+          <w:sz w:val="20"/>
+          <w:szCs w:val="20"/>
+          <w:lang w:val="es-ES"/>
+        </w:rPr>
+        <w:t>color_actual</w:t>
+      </w:r>
+      <w:proofErr w:type="spellEnd"/>
+      <w:r>
+        <w:rPr>
+          <w:sz w:val="20"/>
+          <w:szCs w:val="20"/>
+          <w:lang w:val="es-ES"/>
+        </w:rPr>
+        <w:t>, "</w:t>
+      </w:r>
+      <w:proofErr w:type="spellStart"/>
+      <w:r>
+        <w:rPr>
+          <w:sz w:val="20"/>
+          <w:szCs w:val="20"/>
+          <w:lang w:val="es-ES"/>
+        </w:rPr>
+        <w:t>accion</w:t>
+      </w:r>
+      <w:proofErr w:type="spellEnd"/>
+      <w:r>
+        <w:rPr>
+          <w:sz w:val="20"/>
+          <w:szCs w:val="20"/>
+          <w:lang w:val="es-ES"/>
+        </w:rPr>
+        <w:t>-por-defecto")</w:t>
+      </w:r>
+    </w:p>
+    <w:p>
+      <w:pPr>
+        <w:pStyle w:val="HTMLconformatoprevio"/>
+        <w:divId w:val="1995796581"/>
+        <w:rPr>
+          <w:sz w:val="20"/>
+          <w:szCs w:val="20"/>
+          <w:lang w:val="es-ES"/>
+        </w:rPr>
+      </w:pPr>
+    </w:p>
+    <w:p>
+      <w:pPr>
+        <w:pStyle w:val="HTMLconformatoprevio"/>
+        <w:divId w:val="1995796581"/>
+        <w:rPr>
+          <w:sz w:val="20"/>
+          <w:szCs w:val="20"/>
+          <w:lang w:val="es-ES"/>
+        </w:rPr>
+      </w:pPr>
+      <w:r>
+        <w:rPr>
+          <w:sz w:val="20"/>
+          <w:szCs w:val="20"/>
+          <w:lang w:val="es-ES"/>
+        </w:rPr>
+        <w:t>#</w:t>
+      </w:r>
+    </w:p>
+    <w:p>
+      <w:pPr>
+        <w:pStyle w:val="NormalWeb"/>
+        <w:divId w:val="1995796581"/>
+        <w:rPr>
+          <w:rFonts w:ascii="Calibri" w:hAnsi="Calibri" w:cs="Calibri"/>
+          <w:b/>
+          <w:bCs/>
+          <w:color w:val="333333"/>
+          <w:u w:val="single"/>
+          <w:lang w:val="es-ES"/>
+        </w:rPr>
+      </w:pPr>
+      <w:r>
+        <w:rPr>
+          <w:rFonts w:ascii="Calibri" w:hAnsi="Calibri" w:cs="Calibri"/>
+          <w:b/>
+          <w:bCs/>
+          <w:color w:val="333333"/>
+          <w:u w:val="single"/>
+          <w:lang w:val="es-ES"/>
+        </w:rPr>
+        <w:t xml:space="preserve">Función </w:t>
+      </w:r>
+      <w:proofErr w:type="spellStart"/>
+      <w:r>
+        <w:rPr>
+          <w:rFonts w:ascii="Calibri" w:hAnsi="Calibri" w:cs="Calibri"/>
+          <w:b/>
+          <w:bCs/>
+          <w:color w:val="333333"/>
+          <w:u w:val="single"/>
+          <w:lang w:val="es-ES"/>
+        </w:rPr>
+        <w:t>timer</w:t>
+      </w:r>
+      <w:proofErr w:type="spellEnd"/>
+      <w:r>
+        <w:rPr>
+          <w:rFonts w:ascii="Calibri" w:hAnsi="Calibri" w:cs="Calibri"/>
+          <w:b/>
+          <w:bCs/>
+          <w:color w:val="333333"/>
+          <w:u w:val="single"/>
+          <w:lang w:val="es-ES"/>
+        </w:rPr>
+        <w:t xml:space="preserve"> implementada en </w:t>
+      </w:r>
+      <w:proofErr w:type="spellStart"/>
+      <w:r>
+        <w:rPr>
+          <w:rFonts w:ascii="Calibri" w:hAnsi="Calibri" w:cs="Calibri"/>
+          <w:b/>
+          <w:bCs/>
+          <w:color w:val="333333"/>
+          <w:u w:val="single"/>
+          <w:lang w:val="es-ES"/>
+        </w:rPr>
+        <w:t>Ocaml</w:t>
+      </w:r>
+      <w:proofErr w:type="spellEnd"/>
+      <w:r>
+        <w:rPr>
+          <w:rFonts w:ascii="Calibri" w:hAnsi="Calibri" w:cs="Calibri"/>
+          <w:b/>
+          <w:bCs/>
+          <w:color w:val="333333"/>
+          <w:u w:val="single"/>
+          <w:lang w:val="es-ES"/>
+        </w:rPr>
+        <w:t xml:space="preserve">: </w:t>
+      </w:r>
+    </w:p>
+    <w:p>
+      <w:pPr>
+        <w:pStyle w:val="HTMLconformatoprevio"/>
+        <w:divId w:val="1995796581"/>
+        <w:rPr>
+          <w:sz w:val="20"/>
+          <w:szCs w:val="20"/>
+          <w:lang w:val="es-ES"/>
+        </w:rPr>
+      </w:pPr>
+      <w:proofErr w:type="spellStart"/>
+      <w:r>
+        <w:rPr>
+          <w:sz w:val="20"/>
+          <w:szCs w:val="20"/>
+          <w:lang w:val="es-ES"/>
+        </w:rPr>
+        <w:t>let</w:t>
+      </w:r>
+      <w:proofErr w:type="spellEnd"/>
+      <w:r>
+        <w:rPr>
+          <w:sz w:val="20"/>
+          <w:szCs w:val="20"/>
+          <w:lang w:val="es-ES"/>
+        </w:rPr>
+        <w:t xml:space="preserve"> </w:t>
+      </w:r>
+      <w:proofErr w:type="spellStart"/>
+      <w:r>
+        <w:rPr>
+          <w:sz w:val="20"/>
+          <w:szCs w:val="20"/>
+          <w:lang w:val="es-ES"/>
+        </w:rPr>
+        <w:t>timer</w:t>
+      </w:r>
+      <w:proofErr w:type="spellEnd"/>
+      <w:r>
+        <w:rPr>
+          <w:sz w:val="20"/>
+          <w:szCs w:val="20"/>
+          <w:lang w:val="es-ES"/>
+        </w:rPr>
+        <w:t xml:space="preserve"> </w:t>
+      </w:r>
+      <w:proofErr w:type="spellStart"/>
+      <w:r>
+        <w:rPr>
+          <w:sz w:val="20"/>
+          <w:szCs w:val="20"/>
+          <w:lang w:val="es-ES"/>
+        </w:rPr>
+        <w:t>tiempo_unix</w:t>
+      </w:r>
+      <w:proofErr w:type="spellEnd"/>
+      <w:r>
+        <w:rPr>
+          <w:sz w:val="20"/>
+          <w:szCs w:val="20"/>
+          <w:lang w:val="es-ES"/>
+        </w:rPr>
+        <w:t xml:space="preserve"> =</w:t>
+      </w:r>
+    </w:p>
+    <w:p>
+      <w:pPr>
+        <w:pStyle w:val="HTMLconformatoprevio"/>
+        <w:divId w:val="1995796581"/>
+        <w:rPr>
+          <w:sz w:val="20"/>
+          <w:szCs w:val="20"/>
+          <w:lang w:val="es-ES"/>
+        </w:rPr>
+      </w:pPr>
+      <w:proofErr w:type="spellStart"/>
+      <w:r>
+        <w:rPr>
+          <w:sz w:val="20"/>
+          <w:szCs w:val="20"/>
+          <w:lang w:val="es-ES"/>
+        </w:rPr>
+        <w:t>let</w:t>
+      </w:r>
+      <w:proofErr w:type="spellEnd"/>
+      <w:r>
+        <w:rPr>
+          <w:sz w:val="20"/>
+          <w:szCs w:val="20"/>
+          <w:lang w:val="es-ES"/>
+        </w:rPr>
+        <w:t xml:space="preserve"> instante = </w:t>
+      </w:r>
+      <w:proofErr w:type="spellStart"/>
+      <w:r>
+        <w:rPr>
+          <w:sz w:val="20"/>
+          <w:szCs w:val="20"/>
+          <w:lang w:val="es-ES"/>
+        </w:rPr>
+        <w:t>tiempo_unix</w:t>
+      </w:r>
+      <w:proofErr w:type="spellEnd"/>
+      <w:r>
+        <w:rPr>
+          <w:sz w:val="20"/>
+          <w:szCs w:val="20"/>
+          <w:lang w:val="es-ES"/>
+        </w:rPr>
+        <w:t xml:space="preserve"> mod 216 in</w:t>
+      </w:r>
+    </w:p>
+    <w:p>
+      <w:pPr>
+        <w:pStyle w:val="HTMLconformatoprevio"/>
+        <w:divId w:val="1995796581"/>
+        <w:rPr>
+          <w:sz w:val="20"/>
+          <w:szCs w:val="20"/>
+          <w:lang w:val="es-ES"/>
+        </w:rPr>
+      </w:pPr>
+      <w:proofErr w:type="spellStart"/>
+      <w:r>
+        <w:rPr>
+          <w:sz w:val="20"/>
+          <w:szCs w:val="20"/>
+          <w:lang w:val="es-ES"/>
+        </w:rPr>
+        <w:t>if</w:t>
+      </w:r>
+      <w:proofErr w:type="spellEnd"/>
+      <w:r>
+        <w:rPr>
+          <w:sz w:val="20"/>
+          <w:szCs w:val="20"/>
+          <w:lang w:val="es-ES"/>
+        </w:rPr>
+        <w:t xml:space="preserve"> instante &lt; 90 </w:t>
+      </w:r>
+      <w:proofErr w:type="spellStart"/>
+      <w:r>
+        <w:rPr>
+          <w:sz w:val="20"/>
+          <w:szCs w:val="20"/>
+          <w:lang w:val="es-ES"/>
+        </w:rPr>
+        <w:t>then</w:t>
+      </w:r>
+      <w:proofErr w:type="spellEnd"/>
+    </w:p>
+    <w:p>
+      <w:pPr>
+        <w:pStyle w:val="HTMLconformatoprevio"/>
+        <w:divId w:val="1995796581"/>
+        <w:rPr>
+          <w:sz w:val="20"/>
+          <w:szCs w:val="20"/>
+          <w:lang w:val="es-ES"/>
+        </w:rPr>
+      </w:pPr>
+      <w:r>
+        <w:rPr>
+          <w:sz w:val="20"/>
+          <w:szCs w:val="20"/>
+          <w:lang w:val="es-ES"/>
+        </w:rPr>
+        <w:t>Rojo</w:t>
+      </w:r>
+    </w:p>
+    <w:p>
+      <w:pPr>
+        <w:pStyle w:val="HTMLconformatoprevio"/>
+        <w:divId w:val="1995796581"/>
+        <w:rPr>
+          <w:sz w:val="20"/>
+          <w:szCs w:val="20"/>
+          <w:lang w:val="es-ES"/>
+        </w:rPr>
+      </w:pPr>
+      <w:proofErr w:type="spellStart"/>
+      <w:r>
+        <w:rPr>
+          <w:sz w:val="20"/>
+          <w:szCs w:val="20"/>
+          <w:lang w:val="es-ES"/>
+        </w:rPr>
+        <w:t>else</w:t>
+      </w:r>
+      <w:proofErr w:type="spellEnd"/>
+      <w:r>
+        <w:rPr>
+          <w:sz w:val="20"/>
+          <w:szCs w:val="20"/>
+          <w:lang w:val="es-ES"/>
+        </w:rPr>
+        <w:t xml:space="preserve"> </w:t>
+      </w:r>
+      <w:proofErr w:type="spellStart"/>
+      <w:r>
+        <w:rPr>
+          <w:sz w:val="20"/>
+          <w:szCs w:val="20"/>
+          <w:lang w:val="es-ES"/>
+        </w:rPr>
+        <w:t>if</w:t>
+      </w:r>
+      <w:proofErr w:type="spellEnd"/>
+      <w:r>
+        <w:rPr>
+          <w:sz w:val="20"/>
+          <w:szCs w:val="20"/>
+          <w:lang w:val="es-ES"/>
+        </w:rPr>
+        <w:t xml:space="preserve"> instante &lt; 96 </w:t>
+      </w:r>
+      <w:proofErr w:type="spellStart"/>
+      <w:r>
+        <w:rPr>
+          <w:sz w:val="20"/>
+          <w:szCs w:val="20"/>
+          <w:lang w:val="es-ES"/>
+        </w:rPr>
+        <w:t>then</w:t>
+      </w:r>
+      <w:proofErr w:type="spellEnd"/>
+    </w:p>
+    <w:p>
+      <w:pPr>
+        <w:pStyle w:val="HTMLconformatoprevio"/>
+        <w:divId w:val="1995796581"/>
+        <w:rPr>
+          <w:sz w:val="20"/>
+          <w:szCs w:val="20"/>
+          <w:lang w:val="es-ES"/>
+        </w:rPr>
+      </w:pPr>
+      <w:r>
+        <w:rPr>
+          <w:sz w:val="20"/>
+          <w:szCs w:val="20"/>
+          <w:lang w:val="es-ES"/>
+        </w:rPr>
+        <w:lastRenderedPageBreak/>
+        <w:t>Amarillo</w:t>
+      </w:r>
+    </w:p>
+    <w:p>
+      <w:pPr>
+        <w:pStyle w:val="HTMLconformatoprevio"/>
+        <w:divId w:val="1995796581"/>
+        <w:rPr>
+          <w:sz w:val="20"/>
+          <w:szCs w:val="20"/>
+          <w:lang w:val="es-ES"/>
+        </w:rPr>
+      </w:pPr>
+      <w:proofErr w:type="spellStart"/>
+      <w:r>
+        <w:rPr>
+          <w:sz w:val="20"/>
+          <w:szCs w:val="20"/>
+          <w:lang w:val="es-ES"/>
+        </w:rPr>
+        <w:t>else</w:t>
+      </w:r>
+      <w:proofErr w:type="spellEnd"/>
+    </w:p>
+    <w:p>
+      <w:pPr>
+        <w:pStyle w:val="HTMLconformatoprevio"/>
+        <w:divId w:val="1995796581"/>
+        <w:rPr>
+          <w:sz w:val="20"/>
+          <w:szCs w:val="20"/>
+          <w:lang w:val="es-ES"/>
+        </w:rPr>
+      </w:pPr>
+      <w:r>
+        <w:rPr>
+          <w:sz w:val="20"/>
+          <w:szCs w:val="20"/>
+          <w:lang w:val="es-ES"/>
+        </w:rPr>
+        <w:t>Verde</w:t>
+      </w:r>
+    </w:p>
+    <w:p>
+      <w:pPr>
+        <w:pStyle w:val="HTMLconformatoprevio"/>
+        <w:divId w:val="1995796581"/>
+        <w:rPr>
+          <w:sz w:val="20"/>
+          <w:szCs w:val="20"/>
+          <w:lang w:val="es-ES"/>
+        </w:rPr>
+      </w:pPr>
+      <w:r>
+        <w:rPr>
+          <w:sz w:val="20"/>
+          <w:szCs w:val="20"/>
+          <w:lang w:val="es-ES"/>
+        </w:rPr>
+        <w:t>#</w:t>
+      </w:r>
+    </w:p>
+    <w:p>
+      <w:pPr>
+        <w:pStyle w:val="NormalWeb"/>
+        <w:divId w:val="1995796581"/>
+        <w:rPr>
+          <w:rFonts w:ascii="Calibri" w:hAnsi="Calibri" w:cs="Calibri"/>
+          <w:b/>
+          <w:bCs/>
+          <w:color w:val="333333"/>
+          <w:u w:val="single"/>
+          <w:lang w:val="es-ES"/>
+        </w:rPr>
+      </w:pPr>
+    </w:p>
+    <w:p>
+      <w:pPr>
+        <w:pStyle w:val="NormalWeb"/>
+        <w:divId w:val="1995796581"/>
+        <w:rPr>
+          <w:rFonts w:ascii="Calibri" w:hAnsi="Calibri" w:cs="Calibri"/>
+          <w:color w:val="333333"/>
+          <w:u w:val="single"/>
+          <w:lang w:val="es-ES"/>
+        </w:rPr>
+      </w:pPr>
     </w:p>
     <w:p>
       <w:pPr>
@@ -3579,6 +7167,7 @@
           <w:lang w:val="es-ES"/>
         </w:rPr>
       </w:pPr>
+      <w:bookmarkStart w:id="23" w:name="_Toc231825749"/>
       <w:r>
         <w:rPr>
           <w:rFonts w:ascii="Calibri" w:eastAsia="Times New Roman" w:hAnsi="Calibri" w:cs="Calibri"/>
@@ -3586,6 +7175,7 @@
         </w:rPr>
         <w:t>Bitácora de Depuración</w:t>
       </w:r>
+      <w:bookmarkEnd w:id="23"/>
     </w:p>
     <w:p>
       <w:pPr>
@@ -3603,15 +7193,7 @@
           <w:color w:val="333333"/>
           <w:lang w:val="es-ES"/>
         </w:rPr>
-        <w:t xml:space="preserve">Con el objetivo de transparentar el desarrollo, se exponen las principales problemáticas detectadas y las acciones </w:t>
-      </w:r>
-      <w:r>
-        <w:rPr>
-          <w:rFonts w:ascii="Calibri" w:hAnsi="Calibri" w:cs="Calibri"/>
-          <w:color w:val="333333"/>
-          <w:lang w:val="es-ES"/>
-        </w:rPr>
-        <w:t>correctivas aplicadas:</w:t>
+        <w:t>Con el objetivo de transparentar el desarrollo, se exponen las principales problemáticas detectadas y las acciones correctivas aplicadas:</w:t>
       </w:r>
     </w:p>
     <w:tbl>
@@ -3669,7 +7251,6 @@
                 <w:sz w:val="22"/>
                 <w:szCs w:val="22"/>
               </w:rPr>
-              <w:lastRenderedPageBreak/>
               <w:t>Error Reportado</w:t>
             </w:r>
           </w:p>
@@ -3878,20 +7459,15 @@
               </w:rPr>
               <w:t xml:space="preserve">Se renombró de forma inequívoca el elemento como </w:t>
             </w:r>
+            <w:proofErr w:type="spellStart"/>
             <w:r>
               <w:rPr>
                 <w:rStyle w:val="CdigoHTML"/>
                 <w:color w:val="333333"/>
               </w:rPr>
-              <w:t>timer-</w:t>
-            </w:r>
-            <w:r>
-              <w:rPr>
-                <w:rStyle w:val="CdigoHTML"/>
-                <w:color w:val="333333"/>
-              </w:rPr>
-              <w:t>semaforo</w:t>
-            </w:r>
+              <w:t>timer-semaforo</w:t>
+            </w:r>
+            <w:proofErr w:type="spellEnd"/>
             <w:r>
               <w:rPr>
                 <w:rFonts w:ascii="Calibri" w:eastAsia="Times New Roman" w:hAnsi="Calibri" w:cs="Calibri"/>
@@ -4013,14 +7589,68 @@
                 <w:sz w:val="22"/>
                 <w:szCs w:val="22"/>
               </w:rPr>
-              <w:t xml:space="preserve">Se desplegó Quicklisp y se configuró la carga inicial automática mediante </w:t>
+              <w:t xml:space="preserve">Se desplegó </w:t>
+            </w:r>
+            <w:proofErr w:type="spellStart"/>
+            <w:r>
+              <w:rPr>
+                <w:rFonts w:ascii="Calibri" w:eastAsia="Times New Roman" w:hAnsi="Calibri" w:cs="Calibri"/>
+                <w:color w:val="333333"/>
+                <w:sz w:val="22"/>
+                <w:szCs w:val="22"/>
+              </w:rPr>
+              <w:t>Quicklisp</w:t>
+            </w:r>
+            <w:proofErr w:type="spellEnd"/>
+            <w:r>
+              <w:rPr>
+                <w:rFonts w:ascii="Calibri" w:eastAsia="Times New Roman" w:hAnsi="Calibri" w:cs="Calibri"/>
+                <w:color w:val="333333"/>
+                <w:sz w:val="22"/>
+                <w:szCs w:val="22"/>
+              </w:rPr>
+              <w:t xml:space="preserve"> y se configuró la carga inicial automática mediante </w:t>
             </w:r>
             <w:r>
               <w:rPr>
                 <w:rStyle w:val="CdigoHTML"/>
                 <w:color w:val="333333"/>
               </w:rPr>
-              <w:t>(ql:quickload :cl-json)</w:t>
+              <w:t>(</w:t>
+            </w:r>
+            <w:proofErr w:type="spellStart"/>
+            <w:proofErr w:type="gramStart"/>
+            <w:r>
+              <w:rPr>
+                <w:rStyle w:val="CdigoHTML"/>
+                <w:color w:val="333333"/>
+              </w:rPr>
+              <w:t>ql:quickload</w:t>
+            </w:r>
+            <w:proofErr w:type="spellEnd"/>
+            <w:proofErr w:type="gramEnd"/>
+            <w:r>
+              <w:rPr>
+                <w:rStyle w:val="CdigoHTML"/>
+                <w:color w:val="333333"/>
+              </w:rPr>
+              <w:t xml:space="preserve"> :</w:t>
+            </w:r>
+            <w:proofErr w:type="spellStart"/>
+            <w:r>
+              <w:rPr>
+                <w:rStyle w:val="CdigoHTML"/>
+                <w:color w:val="333333"/>
+              </w:rPr>
+              <w:t>cl-json</w:t>
+            </w:r>
+            <w:proofErr w:type="spellEnd"/>
+            <w:r>
+              <w:rPr>
+                <w:rStyle w:val="CdigoHTML"/>
+                <w:color w:val="333333"/>
+              </w:rPr>
+              <w:t>)</w:t>
             </w:r>
             <w:r>
               <w:rPr>
@@ -4109,6 +7739,7 @@
               </w:rPr>
               <w:t xml:space="preserve">La librería CL-JSON mapea y asocia las claves JSON directamente como </w:t>
             </w:r>
+            <w:proofErr w:type="spellStart"/>
             <w:r>
               <w:rPr>
                 <w:rFonts w:ascii="Calibri" w:eastAsia="Times New Roman" w:hAnsi="Calibri" w:cs="Calibri"/>
@@ -4120,6 +7751,7 @@
               </w:rPr>
               <w:t>keywords</w:t>
             </w:r>
+            <w:proofErr w:type="spellEnd"/>
             <w:r>
               <w:rPr>
                 <w:rFonts w:ascii="Calibri" w:eastAsia="Times New Roman" w:hAnsi="Calibri" w:cs="Calibri"/>
@@ -4163,8 +7795,9 @@
                 <w:sz w:val="22"/>
                 <w:szCs w:val="22"/>
               </w:rPr>
-              <w:t>Se refactor</w:t>
-            </w:r>
+              <w:t xml:space="preserve">Se refactorizó la búsqueda lógica empleando claves explícitas </w:t>
+            </w:r>
+            <w:proofErr w:type="gramStart"/>
             <w:r>
               <w:rPr>
                 <w:rFonts w:ascii="Calibri" w:eastAsia="Times New Roman" w:hAnsi="Calibri" w:cs="Calibri"/>
@@ -4172,7 +7805,7 @@
                 <w:sz w:val="22"/>
                 <w:szCs w:val="22"/>
               </w:rPr>
-              <w:t>izó la búsqueda lógica empleando claves explícitas (</w:t>
+              <w:t>(</w:t>
             </w:r>
             <w:r>
               <w:rPr>
@@ -4181,6 +7814,7 @@
               </w:rPr>
               <w:t>:rojo</w:t>
             </w:r>
+            <w:proofErr w:type="gramEnd"/>
             <w:r>
               <w:rPr>
                 <w:rFonts w:ascii="Calibri" w:eastAsia="Times New Roman" w:hAnsi="Calibri" w:cs="Calibri"/>
@@ -4262,8 +7896,21 @@
                 <w:sz w:val="22"/>
                 <w:szCs w:val="22"/>
               </w:rPr>
-              <w:t>Bloqueo interactivo en OCaml</w:t>
-            </w:r>
+              <w:lastRenderedPageBreak/>
+              <w:t xml:space="preserve">Bloqueo interactivo en </w:t>
+            </w:r>
+            <w:proofErr w:type="spellStart"/>
+            <w:r>
+              <w:rPr>
+                <w:rStyle w:val="Textoennegrita"/>
+                <w:rFonts w:ascii="Calibri" w:eastAsia="Times New Roman" w:hAnsi="Calibri" w:cs="Calibri"/>
+                <w:color w:val="333333"/>
+                <w:sz w:val="22"/>
+                <w:szCs w:val="22"/>
+              </w:rPr>
+              <w:t>OCaml</w:t>
+            </w:r>
+            <w:proofErr w:type="spellEnd"/>
           </w:p>
         </w:tc>
         <w:tc>
@@ -4298,15 +7945,9 @@
                 <w:sz w:val="22"/>
                 <w:szCs w:val="22"/>
               </w:rPr>
-              <w:t>Falta de familiarización con la sintaxis del intérprete interactivo y el uso restrictivo del doble punto y coma (</w:t>
-            </w:r>
-            <w:r>
-              <w:rPr>
-                <w:rStyle w:val="CdigoHTML"/>
-                <w:color w:val="333333"/>
-              </w:rPr>
-              <w:t>;;</w:t>
-            </w:r>
+              <w:t xml:space="preserve">Falta de familiarización con la sintaxis del intérprete interactivo y el uso restrictivo del doble punto y coma </w:t>
+            </w:r>
+            <w:proofErr w:type="gramStart"/>
             <w:r>
               <w:rPr>
                 <w:rFonts w:ascii="Calibri" w:eastAsia="Times New Roman" w:hAnsi="Calibri" w:cs="Calibri"/>
@@ -4314,7 +7955,33 @@
                 <w:sz w:val="22"/>
                 <w:szCs w:val="22"/>
               </w:rPr>
-              <w:t>).</w:t>
+              <w:t>(</w:t>
+            </w:r>
+            <w:r>
+              <w:rPr>
+                <w:rStyle w:val="CdigoHTML"/>
+                <w:color w:val="333333"/>
+              </w:rPr>
+              <w:t>;;</w:t>
+            </w:r>
+            <w:r>
+              <w:rPr>
+                <w:rFonts w:ascii="Calibri" w:eastAsia="Times New Roman" w:hAnsi="Calibri" w:cs="Calibri"/>
+                <w:color w:val="333333"/>
+                <w:sz w:val="22"/>
+                <w:szCs w:val="22"/>
+              </w:rPr>
+              <w:t>)</w:t>
+            </w:r>
+            <w:proofErr w:type="gramEnd"/>
+            <w:r>
+              <w:rPr>
+                <w:rFonts w:ascii="Calibri" w:eastAsia="Times New Roman" w:hAnsi="Calibri" w:cs="Calibri"/>
+                <w:color w:val="333333"/>
+                <w:sz w:val="22"/>
+                <w:szCs w:val="22"/>
+              </w:rPr>
+              <w:t>.</w:t>
             </w:r>
           </w:p>
         </w:tc>
@@ -4365,6 +8032,7 @@
           <w:lang w:val="es-ES"/>
         </w:rPr>
       </w:pPr>
+      <w:bookmarkStart w:id="24" w:name="_Toc231825750"/>
       <w:r>
         <w:rPr>
           <w:rFonts w:ascii="Calibri" w:eastAsia="Times New Roman" w:hAnsi="Calibri" w:cs="Calibri"/>
@@ -4372,6 +8040,7 @@
         </w:rPr>
         <w:t>Conclusión</w:t>
       </w:r>
+      <w:bookmarkEnd w:id="24"/>
     </w:p>
     <w:p>
       <w:pPr>
@@ -4389,23 +8058,43 @@
           <w:color w:val="333333"/>
           <w:lang w:val="es-ES"/>
         </w:rPr>
-        <w:t xml:space="preserve">El desarrollo de este trabajo práctico </w:t>
-      </w:r>
-      <w:r>
-        <w:rPr>
-          <w:rFonts w:ascii="Calibri" w:hAnsi="Calibri" w:cs="Calibri"/>
-          <w:color w:val="333333"/>
-          <w:lang w:val="es-ES"/>
-        </w:rPr>
-        <w:t>permitió afianzar las bases del desarrollo de software bajo el paradigma funcional. La flexibilidad inherente y dinamismo de **Common Lisp** facilitaron un diseño rápido y flexible fundamentado en la composición de funciones puras. Por su parte, la fase co</w:t>
-      </w:r>
-      <w:r>
-        <w:rPr>
-          <w:rFonts w:ascii="Calibri" w:hAnsi="Calibri" w:cs="Calibri"/>
-          <w:color w:val="333333"/>
-          <w:lang w:val="es-ES"/>
-        </w:rPr>
-        <w:t>mparativa con **OCaml** evidenció las enormes bondades de los ecosistemas estáticos modernos, los cuales resuelven la seguridad lógica en tiempo de compilación.</w:t>
+        <w:t>El desarrollo de este trabajo práctico permitió afianzar las bases del desarrollo de software bajo el paradigma funcional. La flexibilidad inherente y dinamismo de **</w:t>
+      </w:r>
+      <w:proofErr w:type="spellStart"/>
+      <w:r>
+        <w:rPr>
+          <w:rFonts w:ascii="Calibri" w:hAnsi="Calibri" w:cs="Calibri"/>
+          <w:color w:val="333333"/>
+          <w:lang w:val="es-ES"/>
+        </w:rPr>
+        <w:t>Common</w:t>
+      </w:r>
+      <w:proofErr w:type="spellEnd"/>
+      <w:r>
+        <w:rPr>
+          <w:rFonts w:ascii="Calibri" w:hAnsi="Calibri" w:cs="Calibri"/>
+          <w:color w:val="333333"/>
+          <w:lang w:val="es-ES"/>
+        </w:rPr>
+        <w:t xml:space="preserve"> Lisp** facilitaron un diseño rápido y flexible fundamentado en la composición de funciones puras. Por su parte, la fase comparativa con **</w:t>
+      </w:r>
+      <w:proofErr w:type="spellStart"/>
+      <w:r>
+        <w:rPr>
+          <w:rFonts w:ascii="Calibri" w:hAnsi="Calibri" w:cs="Calibri"/>
+          <w:color w:val="333333"/>
+          <w:lang w:val="es-ES"/>
+        </w:rPr>
+        <w:t>OCaml</w:t>
+      </w:r>
+      <w:proofErr w:type="spellEnd"/>
+      <w:r>
+        <w:rPr>
+          <w:rFonts w:ascii="Calibri" w:hAnsi="Calibri" w:cs="Calibri"/>
+          <w:color w:val="333333"/>
+          <w:lang w:val="es-ES"/>
+        </w:rPr>
+        <w:t>** evidenció las enormes bondades de los ecosistemas estáticos modernos, los cuales resuelven la seguridad lógica en tiempo de compilación.</w:t>
       </w:r>
     </w:p>
     <w:p>
@@ -4424,15 +8113,7 @@
           <w:color w:val="333333"/>
           <w:lang w:val="es-ES"/>
         </w:rPr>
-        <w:t>La combinación de desacoplamiento paramétrico con archivos JSON y la rigurosidad conceptual apl</w:t>
-      </w:r>
-      <w:r>
-        <w:rPr>
-          <w:rFonts w:ascii="Calibri" w:hAnsi="Calibri" w:cs="Calibri"/>
-          <w:color w:val="333333"/>
-          <w:lang w:val="es-ES"/>
-        </w:rPr>
-        <w:t>icada dotaron al sistema de una arquitectura robusta, escalable y acorde a los exigentes estándares de programación funcional requeridos por la cátedra.</w:t>
+        <w:t>La combinación de desacoplamiento paramétrico con archivos JSON y la rigurosidad conceptual aplicada dotaron al sistema de una arquitectura robusta, escalable y acorde a los exigentes estándares de programación funcional requeridos por la cátedra.</w:t>
       </w:r>
     </w:p>
     <w:p>
@@ -4444,14 +8125,15 @@
           <w:lang w:val="es-ES"/>
         </w:rPr>
       </w:pPr>
-      <w:r>
-        <w:rPr>
-          <w:rFonts w:ascii="Calibri" w:eastAsia="Times New Roman" w:hAnsi="Calibri" w:cs="Calibri"/>
-          <w:lang w:val="es-ES"/>
-        </w:rPr>
-        <w:lastRenderedPageBreak/>
+      <w:bookmarkStart w:id="25" w:name="_Toc231825751"/>
+      <w:r>
+        <w:rPr>
+          <w:rFonts w:ascii="Calibri" w:eastAsia="Times New Roman" w:hAnsi="Calibri" w:cs="Calibri"/>
+          <w:lang w:val="es-ES"/>
+        </w:rPr>
         <w:t>Referencias Bibliográficas</w:t>
       </w:r>
+      <w:bookmarkEnd w:id="25"/>
     </w:p>
     <w:p>
       <w:pPr>
@@ -4470,6 +8152,7 @@
           <w:lang w:val="es-ES"/>
         </w:rPr>
       </w:pPr>
+      <w:proofErr w:type="spellStart"/>
       <w:r>
         <w:rPr>
           <w:rFonts w:ascii="Calibri" w:eastAsia="Times New Roman" w:hAnsi="Calibri" w:cs="Calibri"/>
@@ -4480,8 +8163,35 @@
           <w:szCs w:val="22"/>
           <w:lang w:val="es-ES"/>
         </w:rPr>
-        <w:t>Common Lisp HyperSpec</w:t>
-      </w:r>
+        <w:t>Common</w:t>
+      </w:r>
+      <w:proofErr w:type="spellEnd"/>
+      <w:r>
+        <w:rPr>
+          <w:rFonts w:ascii="Calibri" w:eastAsia="Times New Roman" w:hAnsi="Calibri" w:cs="Calibri"/>
+          <w:i/>
+          <w:iCs/>
+          <w:color w:val="333333"/>
+          <w:sz w:val="22"/>
+          <w:szCs w:val="22"/>
+          <w:lang w:val="es-ES"/>
+        </w:rPr>
+        <w:t xml:space="preserve"> Lisp </w:t>
+      </w:r>
+      <w:proofErr w:type="spellStart"/>
+      <w:r>
+        <w:rPr>
+          <w:rFonts w:ascii="Calibri" w:eastAsia="Times New Roman" w:hAnsi="Calibri" w:cs="Calibri"/>
+          <w:i/>
+          <w:iCs/>
+          <w:color w:val="333333"/>
+          <w:sz w:val="22"/>
+          <w:szCs w:val="22"/>
+          <w:lang w:val="es-ES"/>
+        </w:rPr>
+        <w:t>HyperSpec</w:t>
+      </w:r>
+      <w:proofErr w:type="spellEnd"/>
       <w:r>
         <w:rPr>
           <w:rFonts w:ascii="Calibri" w:eastAsia="Times New Roman" w:hAnsi="Calibri" w:cs="Calibri"/>
@@ -4530,8 +8240,9 @@
           <w:szCs w:val="22"/>
           <w:lang w:val="es-ES"/>
         </w:rPr>
-        <w:t xml:space="preserve"> (Steel Ban</w:t>
-      </w:r>
+        <w:t xml:space="preserve"> (Steel Bank </w:t>
+      </w:r>
+      <w:proofErr w:type="spellStart"/>
       <w:r>
         <w:rPr>
           <w:rFonts w:ascii="Calibri" w:eastAsia="Times New Roman" w:hAnsi="Calibri" w:cs="Calibri"/>
@@ -4540,7 +8251,18 @@
           <w:szCs w:val="22"/>
           <w:lang w:val="es-ES"/>
         </w:rPr>
-        <w:t>k Common Lisp).</w:t>
+        <w:t>Common</w:t>
+      </w:r>
+      <w:proofErr w:type="spellEnd"/>
+      <w:r>
+        <w:rPr>
+          <w:rFonts w:ascii="Calibri" w:eastAsia="Times New Roman" w:hAnsi="Calibri" w:cs="Calibri"/>
+          <w:color w:val="333333"/>
+          <w:sz w:val="22"/>
+          <w:szCs w:val="22"/>
+          <w:lang w:val="es-ES"/>
+        </w:rPr>
+        <w:t xml:space="preserve"> Lisp).</w:t>
       </w:r>
     </w:p>
     <w:p>
@@ -4560,6 +8282,7 @@
           <w:lang w:val="es-ES"/>
         </w:rPr>
       </w:pPr>
+      <w:proofErr w:type="spellStart"/>
       <w:r>
         <w:rPr>
           <w:rFonts w:ascii="Calibri" w:eastAsia="Times New Roman" w:hAnsi="Calibri" w:cs="Calibri"/>
@@ -4570,17 +8293,88 @@
           <w:szCs w:val="22"/>
           <w:lang w:val="es-ES"/>
         </w:rPr>
-        <w:t>Quicklisp Documentation</w:t>
-      </w:r>
-      <w:r>
-        <w:rPr>
-          <w:rFonts w:ascii="Calibri" w:eastAsia="Times New Roman" w:hAnsi="Calibri" w:cs="Calibri"/>
+        <w:t>Quicklisp</w:t>
+      </w:r>
+      <w:proofErr w:type="spellEnd"/>
+      <w:r>
+        <w:rPr>
+          <w:rFonts w:ascii="Calibri" w:eastAsia="Times New Roman" w:hAnsi="Calibri" w:cs="Calibri"/>
+          <w:i/>
+          <w:iCs/>
           <w:color w:val="333333"/>
           <w:sz w:val="22"/>
           <w:szCs w:val="22"/>
           <w:lang w:val="es-ES"/>
         </w:rPr>
-        <w:t xml:space="preserve"> (Quicklisp beta library manager).</w:t>
+        <w:t xml:space="preserve"> </w:t>
+      </w:r>
+      <w:proofErr w:type="spellStart"/>
+      <w:r>
+        <w:rPr>
+          <w:rFonts w:ascii="Calibri" w:eastAsia="Times New Roman" w:hAnsi="Calibri" w:cs="Calibri"/>
+          <w:i/>
+          <w:iCs/>
+          <w:color w:val="333333"/>
+          <w:sz w:val="22"/>
+          <w:szCs w:val="22"/>
+          <w:lang w:val="es-ES"/>
+        </w:rPr>
+        <w:t>Documentation</w:t>
+      </w:r>
+      <w:proofErr w:type="spellEnd"/>
+      <w:r>
+        <w:rPr>
+          <w:rFonts w:ascii="Calibri" w:eastAsia="Times New Roman" w:hAnsi="Calibri" w:cs="Calibri"/>
+          <w:color w:val="333333"/>
+          <w:sz w:val="22"/>
+          <w:szCs w:val="22"/>
+          <w:lang w:val="es-ES"/>
+        </w:rPr>
+        <w:t xml:space="preserve"> (</w:t>
+      </w:r>
+      <w:proofErr w:type="spellStart"/>
+      <w:r>
+        <w:rPr>
+          <w:rFonts w:ascii="Calibri" w:eastAsia="Times New Roman" w:hAnsi="Calibri" w:cs="Calibri"/>
+          <w:color w:val="333333"/>
+          <w:sz w:val="22"/>
+          <w:szCs w:val="22"/>
+          <w:lang w:val="es-ES"/>
+        </w:rPr>
+        <w:t>Quicklisp</w:t>
+      </w:r>
+      <w:proofErr w:type="spellEnd"/>
+      <w:r>
+        <w:rPr>
+          <w:rFonts w:ascii="Calibri" w:eastAsia="Times New Roman" w:hAnsi="Calibri" w:cs="Calibri"/>
+          <w:color w:val="333333"/>
+          <w:sz w:val="22"/>
+          <w:szCs w:val="22"/>
+          <w:lang w:val="es-ES"/>
+        </w:rPr>
+        <w:t xml:space="preserve"> beta </w:t>
+      </w:r>
+      <w:proofErr w:type="spellStart"/>
+      <w:r>
+        <w:rPr>
+          <w:rFonts w:ascii="Calibri" w:eastAsia="Times New Roman" w:hAnsi="Calibri" w:cs="Calibri"/>
+          <w:color w:val="333333"/>
+          <w:sz w:val="22"/>
+          <w:szCs w:val="22"/>
+          <w:lang w:val="es-ES"/>
+        </w:rPr>
+        <w:t>library</w:t>
+      </w:r>
+      <w:proofErr w:type="spellEnd"/>
+      <w:r>
+        <w:rPr>
+          <w:rFonts w:ascii="Calibri" w:eastAsia="Times New Roman" w:hAnsi="Calibri" w:cs="Calibri"/>
+          <w:color w:val="333333"/>
+          <w:sz w:val="22"/>
+          <w:szCs w:val="22"/>
+          <w:lang w:val="es-ES"/>
+        </w:rPr>
+        <w:t xml:space="preserve"> manager).</w:t>
       </w:r>
     </w:p>
     <w:p>
@@ -4610,17 +8404,97 @@
           <w:szCs w:val="22"/>
           <w:lang w:val="es-ES"/>
         </w:rPr>
-        <w:t>CL-JSON Documentation</w:t>
-      </w:r>
-      <w:r>
-        <w:rPr>
-          <w:rFonts w:ascii="Calibri" w:eastAsia="Times New Roman" w:hAnsi="Calibri" w:cs="Calibri"/>
+        <w:t xml:space="preserve">CL-JSON </w:t>
+      </w:r>
+      <w:proofErr w:type="spellStart"/>
+      <w:r>
+        <w:rPr>
+          <w:rFonts w:ascii="Calibri" w:eastAsia="Times New Roman" w:hAnsi="Calibri" w:cs="Calibri"/>
+          <w:i/>
+          <w:iCs/>
           <w:color w:val="333333"/>
           <w:sz w:val="22"/>
           <w:szCs w:val="22"/>
           <w:lang w:val="es-ES"/>
         </w:rPr>
-        <w:t xml:space="preserve"> (Common Lisp JSON library representation).</w:t>
+        <w:t>Documentation</w:t>
+      </w:r>
+      <w:proofErr w:type="spellEnd"/>
+      <w:r>
+        <w:rPr>
+          <w:rFonts w:ascii="Calibri" w:eastAsia="Times New Roman" w:hAnsi="Calibri" w:cs="Calibri"/>
+          <w:color w:val="333333"/>
+          <w:sz w:val="22"/>
+          <w:szCs w:val="22"/>
+          <w:lang w:val="es-ES"/>
+        </w:rPr>
+        <w:t xml:space="preserve"> (</w:t>
+      </w:r>
+      <w:proofErr w:type="spellStart"/>
+      <w:r>
+        <w:rPr>
+          <w:rFonts w:ascii="Calibri" w:eastAsia="Times New Roman" w:hAnsi="Calibri" w:cs="Calibri"/>
+          <w:color w:val="333333"/>
+          <w:sz w:val="22"/>
+          <w:szCs w:val="22"/>
+          <w:lang w:val="es-ES"/>
+        </w:rPr>
+        <w:t>Common</w:t>
+      </w:r>
+      <w:proofErr w:type="spellEnd"/>
+      <w:r>
+        <w:rPr>
+          <w:rFonts w:ascii="Calibri" w:eastAsia="Times New Roman" w:hAnsi="Calibri" w:cs="Calibri"/>
+          <w:color w:val="333333"/>
+          <w:sz w:val="22"/>
+          <w:szCs w:val="22"/>
+          <w:lang w:val="es-ES"/>
+        </w:rPr>
+        <w:t xml:space="preserve"> Lisp JSON </w:t>
+      </w:r>
+      <w:proofErr w:type="spellStart"/>
+      <w:r>
+        <w:rPr>
+          <w:rFonts w:ascii="Calibri" w:eastAsia="Times New Roman" w:hAnsi="Calibri" w:cs="Calibri"/>
+          <w:color w:val="333333"/>
+          <w:sz w:val="22"/>
+          <w:szCs w:val="22"/>
+          <w:lang w:val="es-ES"/>
+        </w:rPr>
+        <w:t>library</w:t>
+      </w:r>
+      <w:proofErr w:type="spellEnd"/>
+      <w:r>
+        <w:rPr>
+          <w:rFonts w:ascii="Calibri" w:eastAsia="Times New Roman" w:hAnsi="Calibri" w:cs="Calibri"/>
+          <w:color w:val="333333"/>
+          <w:sz w:val="22"/>
+          <w:szCs w:val="22"/>
+          <w:lang w:val="es-ES"/>
+        </w:rPr>
+        <w:t xml:space="preserve"> </w:t>
+      </w:r>
+      <w:proofErr w:type="spellStart"/>
+      <w:r>
+        <w:rPr>
+          <w:rFonts w:ascii="Calibri" w:eastAsia="Times New Roman" w:hAnsi="Calibri" w:cs="Calibri"/>
+          <w:color w:val="333333"/>
+          <w:sz w:val="22"/>
+          <w:szCs w:val="22"/>
+          <w:lang w:val="es-ES"/>
+        </w:rPr>
+        <w:t>representation</w:t>
+      </w:r>
+      <w:proofErr w:type="spellEnd"/>
+      <w:r>
+        <w:rPr>
+          <w:rFonts w:ascii="Calibri" w:eastAsia="Times New Roman" w:hAnsi="Calibri" w:cs="Calibri"/>
+          <w:color w:val="333333"/>
+          <w:sz w:val="22"/>
+          <w:szCs w:val="22"/>
+          <w:lang w:val="es-ES"/>
+        </w:rPr>
+        <w:t>).</w:t>
       </w:r>
     </w:p>
     <w:p>
@@ -4640,6 +8514,7 @@
           <w:lang w:val="es-ES"/>
         </w:rPr>
       </w:pPr>
+      <w:proofErr w:type="spellStart"/>
       <w:r>
         <w:rPr>
           <w:rFonts w:ascii="Calibri" w:eastAsia="Times New Roman" w:hAnsi="Calibri" w:cs="Calibri"/>
@@ -4650,17 +8525,158 @@
           <w:szCs w:val="22"/>
           <w:lang w:val="es-ES"/>
         </w:rPr>
-        <w:t>OCaml Official Documentation</w:t>
-      </w:r>
-      <w:r>
-        <w:rPr>
-          <w:rFonts w:ascii="Calibri" w:eastAsia="Times New Roman" w:hAnsi="Calibri" w:cs="Calibri"/>
+        <w:t>OCaml</w:t>
+      </w:r>
+      <w:proofErr w:type="spellEnd"/>
+      <w:r>
+        <w:rPr>
+          <w:rFonts w:ascii="Calibri" w:eastAsia="Times New Roman" w:hAnsi="Calibri" w:cs="Calibri"/>
+          <w:i/>
+          <w:iCs/>
           <w:color w:val="333333"/>
           <w:sz w:val="22"/>
           <w:szCs w:val="22"/>
           <w:lang w:val="es-ES"/>
         </w:rPr>
-        <w:t xml:space="preserve"> (The OCaml System User's Manual).</w:t>
+        <w:t xml:space="preserve"> </w:t>
+      </w:r>
+      <w:proofErr w:type="spellStart"/>
+      <w:r>
+        <w:rPr>
+          <w:rFonts w:ascii="Calibri" w:eastAsia="Times New Roman" w:hAnsi="Calibri" w:cs="Calibri"/>
+          <w:i/>
+          <w:iCs/>
+          <w:color w:val="333333"/>
+          <w:sz w:val="22"/>
+          <w:szCs w:val="22"/>
+          <w:lang w:val="es-ES"/>
+        </w:rPr>
+        <w:t>Official</w:t>
+      </w:r>
+      <w:proofErr w:type="spellEnd"/>
+      <w:r>
+        <w:rPr>
+          <w:rFonts w:ascii="Calibri" w:eastAsia="Times New Roman" w:hAnsi="Calibri" w:cs="Calibri"/>
+          <w:i/>
+          <w:iCs/>
+          <w:color w:val="333333"/>
+          <w:sz w:val="22"/>
+          <w:szCs w:val="22"/>
+          <w:lang w:val="es-ES"/>
+        </w:rPr>
+        <w:t xml:space="preserve"> </w:t>
+      </w:r>
+      <w:proofErr w:type="spellStart"/>
+      <w:r>
+        <w:rPr>
+          <w:rFonts w:ascii="Calibri" w:eastAsia="Times New Roman" w:hAnsi="Calibri" w:cs="Calibri"/>
+          <w:i/>
+          <w:iCs/>
+          <w:color w:val="333333"/>
+          <w:sz w:val="22"/>
+          <w:szCs w:val="22"/>
+          <w:lang w:val="es-ES"/>
+        </w:rPr>
+        <w:t>Documentation</w:t>
+      </w:r>
+      <w:proofErr w:type="spellEnd"/>
+      <w:r>
+        <w:rPr>
+          <w:rFonts w:ascii="Calibri" w:eastAsia="Times New Roman" w:hAnsi="Calibri" w:cs="Calibri"/>
+          <w:color w:val="333333"/>
+          <w:sz w:val="22"/>
+          <w:szCs w:val="22"/>
+          <w:lang w:val="es-ES"/>
+        </w:rPr>
+        <w:t xml:space="preserve"> (</w:t>
+      </w:r>
+      <w:proofErr w:type="spellStart"/>
+      <w:r>
+        <w:rPr>
+          <w:rFonts w:ascii="Calibri" w:eastAsia="Times New Roman" w:hAnsi="Calibri" w:cs="Calibri"/>
+          <w:color w:val="333333"/>
+          <w:sz w:val="22"/>
+          <w:szCs w:val="22"/>
+          <w:lang w:val="es-ES"/>
+        </w:rPr>
+        <w:t>The</w:t>
+      </w:r>
+      <w:proofErr w:type="spellEnd"/>
+      <w:r>
+        <w:rPr>
+          <w:rFonts w:ascii="Calibri" w:eastAsia="Times New Roman" w:hAnsi="Calibri" w:cs="Calibri"/>
+          <w:color w:val="333333"/>
+          <w:sz w:val="22"/>
+          <w:szCs w:val="22"/>
+          <w:lang w:val="es-ES"/>
+        </w:rPr>
+        <w:t xml:space="preserve"> </w:t>
+      </w:r>
+      <w:proofErr w:type="spellStart"/>
+      <w:r>
+        <w:rPr>
+          <w:rFonts w:ascii="Calibri" w:eastAsia="Times New Roman" w:hAnsi="Calibri" w:cs="Calibri"/>
+          <w:color w:val="333333"/>
+          <w:sz w:val="22"/>
+          <w:szCs w:val="22"/>
+          <w:lang w:val="es-ES"/>
+        </w:rPr>
+        <w:t>OCaml</w:t>
+      </w:r>
+      <w:proofErr w:type="spellEnd"/>
+      <w:r>
+        <w:rPr>
+          <w:rFonts w:ascii="Calibri" w:eastAsia="Times New Roman" w:hAnsi="Calibri" w:cs="Calibri"/>
+          <w:color w:val="333333"/>
+          <w:sz w:val="22"/>
+          <w:szCs w:val="22"/>
+          <w:lang w:val="es-ES"/>
+        </w:rPr>
+        <w:t xml:space="preserve"> </w:t>
+      </w:r>
+      <w:proofErr w:type="spellStart"/>
+      <w:r>
+        <w:rPr>
+          <w:rFonts w:ascii="Calibri" w:eastAsia="Times New Roman" w:hAnsi="Calibri" w:cs="Calibri"/>
+          <w:color w:val="333333"/>
+          <w:sz w:val="22"/>
+          <w:szCs w:val="22"/>
+          <w:lang w:val="es-ES"/>
+        </w:rPr>
+        <w:t>System</w:t>
+      </w:r>
+      <w:proofErr w:type="spellEnd"/>
+      <w:r>
+        <w:rPr>
+          <w:rFonts w:ascii="Calibri" w:eastAsia="Times New Roman" w:hAnsi="Calibri" w:cs="Calibri"/>
+          <w:color w:val="333333"/>
+          <w:sz w:val="22"/>
+          <w:szCs w:val="22"/>
+          <w:lang w:val="es-ES"/>
+        </w:rPr>
+        <w:t xml:space="preserve"> </w:t>
+      </w:r>
+      <w:proofErr w:type="spellStart"/>
+      <w:r>
+        <w:rPr>
+          <w:rFonts w:ascii="Calibri" w:eastAsia="Times New Roman" w:hAnsi="Calibri" w:cs="Calibri"/>
+          <w:color w:val="333333"/>
+          <w:sz w:val="22"/>
+          <w:szCs w:val="22"/>
+          <w:lang w:val="es-ES"/>
+        </w:rPr>
+        <w:t>User's</w:t>
+      </w:r>
+      <w:proofErr w:type="spellEnd"/>
+      <w:r>
+        <w:rPr>
+          <w:rFonts w:ascii="Calibri" w:eastAsia="Times New Roman" w:hAnsi="Calibri" w:cs="Calibri"/>
+          <w:color w:val="333333"/>
+          <w:sz w:val="22"/>
+          <w:szCs w:val="22"/>
+          <w:lang w:val="es-ES"/>
+        </w:rPr>
+        <w:t xml:space="preserve"> Manual).</w:t>
       </w:r>
     </w:p>
     <w:p>
@@ -4690,19 +8706,7 @@
           <w:szCs w:val="22"/>
           <w:lang w:val="es-ES"/>
         </w:rPr>
-        <w:t>Material de cátedra de Paradigmas y Lenguajes de Progr</w:t>
-      </w:r>
-      <w:r>
-        <w:rPr>
-          <w:rFonts w:ascii="Calibri" w:eastAsia="Times New Roman" w:hAnsi="Calibri" w:cs="Calibri"/>
-          <w:i/>
-          <w:iCs/>
-          <w:color w:val="333333"/>
-          <w:sz w:val="22"/>
-          <w:szCs w:val="22"/>
-          <w:lang w:val="es-ES"/>
-        </w:rPr>
-        <w:t>amación</w:t>
+        <w:t>Material de cátedra de Paradigmas y Lenguajes de Programación</w:t>
       </w:r>
       <w:r>
         <w:rPr>
@@ -4758,6 +8762,12 @@
     <w:sectPr>
       <w:pgSz w:w="11906" w:h="16838"/>
       <w:pgMar w:top="1417" w:right="1701" w:bottom="1417" w:left="1701" w:header="708" w:footer="708" w:gutter="0"/>
+      <w:pgBorders w:offsetFrom="page">
+        <w:top w:val="thinThickLargeGap" w:sz="24" w:space="24" w:color="4472C4" w:themeColor="accent1"/>
+        <w:left w:val="thinThickLargeGap" w:sz="24" w:space="24" w:color="4472C4" w:themeColor="accent1"/>
+        <w:bottom w:val="thickThinLargeGap" w:sz="24" w:space="24" w:color="4472C4" w:themeColor="accent1"/>
+        <w:right w:val="thickThinLargeGap" w:sz="24" w:space="24" w:color="4472C4" w:themeColor="accent1"/>
+      </w:pgBorders>
       <w:cols w:space="708"/>
       <w:docGrid w:linePitch="360"/>
     </w:sectPr>
@@ -4917,6 +8927,118 @@
     </w:lvl>
   </w:abstractNum>
   <w:abstractNum w:abstractNumId="1" w15:restartNumberingAfterBreak="0">
+    <w:nsid w:val="17E90730"/>
+    <w:multiLevelType w:val="hybridMultilevel"/>
+    <w:tmpl w:val="C8A27F84"/>
+    <w:lvl w:ilvl="0" w:tplc="CC345D96">
+      <w:numFmt w:val="bullet"/>
+      <w:lvlText w:val=""/>
+      <w:lvlJc w:val="left"/>
+      <w:pPr>
+        <w:ind w:left="720" w:hanging="360"/>
+      </w:pPr>
+      <w:rPr>
+        <w:rFonts w:ascii="Symbol" w:eastAsia="Times New Roman" w:hAnsi="Symbol" w:cs="Calibri" w:hint="default"/>
+      </w:rPr>
+    </w:lvl>
+    <w:lvl w:ilvl="1" w:tplc="2C0A0003" w:tentative="1">
+      <w:start w:val="1"/>
+      <w:numFmt w:val="bullet"/>
+      <w:lvlText w:val="o"/>
+      <w:lvlJc w:val="left"/>
+      <w:pPr>
+        <w:ind w:left="1440" w:hanging="360"/>
+      </w:pPr>
+      <w:rPr>
+        <w:rFonts w:ascii="Courier New" w:hAnsi="Courier New" w:cs="Courier New" w:hint="default"/>
+      </w:rPr>
+    </w:lvl>
+    <w:lvl w:ilvl="2" w:tplc="2C0A0005" w:tentative="1">
+      <w:start w:val="1"/>
+      <w:numFmt w:val="bullet"/>
+      <w:lvlText w:val=""/>
+      <w:lvlJc w:val="left"/>
+      <w:pPr>
+        <w:ind w:left="2160" w:hanging="360"/>
+      </w:pPr>
+      <w:rPr>
+        <w:rFonts w:ascii="Wingdings" w:hAnsi="Wingdings" w:hint="default"/>
+      </w:rPr>
+    </w:lvl>
+    <w:lvl w:ilvl="3" w:tplc="2C0A0001" w:tentative="1">
+      <w:start w:val="1"/>
+      <w:numFmt w:val="bullet"/>
+      <w:lvlText w:val=""/>
+      <w:lvlJc w:val="left"/>
+      <w:pPr>
+        <w:ind w:left="2880" w:hanging="360"/>
+      </w:pPr>
+      <w:rPr>
+        <w:rFonts w:ascii="Symbol" w:hAnsi="Symbol" w:hint="default"/>
+      </w:rPr>
+    </w:lvl>
+    <w:lvl w:ilvl="4" w:tplc="2C0A0003" w:tentative="1">
+      <w:start w:val="1"/>
+      <w:numFmt w:val="bullet"/>
+      <w:lvlText w:val="o"/>
+      <w:lvlJc w:val="left"/>
+      <w:pPr>
+        <w:ind w:left="3600" w:hanging="360"/>
+      </w:pPr>
+      <w:rPr>
+        <w:rFonts w:ascii="Courier New" w:hAnsi="Courier New" w:cs="Courier New" w:hint="default"/>
+      </w:rPr>
+    </w:lvl>
+    <w:lvl w:ilvl="5" w:tplc="2C0A0005" w:tentative="1">
+      <w:start w:val="1"/>
+      <w:numFmt w:val="bullet"/>
+      <w:lvlText w:val=""/>
+      <w:lvlJc w:val="left"/>
+      <w:pPr>
+        <w:ind w:left="4320" w:hanging="360"/>
+      </w:pPr>
+      <w:rPr>
+        <w:rFonts w:ascii="Wingdings" w:hAnsi="Wingdings" w:hint="default"/>
+      </w:rPr>
+    </w:lvl>
+    <w:lvl w:ilvl="6" w:tplc="2C0A0001" w:tentative="1">
+      <w:start w:val="1"/>
+      <w:numFmt w:val="bullet"/>
+      <w:lvlText w:val=""/>
+      <w:lvlJc w:val="left"/>
+      <w:pPr>
+        <w:ind w:left="5040" w:hanging="360"/>
+      </w:pPr>
+      <w:rPr>
+        <w:rFonts w:ascii="Symbol" w:hAnsi="Symbol" w:hint="default"/>
+      </w:rPr>
+    </w:lvl>
+    <w:lvl w:ilvl="7" w:tplc="2C0A0003" w:tentative="1">
+      <w:start w:val="1"/>
+      <w:numFmt w:val="bullet"/>
+      <w:lvlText w:val="o"/>
+      <w:lvlJc w:val="left"/>
+      <w:pPr>
+        <w:ind w:left="5760" w:hanging="360"/>
+      </w:pPr>
+      <w:rPr>
+        <w:rFonts w:ascii="Courier New" w:hAnsi="Courier New" w:cs="Courier New" w:hint="default"/>
+      </w:rPr>
+    </w:lvl>
+    <w:lvl w:ilvl="8" w:tplc="2C0A0005" w:tentative="1">
+      <w:start w:val="1"/>
+      <w:numFmt w:val="bullet"/>
+      <w:lvlText w:val=""/>
+      <w:lvlJc w:val="left"/>
+      <w:pPr>
+        <w:ind w:left="6480" w:hanging="360"/>
+      </w:pPr>
+      <w:rPr>
+        <w:rFonts w:ascii="Wingdings" w:hAnsi="Wingdings" w:hint="default"/>
+      </w:rPr>
+    </w:lvl>
+  </w:abstractNum>
+  <w:abstractNum w:abstractNumId="2" w15:restartNumberingAfterBreak="0">
     <w:nsid w:val="29B54E83"/>
     <w:multiLevelType w:val="multilevel"/>
     <w:tmpl w:val="83200430"/>
@@ -5065,7 +9187,7 @@
       </w:rPr>
     </w:lvl>
   </w:abstractNum>
-  <w:abstractNum w:abstractNumId="2" w15:restartNumberingAfterBreak="0">
+  <w:abstractNum w:abstractNumId="3" w15:restartNumberingAfterBreak="0">
     <w:nsid w:val="3BA91191"/>
     <w:multiLevelType w:val="multilevel"/>
     <w:tmpl w:val="17C2C000"/>
@@ -5214,7 +9336,7 @@
       </w:rPr>
     </w:lvl>
   </w:abstractNum>
-  <w:abstractNum w:abstractNumId="3" w15:restartNumberingAfterBreak="0">
+  <w:abstractNum w:abstractNumId="4" w15:restartNumberingAfterBreak="0">
     <w:nsid w:val="7FE84A14"/>
     <w:multiLevelType w:val="multilevel"/>
     <w:tmpl w:val="627228C8"/>
@@ -5364,16 +9486,19 @@
     </w:lvl>
   </w:abstractNum>
   <w:num w:numId="1">
-    <w:abstractNumId w:val="2"/>
+    <w:abstractNumId w:val="3"/>
   </w:num>
   <w:num w:numId="2">
-    <w:abstractNumId w:val="1"/>
+    <w:abstractNumId w:val="2"/>
   </w:num>
   <w:num w:numId="3">
     <w:abstractNumId w:val="0"/>
   </w:num>
   <w:num w:numId="4">
-    <w:abstractNumId w:val="3"/>
+    <w:abstractNumId w:val="4"/>
+  </w:num>
+  <w:num w:numId="5">
+    <w:abstractNumId w:val="1"/>
   </w:num>
 </w:numbering>
 </file>
@@ -5934,7 +10059,6 @@
     <w:basedOn w:val="Normal"/>
     <w:link w:val="HTMLconformatoprevioCar"/>
     <w:uiPriority w:val="99"/>
-    <w:semiHidden/>
     <w:unhideWhenUsed/>
     <w:pPr>
       <w:shd w:val="clear" w:color="auto" w:fill="1A202C"/>
@@ -5970,7 +10094,6 @@
     <w:basedOn w:val="Fuentedeprrafopredeter"/>
     <w:link w:val="HTMLconformatoprevio"/>
     <w:uiPriority w:val="99"/>
-    <w:semiHidden/>
     <w:rPr>
       <w:rFonts w:ascii="Consolas" w:eastAsiaTheme="minorEastAsia" w:hAnsi="Consolas"/>
     </w:rPr>
@@ -6012,8 +10135,8 @@
       <w:szCs w:val="22"/>
     </w:rPr>
   </w:style>
-  <w:style w:type="paragraph" w:customStyle="1" w:styleId="subtitle">
-    <w:name w:val="subtitle"/>
+  <w:style w:type="paragraph" w:customStyle="1" w:styleId="Subttulo1">
+    <w:name w:val="Subtítulo1"/>
     <w:basedOn w:val="Normal"/>
     <w:pPr>
       <w:spacing w:after="450"/>
@@ -6130,6 +10253,81 @@
       <w:color w:val="2F5496" w:themeColor="accent1" w:themeShade="BF"/>
       <w:sz w:val="24"/>
       <w:szCs w:val="24"/>
+    </w:rPr>
+  </w:style>
+  <w:style w:type="paragraph" w:styleId="TtuloTDC">
+    <w:name w:val="TOC Heading"/>
+    <w:basedOn w:val="Ttulo1"/>
+    <w:next w:val="Normal"/>
+    <w:uiPriority w:val="39"/>
+    <w:unhideWhenUsed/>
+    <w:qFormat/>
+    <w:rsid w:val="00B60D42"/>
+    <w:pPr>
+      <w:keepNext/>
+      <w:keepLines/>
+      <w:spacing w:before="240" w:beforeAutospacing="0" w:after="0" w:line="259" w:lineRule="auto"/>
+      <w:jc w:val="left"/>
+      <w:outlineLvl w:val="9"/>
+    </w:pPr>
+    <w:rPr>
+      <w:rFonts w:asciiTheme="majorHAnsi" w:eastAsiaTheme="majorEastAsia" w:hAnsiTheme="majorHAnsi" w:cstheme="majorBidi"/>
+      <w:b w:val="0"/>
+      <w:bCs w:val="0"/>
+      <w:caps w:val="0"/>
+      <w:color w:val="2F5496" w:themeColor="accent1" w:themeShade="BF"/>
+      <w:kern w:val="0"/>
+      <w:sz w:val="32"/>
+      <w:szCs w:val="32"/>
+    </w:rPr>
+  </w:style>
+  <w:style w:type="paragraph" w:styleId="TDC1">
+    <w:name w:val="toc 1"/>
+    <w:basedOn w:val="Normal"/>
+    <w:next w:val="Normal"/>
+    <w:autoRedefine/>
+    <w:uiPriority w:val="39"/>
+    <w:unhideWhenUsed/>
+    <w:rsid w:val="00B60D42"/>
+    <w:pPr>
+      <w:spacing w:after="100"/>
+    </w:pPr>
+  </w:style>
+  <w:style w:type="paragraph" w:styleId="TDC2">
+    <w:name w:val="toc 2"/>
+    <w:basedOn w:val="Normal"/>
+    <w:next w:val="Normal"/>
+    <w:autoRedefine/>
+    <w:uiPriority w:val="39"/>
+    <w:unhideWhenUsed/>
+    <w:rsid w:val="00B60D42"/>
+    <w:pPr>
+      <w:spacing w:after="100"/>
+      <w:ind w:left="240"/>
+    </w:pPr>
+  </w:style>
+  <w:style w:type="paragraph" w:styleId="TDC3">
+    <w:name w:val="toc 3"/>
+    <w:basedOn w:val="Normal"/>
+    <w:next w:val="Normal"/>
+    <w:autoRedefine/>
+    <w:uiPriority w:val="39"/>
+    <w:unhideWhenUsed/>
+    <w:rsid w:val="00B60D42"/>
+    <w:pPr>
+      <w:spacing w:after="100"/>
+      <w:ind w:left="480"/>
+    </w:pPr>
+  </w:style>
+  <w:style w:type="character" w:styleId="Hipervnculo">
+    <w:name w:val="Hyperlink"/>
+    <w:basedOn w:val="Fuentedeprrafopredeter"/>
+    <w:uiPriority w:val="99"/>
+    <w:unhideWhenUsed/>
+    <w:rsid w:val="00B60D42"/>
+    <w:rPr>
+      <w:color w:val="0563C1" w:themeColor="hyperlink"/>
+      <w:u w:val="single"/>
     </w:rPr>
   </w:style>
 </w:styles>
@@ -6428,4 +10626,16 @@
     </a:ext>
   </a:extLst>
 </a:theme>
+</file>
+
+<file path=customXml/item1.xml><?xml version="1.0" encoding="utf-8"?>
+<b:Sources xmlns:b="http://schemas.openxmlformats.org/officeDocument/2006/bibliography" xmlns="http://schemas.openxmlformats.org/officeDocument/2006/bibliography" SelectedStyle="\APASixthEditionOfficeOnline.xsl" StyleName="APA" Version="6"/>
+</file>
+
+<file path=customXml/itemProps1.xml><?xml version="1.0" encoding="utf-8"?>
+<ds:datastoreItem xmlns:ds="http://schemas.openxmlformats.org/officeDocument/2006/customXml" ds:itemID="{ED1F6813-5AEE-4C04-B3D6-DAF6904D0B38}">
+  <ds:schemaRefs>
+    <ds:schemaRef ds:uri="http://schemas.openxmlformats.org/officeDocument/2006/bibliography"/>
+  </ds:schemaRefs>
+</ds:datastoreItem>
 </file>